--- a/doc/CS673_MeetingMinutes_team1.docx
+++ b/doc/CS673_MeetingMinutes_team1.docx
@@ -143,7 +143,7 @@
           <w:between w:space="0" w:sz="0" w:val="nil"/>
         </w:pBdr>
         <w:shd w:fill="auto" w:val="clear"/>
-        <w:jc w:val="center"/>
+        <w:jc w:val="left"/>
         <w:rPr>
           <w:b w:val="1"/>
           <w:bCs w:val="1"/>
@@ -154,8 +154,14 @@
       </w:pPr>
       <w:r>
         <w:rPr>
-          <w:rtl w:val="0"/>
-        </w:rPr>
+          <w:b w:val="1"/>
+          <w:bCs w:val="1"/>
+          <w:sz w:val="24"/>
+          <w:szCs w:val="24"/>
+          <w:u w:val="single"/>
+          <w:rtl w:val="0"/>
+        </w:rPr>
+        <w:t xml:space="preserve">Meeting 4</w:t>
       </w:r>
     </w:p>
     <w:p>
@@ -189,49 +195,19 @@
     </w:p>
     <w:p>
       <w:pPr>
-        <w:rPr>
-          <w:b w:val="1"/>
-          <w:bCs w:val="1"/>
-        </w:rPr>
-      </w:pPr>
-      <w:r>
-        <w:rPr>
-          <w:rtl w:val="0"/>
-        </w:rPr>
-      </w:r>
-    </w:p>
-    <w:p>
-      <w:pPr>
-        <w:jc w:val="center"/>
-        <w:rPr>
-          <w:b w:val="1"/>
-          <w:bCs w:val="1"/>
-          <w:sz w:val="24"/>
-          <w:szCs w:val="24"/>
-        </w:rPr>
-      </w:pPr>
-      <w:r>
-        <w:rPr>
-          <w:b w:val="1"/>
-          <w:bCs w:val="1"/>
-          <w:rtl w:val="0"/>
-        </w:rPr>
-        <w:t xml:space="preserve"> </w:t>
-      </w:r>
-      <w:r>
-        <w:rPr>
-          <w:b w:val="1"/>
-          <w:bCs w:val="1"/>
-          <w:sz w:val="24"/>
-          <w:szCs w:val="24"/>
-          <w:rtl w:val="0"/>
-        </w:rPr>
-        <w:t xml:space="preserve">Meeting 2 </w:t>
-      </w:r>
-    </w:p>
-    <w:p>
-      <w:pPr>
-        <w:jc w:val="center"/>
+        <w:keepNext w:val="0"/>
+        <w:keepLines w:val="0"/>
+        <w:pageBreakBefore w:val="0"/>
+        <w:widowControl w:val="0"/>
+        <w:pBdr>
+          <w:top w:space="0" w:sz="0" w:val="nil"/>
+          <w:left w:space="0" w:sz="0" w:val="nil"/>
+          <w:bottom w:space="0" w:sz="0" w:val="nil"/>
+          <w:right w:space="0" w:sz="0" w:val="nil"/>
+          <w:between w:space="0" w:sz="0" w:val="nil"/>
+        </w:pBdr>
+        <w:shd w:fill="auto" w:val="clear"/>
+        <w:jc w:val="left"/>
         <w:rPr>
           <w:b w:val="1"/>
           <w:bCs w:val="1"/>
@@ -242,88 +218,109 @@
       </w:pPr>
       <w:r>
         <w:rPr>
-          <w:rtl w:val="0"/>
-        </w:rPr>
-      </w:r>
-    </w:p>
-    <w:p>
-      <w:pPr>
-        <w:rPr>
-          <w:sz w:val="24"/>
-          <w:szCs w:val="24"/>
-        </w:rPr>
-      </w:pPr>
-      <w:r>
-        <w:rPr>
-          <w:b w:val="1"/>
-          <w:bCs w:val="1"/>
-          <w:sz w:val="24"/>
-          <w:szCs w:val="24"/>
-          <w:rtl w:val="0"/>
-        </w:rPr>
-        <w:t xml:space="preserve">Date and Time:</w:t>
-      </w:r>
-      <w:r>
-        <w:rPr>
-          <w:sz w:val="24"/>
-          <w:szCs w:val="24"/>
-          <w:rtl w:val="0"/>
-        </w:rPr>
-        <w:t xml:space="preserve">  9/7/2026 11-12am</w:t>
-      </w:r>
-    </w:p>
-    <w:p>
-      <w:pPr>
-        <w:rPr>
-          <w:sz w:val="24"/>
-          <w:szCs w:val="24"/>
-        </w:rPr>
-      </w:pPr>
-      <w:r>
-        <w:rPr>
-          <w:b w:val="1"/>
-          <w:bCs w:val="1"/>
-          <w:sz w:val="24"/>
-          <w:szCs w:val="24"/>
-          <w:rtl w:val="0"/>
-        </w:rPr>
-        <w:t xml:space="preserve">Place</w:t>
-      </w:r>
-      <w:r>
-        <w:rPr>
-          <w:sz w:val="24"/>
-          <w:szCs w:val="24"/>
-          <w:rtl w:val="0"/>
-        </w:rPr>
-        <w:t xml:space="preserve">: Online-Zoom</w:t>
-      </w:r>
-    </w:p>
-    <w:p>
-      <w:pPr>
-        <w:rPr>
-          <w:b w:val="1"/>
-          <w:bCs w:val="1"/>
+          <w:b w:val="1"/>
+          <w:bCs w:val="1"/>
+          <w:sz w:val="24"/>
+          <w:szCs w:val="24"/>
           <w:u w:val="single"/>
-        </w:rPr>
-      </w:pPr>
-      <w:r>
-        <w:rPr>
-          <w:b w:val="1"/>
-          <w:bCs w:val="1"/>
-          <w:sz w:val="24"/>
-          <w:szCs w:val="24"/>
+          <w:rtl w:val="0"/>
+        </w:rPr>
+        <w:t xml:space="preserve">Data and Time: 9/20/2026 1 PM</w:t>
+      </w:r>
+    </w:p>
+    <w:p>
+      <w:pPr>
+        <w:keepNext w:val="0"/>
+        <w:keepLines w:val="0"/>
+        <w:pageBreakBefore w:val="0"/>
+        <w:widowControl w:val="0"/>
+        <w:pBdr>
+          <w:top w:space="0" w:sz="0" w:val="nil"/>
+          <w:left w:space="0" w:sz="0" w:val="nil"/>
+          <w:bottom w:space="0" w:sz="0" w:val="nil"/>
+          <w:right w:space="0" w:sz="0" w:val="nil"/>
+          <w:between w:space="0" w:sz="0" w:val="nil"/>
+        </w:pBdr>
+        <w:shd w:fill="auto" w:val="clear"/>
+        <w:jc w:val="left"/>
+        <w:rPr>
+          <w:b w:val="1"/>
+          <w:bCs w:val="1"/>
+          <w:sz w:val="24"/>
+          <w:szCs w:val="24"/>
+          <w:u w:val="single"/>
+        </w:rPr>
+      </w:pPr>
+      <w:r>
+        <w:rPr>
+          <w:b w:val="1"/>
+          <w:bCs w:val="1"/>
+          <w:sz w:val="24"/>
+          <w:szCs w:val="24"/>
+          <w:u w:val="single"/>
+          <w:rtl w:val="0"/>
+        </w:rPr>
+        <w:t xml:space="preserve">Place: Zoom</w:t>
+      </w:r>
+    </w:p>
+    <w:p>
+      <w:pPr>
+        <w:keepNext w:val="0"/>
+        <w:keepLines w:val="0"/>
+        <w:pageBreakBefore w:val="0"/>
+        <w:widowControl w:val="0"/>
+        <w:pBdr>
+          <w:top w:space="0" w:sz="0" w:val="nil"/>
+          <w:left w:space="0" w:sz="0" w:val="nil"/>
+          <w:bottom w:space="0" w:sz="0" w:val="nil"/>
+          <w:right w:space="0" w:sz="0" w:val="nil"/>
+          <w:between w:space="0" w:sz="0" w:val="nil"/>
+        </w:pBdr>
+        <w:shd w:fill="auto" w:val="clear"/>
+        <w:jc w:val="left"/>
+        <w:rPr>
+          <w:b w:val="1"/>
+          <w:bCs w:val="1"/>
+          <w:sz w:val="24"/>
+          <w:szCs w:val="24"/>
+          <w:u w:val="single"/>
+        </w:rPr>
+      </w:pPr>
+      <w:r>
+        <w:rPr>
+          <w:b w:val="1"/>
+          <w:bCs w:val="1"/>
+          <w:sz w:val="24"/>
+          <w:szCs w:val="24"/>
+          <w:u w:val="single"/>
           <w:rtl w:val="0"/>
         </w:rPr>
         <w:t xml:space="preserve">Participants:</w:t>
       </w:r>
-      <w:r>
-        <w:rPr>
-          <w:sz w:val="24"/>
-          <w:szCs w:val="24"/>
-          <w:rtl w:val="0"/>
-        </w:rPr>
-        <w:t xml:space="preserve"> </w:t>
-      </w:r>
+    </w:p>
+    <w:p>
+      <w:pPr>
+        <w:keepNext w:val="0"/>
+        <w:keepLines w:val="0"/>
+        <w:pageBreakBefore w:val="0"/>
+        <w:widowControl w:val="0"/>
+        <w:pBdr>
+          <w:top w:space="0" w:sz="0" w:val="nil"/>
+          <w:left w:space="0" w:sz="0" w:val="nil"/>
+          <w:bottom w:space="0" w:sz="0" w:val="nil"/>
+          <w:right w:space="0" w:sz="0" w:val="nil"/>
+          <w:between w:space="0" w:sz="0" w:val="nil"/>
+        </w:pBdr>
+        <w:shd w:fill="auto" w:val="clear"/>
+        <w:jc w:val="left"/>
+        <w:rPr>
+          <w:b w:val="1"/>
+          <w:bCs w:val="1"/>
+          <w:sz w:val="24"/>
+          <w:szCs w:val="24"/>
+          <w:u w:val="single"/>
+        </w:rPr>
+      </w:pPr>
       <w:r>
         <w:rPr>
           <w:rtl w:val="0"/>
@@ -477,7 +474,7 @@
           <w:szCs w:val="24"/>
           <w:rtl w:val="0"/>
         </w:rPr>
-        <w:t xml:space="preserve">Krizma Nagi</w:t>
+        <w:t xml:space="preserve">Andy Chang</w:t>
       </w:r>
     </w:p>
     <w:p>
@@ -503,1380 +500,634 @@
           <w:szCs w:val="24"/>
           <w:rtl w:val="0"/>
         </w:rPr>
-        <w:t xml:space="preserve">Krizma Nagi</w:t>
-      </w:r>
-    </w:p>
-    <w:p>
-      <w:pPr>
-        <w:rPr>
-          <w:sz w:val="24"/>
-          <w:szCs w:val="24"/>
-        </w:rPr>
-      </w:pPr>
-      <w:r>
-        <w:rPr>
-          <w:b w:val="1"/>
-          <w:bCs w:val="1"/>
-          <w:sz w:val="24"/>
-          <w:szCs w:val="24"/>
-          <w:rtl w:val="0"/>
-        </w:rPr>
-        <w:t xml:space="preserve">Purpose: </w:t>
-      </w:r>
-      <w:r>
-        <w:rPr>
-          <w:sz w:val="24"/>
-          <w:szCs w:val="24"/>
-          <w:rtl w:val="0"/>
-        </w:rPr>
-        <w:t xml:space="preserve">Discuss any information missed in previous meeting</w:t>
-      </w:r>
-    </w:p>
-    <w:p>
-      <w:pPr>
-        <w:rPr>
-          <w:sz w:val="24"/>
-          <w:szCs w:val="24"/>
-        </w:rPr>
-      </w:pPr>
-      <w:r>
-        <w:rPr>
-          <w:rtl w:val="0"/>
-        </w:rPr>
-      </w:r>
-    </w:p>
-    <w:p>
-      <w:pPr>
-        <w:rPr>
-          <w:b w:val="1"/>
-          <w:bCs w:val="1"/>
-          <w:sz w:val="24"/>
-          <w:szCs w:val="24"/>
-        </w:rPr>
-      </w:pPr>
-      <w:r>
-        <w:rPr>
-          <w:b w:val="1"/>
-          <w:bCs w:val="1"/>
-          <w:sz w:val="24"/>
-          <w:szCs w:val="24"/>
-          <w:rtl w:val="0"/>
-        </w:rPr>
-        <w:t xml:space="preserve">Agenda: No formal pre-set agenda was discussed, we just wanted to pick up where we left off on Sunday</w:t>
-      </w:r>
-    </w:p>
-    <w:p>
-      <w:pPr>
-        <w:rPr>
-          <w:b w:val="1"/>
-          <w:bCs w:val="1"/>
-          <w:sz w:val="24"/>
-          <w:szCs w:val="24"/>
-        </w:rPr>
-      </w:pPr>
-      <w:r>
-        <w:rPr>
-          <w:rtl w:val="0"/>
-        </w:rPr>
+        <w:t xml:space="preserve">Andy Chang</w:t>
+      </w:r>
+    </w:p>
+    <w:p>
+      <w:pPr>
+        <w:rPr>
+          <w:b w:val="1"/>
+          <w:bCs w:val="1"/>
+          <w:sz w:val="24"/>
+          <w:szCs w:val="24"/>
+        </w:rPr>
+      </w:pPr>
+      <w:r>
+        <w:rPr>
+          <w:b w:val="1"/>
+          <w:bCs w:val="1"/>
+          <w:sz w:val="24"/>
+          <w:szCs w:val="24"/>
+          <w:rtl w:val="0"/>
+        </w:rPr>
+        <w:t xml:space="preserve">Agenda: </w:t>
       </w:r>
     </w:p>
     <w:p>
       <w:pPr>
         <w:numPr>
           <w:ilvl w:val="0"/>
-          <w:numId w:val="3"/>
+          <w:numId w:val="8"/>
         </w:numPr>
         <w:ind w:left="720" w:hanging="360"/>
         <w:rPr>
-          <w:sz w:val="24"/>
-          <w:szCs w:val="24"/>
-        </w:rPr>
-      </w:pPr>
-      <w:r>
-        <w:rPr>
-          <w:sz w:val="24"/>
-          <w:szCs w:val="24"/>
-          <w:rtl w:val="0"/>
-        </w:rPr>
-        <w:t xml:space="preserve">Assign roles</w:t>
+          <w:b w:val="1"/>
+          <w:bCs w:val="1"/>
+          <w:sz w:val="24"/>
+          <w:szCs w:val="24"/>
+          <w:u w:val="none"/>
+        </w:rPr>
+      </w:pPr>
+      <w:r>
+        <w:rPr>
+          <w:b w:val="1"/>
+          <w:bCs w:val="1"/>
+          <w:sz w:val="24"/>
+          <w:szCs w:val="24"/>
+          <w:rtl w:val="0"/>
+        </w:rPr>
+        <w:t xml:space="preserve">Explain how to run the docker compose on each one’s machine</w:t>
       </w:r>
     </w:p>
     <w:p>
       <w:pPr>
         <w:numPr>
           <w:ilvl w:val="0"/>
-          <w:numId w:val="3"/>
+          <w:numId w:val="8"/>
         </w:numPr>
         <w:ind w:left="720" w:hanging="360"/>
         <w:rPr>
-          <w:sz w:val="24"/>
-          <w:szCs w:val="24"/>
-        </w:rPr>
-      </w:pPr>
-      <w:r>
-        <w:rPr>
-          <w:sz w:val="24"/>
-          <w:szCs w:val="24"/>
-          <w:rtl w:val="0"/>
-        </w:rPr>
-        <w:t xml:space="preserve">Discuss project topic more in depth</w:t>
-      </w:r>
-    </w:p>
-    <w:p>
-      <w:pPr>
+          <w:b w:val="1"/>
+          <w:bCs w:val="1"/>
+          <w:sz w:val="24"/>
+          <w:szCs w:val="24"/>
+          <w:u w:val="none"/>
+        </w:rPr>
+      </w:pPr>
+      <w:r>
+        <w:rPr>
+          <w:b w:val="1"/>
+          <w:bCs w:val="1"/>
+          <w:sz w:val="24"/>
+          <w:szCs w:val="24"/>
+          <w:rtl w:val="0"/>
+        </w:rPr>
+        <w:t xml:space="preserve">Discuss the necessary documents</w:t>
+      </w:r>
+    </w:p>
+    <w:p>
+      <w:pPr>
+        <w:widowControl w:val="1"/>
+        <w:rPr/>
+      </w:pPr>
+      <w:r>
+        <w:rPr>
+          <w:rtl w:val="0"/>
+        </w:rPr>
+        <w:t xml:space="preserve">The team discussed the current status and progress of their project, focusing on iteration one deliverables. They reviewed the SDD and STD documents, and Sara complimented Kimleng on the SDD. The group demonstrated the application's login functionality and troubleshooted issues with Docker setup and database connections. They decided to limit iteration one's scope to authentication and defer additional features to iteration two. Andy shared that the CI/CD pipeline for the API was set up using GitHub Actions. The team discussed the need for UI wireframes and agreed to include basic class diagrams and database design in the documentation. They also talked about the upcoming presentation and demo requirements. The conversation ended with plans to communicate asynchronously and update progress reports.</w:t>
+      </w:r>
+    </w:p>
+    <w:p>
+      <w:pPr>
+        <w:pStyle w:val="Heading2"/>
+        <w:keepNext w:val="1"/>
+        <w:keepLines w:val="1"/>
+        <w:widowControl w:val="1"/>
+        <w:spacing w:after="120" w:lineRule="auto"/>
+        <w:rPr>
+          <w:b w:val="0"/>
+          <w:bCs w:val="0"/>
+          <w:sz w:val="32"/>
+          <w:szCs w:val="32"/>
+        </w:rPr>
+      </w:pPr>
+      <w:bookmarkStart w:colFirst="0" w:colLast="0" w:name="_o6dzjxvkoa2u" w:id="0"/>
+      <w:bookmarkEnd w:id="0"/>
+      <w:r>
+        <w:rPr>
+          <w:b w:val="0"/>
+          <w:bCs w:val="0"/>
+          <w:sz w:val="32"/>
+          <w:szCs w:val="32"/>
+          <w:rtl w:val="0"/>
+        </w:rPr>
+        <w:t xml:space="preserve">Next steps</w:t>
+      </w:r>
+    </w:p>
+    <w:p>
+      <w:pPr>
+        <w:pStyle w:val="Heading3"/>
+        <w:keepNext w:val="1"/>
+        <w:keepLines w:val="1"/>
+        <w:widowControl w:val="1"/>
+        <w:spacing w:before="320" w:lineRule="auto"/>
+        <w:rPr>
+          <w:b w:val="0"/>
+          <w:bCs w:val="0"/>
+          <w:color w:val="434343"/>
+          <w:sz w:val="28"/>
+          <w:szCs w:val="28"/>
+        </w:rPr>
+      </w:pPr>
+      <w:bookmarkStart w:colFirst="0" w:colLast="0" w:name="_bwdexdersthq" w:id="1"/>
+      <w:bookmarkEnd w:id="1"/>
+      <w:r>
+        <w:rPr>
+          <w:b w:val="0"/>
+          <w:bCs w:val="0"/>
+          <w:color w:val="434343"/>
+          <w:sz w:val="28"/>
+          <w:szCs w:val="28"/>
+          <w:rtl w:val="0"/>
+        </w:rPr>
+        <w:t xml:space="preserve">Andy</w:t>
+      </w:r>
+    </w:p>
+    <w:p>
+      <w:pPr>
+        <w:widowControl w:val="1"/>
         <w:numPr>
           <w:ilvl w:val="0"/>
-          <w:numId w:val="3"/>
-        </w:numPr>
-        <w:spacing w:line="240" w:lineRule="auto"/>
-        <w:ind w:left="720" w:hanging="360"/>
-        <w:rPr>
-          <w:sz w:val="24"/>
-          <w:szCs w:val="24"/>
-        </w:rPr>
-      </w:pPr>
-      <w:r>
-        <w:rPr>
-          <w:sz w:val="24"/>
-          <w:szCs w:val="24"/>
-          <w:rtl w:val="0"/>
-        </w:rPr>
-        <w:t xml:space="preserve">Determine an approach/process to use</w:t>
-      </w:r>
-    </w:p>
-    <w:p>
-      <w:pPr>
+          <w:numId w:val="12"/>
+        </w:numPr>
+        <w:spacing w:after="0" w:afterAutospacing="0" w:before="240" w:lineRule="auto"/>
+        <w:ind w:left="360"/>
+      </w:pPr>
+      <w:r>
+        <w:rPr>
+          <w:rtl w:val="0"/>
+        </w:rPr>
+        <w:t xml:space="preserve">Send the Iteration 0 slide deck source file to Italia via Discord.</w:t>
+      </w:r>
+    </w:p>
+    <w:p>
+      <w:pPr>
+        <w:widowControl w:val="1"/>
         <w:numPr>
           <w:ilvl w:val="0"/>
-          <w:numId w:val="3"/>
-        </w:numPr>
-        <w:spacing w:line="240" w:lineRule="auto"/>
-        <w:ind w:left="720" w:hanging="360"/>
-        <w:rPr>
-          <w:sz w:val="24"/>
-          <w:szCs w:val="24"/>
-        </w:rPr>
-      </w:pPr>
-      <w:r>
-        <w:rPr>
-          <w:sz w:val="24"/>
-          <w:szCs w:val="24"/>
-          <w:rtl w:val="0"/>
-        </w:rPr>
-        <w:t xml:space="preserve">Brainstorm requirements</w:t>
-      </w:r>
-    </w:p>
-    <w:p>
-      <w:pPr>
+          <w:numId w:val="12"/>
+        </w:numPr>
+        <w:spacing w:after="0" w:afterAutospacing="0" w:before="0" w:beforeAutospacing="0" w:lineRule="auto"/>
+        <w:ind w:left="360"/>
+      </w:pPr>
+      <w:r>
+        <w:rPr>
+          <w:rtl w:val="0"/>
+        </w:rPr>
+        <w:t xml:space="preserve">Create the GitHub Actions pipeline for the frontend today after the meeting.</w:t>
+      </w:r>
+    </w:p>
+    <w:p>
+      <w:pPr>
+        <w:widowControl w:val="1"/>
         <w:numPr>
           <w:ilvl w:val="0"/>
-          <w:numId w:val="3"/>
-        </w:numPr>
-        <w:spacing w:line="240" w:lineRule="auto"/>
-        <w:ind w:left="720" w:hanging="360"/>
-        <w:rPr>
-          <w:sz w:val="24"/>
-          <w:szCs w:val="24"/>
-        </w:rPr>
-      </w:pPr>
-      <w:r>
-        <w:rPr>
-          <w:sz w:val="24"/>
-          <w:szCs w:val="24"/>
-          <w:rtl w:val="0"/>
-        </w:rPr>
-        <w:t xml:space="preserve">Finalize meeting time/communication plans</w:t>
-      </w:r>
-    </w:p>
-    <w:p>
-      <w:pPr>
+          <w:numId w:val="12"/>
+        </w:numPr>
+        <w:spacing w:after="240" w:before="0" w:beforeAutospacing="0" w:lineRule="auto"/>
+        <w:ind w:left="360"/>
+      </w:pPr>
+      <w:r>
+        <w:rPr>
+          <w:rtl w:val="0"/>
+        </w:rPr>
+        <w:t xml:space="preserve">Figure out the deployment configuration (where and when to deploy) today or tomorrow.</w:t>
+      </w:r>
+    </w:p>
+    <w:p>
+      <w:pPr>
+        <w:pStyle w:val="Heading3"/>
+        <w:keepNext w:val="1"/>
+        <w:keepLines w:val="1"/>
+        <w:widowControl w:val="1"/>
+        <w:spacing w:before="320" w:lineRule="auto"/>
+        <w:rPr>
+          <w:b w:val="0"/>
+          <w:bCs w:val="0"/>
+          <w:color w:val="434343"/>
+          <w:sz w:val="28"/>
+          <w:szCs w:val="28"/>
+        </w:rPr>
+      </w:pPr>
+      <w:bookmarkStart w:colFirst="0" w:colLast="0" w:name="_l1q1imadymug" w:id="2"/>
+      <w:bookmarkEnd w:id="2"/>
+      <w:r>
+        <w:rPr>
+          <w:b w:val="0"/>
+          <w:bCs w:val="0"/>
+          <w:color w:val="434343"/>
+          <w:sz w:val="28"/>
+          <w:szCs w:val="28"/>
+          <w:rtl w:val="0"/>
+        </w:rPr>
+        <w:t xml:space="preserve">Italia</w:t>
+      </w:r>
+    </w:p>
+    <w:p>
+      <w:pPr>
+        <w:widowControl w:val="1"/>
         <w:numPr>
           <w:ilvl w:val="0"/>
-          <w:numId w:val="3"/>
-        </w:numPr>
-        <w:spacing w:line="240" w:lineRule="auto"/>
-        <w:ind w:left="720" w:hanging="360"/>
-        <w:rPr>
-          <w:sz w:val="24"/>
-          <w:szCs w:val="24"/>
-        </w:rPr>
-      </w:pPr>
-      <w:r>
-        <w:rPr>
-          <w:sz w:val="24"/>
-          <w:szCs w:val="24"/>
-          <w:rtl w:val="0"/>
-        </w:rPr>
-        <w:t xml:space="preserve">GitHub access issues/permissions</w:t>
-      </w:r>
-    </w:p>
-    <w:p>
-      <w:pPr>
+          <w:numId w:val="13"/>
+        </w:numPr>
+        <w:spacing w:after="0" w:afterAutospacing="0" w:before="240" w:lineRule="auto"/>
+        <w:ind w:left="360"/>
+      </w:pPr>
+      <w:r>
+        <w:rPr>
+          <w:rtl w:val="0"/>
+        </w:rPr>
+        <w:t xml:space="preserve">Update the Iteration 0 slide deck for the Iteration 1 presentation and demo.</w:t>
+      </w:r>
+    </w:p>
+    <w:p>
+      <w:pPr>
+        <w:widowControl w:val="1"/>
         <w:numPr>
           <w:ilvl w:val="0"/>
-          <w:numId w:val="3"/>
-        </w:numPr>
-        <w:spacing w:line="240" w:lineRule="auto"/>
-        <w:ind w:left="720" w:hanging="360"/>
-        <w:rPr>
-          <w:sz w:val="24"/>
-          <w:szCs w:val="24"/>
-        </w:rPr>
-      </w:pPr>
-      <w:r>
-        <w:rPr>
-          <w:sz w:val="24"/>
-          <w:szCs w:val="24"/>
-          <w:rtl w:val="0"/>
-        </w:rPr>
-        <w:t xml:space="preserve">Project scope/technical direction</w:t>
-      </w:r>
-    </w:p>
-    <w:p>
-      <w:pPr>
+          <w:numId w:val="13"/>
+        </w:numPr>
+        <w:spacing w:after="240" w:before="0" w:beforeAutospacing="0" w:lineRule="auto"/>
+        <w:ind w:left="360"/>
+      </w:pPr>
+      <w:r>
+        <w:rPr>
+          <w:rtl w:val="0"/>
+        </w:rPr>
+        <w:t xml:space="preserve">Finish updating the STD document by Monday, including adding system test cases as sub-issues in GitHub.</w:t>
+      </w:r>
+    </w:p>
+    <w:p>
+      <w:pPr>
+        <w:pStyle w:val="Heading3"/>
+        <w:keepNext w:val="1"/>
+        <w:keepLines w:val="1"/>
+        <w:widowControl w:val="1"/>
+        <w:spacing w:before="320" w:lineRule="auto"/>
+        <w:rPr>
+          <w:b w:val="0"/>
+          <w:bCs w:val="0"/>
+          <w:color w:val="434343"/>
+          <w:sz w:val="28"/>
+          <w:szCs w:val="28"/>
+        </w:rPr>
+      </w:pPr>
+      <w:bookmarkStart w:colFirst="0" w:colLast="0" w:name="_tnjuc8mlgny6" w:id="3"/>
+      <w:bookmarkEnd w:id="3"/>
+      <w:r>
+        <w:rPr>
+          <w:b w:val="0"/>
+          <w:bCs w:val="0"/>
+          <w:color w:val="434343"/>
+          <w:sz w:val="28"/>
+          <w:szCs w:val="28"/>
+          <w:rtl w:val="0"/>
+        </w:rPr>
+        <w:t xml:space="preserve">Kimleng</w:t>
+      </w:r>
+    </w:p>
+    <w:p>
+      <w:pPr>
+        <w:widowControl w:val="1"/>
         <w:numPr>
           <w:ilvl w:val="0"/>
-          <w:numId w:val="3"/>
-        </w:numPr>
-        <w:spacing w:line="240" w:lineRule="auto"/>
-        <w:ind w:left="720" w:hanging="360"/>
-        <w:rPr>
-          <w:sz w:val="24"/>
-          <w:szCs w:val="24"/>
-        </w:rPr>
-      </w:pPr>
-      <w:r>
-        <w:rPr>
-          <w:sz w:val="24"/>
-          <w:szCs w:val="24"/>
-          <w:rtl w:val="0"/>
-        </w:rPr>
-        <w:t xml:space="preserve">Team responsibilities for iteration 0</w:t>
-      </w:r>
-    </w:p>
-    <w:p>
-      <w:pPr>
+          <w:numId w:val="5"/>
+        </w:numPr>
+        <w:spacing w:after="240" w:before="240" w:lineRule="auto"/>
+        <w:ind w:left="360"/>
+      </w:pPr>
+      <w:r>
+        <w:rPr>
+          <w:rtl w:val="0"/>
+        </w:rPr>
+        <w:t xml:space="preserve">Update the SDD document to include a note about the entire database structure being created, and clarify that implementation for using the tables is coming in future iterations.</w:t>
+      </w:r>
+    </w:p>
+    <w:p>
+      <w:pPr>
+        <w:pStyle w:val="Heading3"/>
+        <w:keepNext w:val="1"/>
+        <w:keepLines w:val="1"/>
+        <w:widowControl w:val="1"/>
+        <w:spacing w:before="320" w:lineRule="auto"/>
+        <w:rPr>
+          <w:b w:val="0"/>
+          <w:bCs w:val="0"/>
+          <w:color w:val="434343"/>
+          <w:sz w:val="28"/>
+          <w:szCs w:val="28"/>
+        </w:rPr>
+      </w:pPr>
+      <w:bookmarkStart w:colFirst="0" w:colLast="0" w:name="_d37dee3j4quw" w:id="4"/>
+      <w:bookmarkEnd w:id="4"/>
+      <w:r>
+        <w:rPr>
+          <w:b w:val="0"/>
+          <w:bCs w:val="0"/>
+          <w:color w:val="434343"/>
+          <w:sz w:val="28"/>
+          <w:szCs w:val="28"/>
+          <w:rtl w:val="0"/>
+        </w:rPr>
+        <w:t xml:space="preserve">Sara</w:t>
+      </w:r>
+    </w:p>
+    <w:p>
+      <w:pPr>
+        <w:widowControl w:val="1"/>
         <w:numPr>
           <w:ilvl w:val="0"/>
-          <w:numId w:val="3"/>
-        </w:numPr>
-        <w:spacing w:line="240" w:lineRule="auto"/>
-        <w:ind w:left="720" w:hanging="360"/>
-        <w:rPr>
-          <w:sz w:val="24"/>
-          <w:szCs w:val="24"/>
-        </w:rPr>
-      </w:pPr>
-      <w:r>
-        <w:rPr>
-          <w:sz w:val="24"/>
-          <w:szCs w:val="24"/>
-          <w:rtl w:val="0"/>
-        </w:rPr>
-        <w:t xml:space="preserve">Project tracker and documentation setup</w:t>
-      </w:r>
-    </w:p>
-    <w:p>
-      <w:pPr>
-        <w:rPr>
-          <w:sz w:val="24"/>
-          <w:szCs w:val="24"/>
-        </w:rPr>
-      </w:pPr>
-      <w:r>
-        <w:rPr>
-          <w:rtl w:val="0"/>
-        </w:rPr>
-      </w:r>
-    </w:p>
-    <w:p>
-      <w:pPr>
-        <w:rPr>
-          <w:sz w:val="24"/>
-          <w:szCs w:val="24"/>
-        </w:rPr>
-      </w:pPr>
-      <w:r>
-        <w:rPr>
-          <w:rtl w:val="0"/>
-        </w:rPr>
-      </w:r>
-    </w:p>
-    <w:p>
-      <w:pPr>
-        <w:rPr>
-          <w:b w:val="1"/>
-          <w:bCs w:val="1"/>
-          <w:sz w:val="24"/>
-          <w:szCs w:val="24"/>
-        </w:rPr>
-      </w:pPr>
-      <w:r>
-        <w:rPr>
-          <w:b w:val="1"/>
-          <w:bCs w:val="1"/>
-          <w:sz w:val="24"/>
-          <w:szCs w:val="24"/>
-          <w:rtl w:val="0"/>
-        </w:rPr>
-        <w:t xml:space="preserve">Discussions:</w:t>
-      </w:r>
-    </w:p>
-    <w:p>
-      <w:pPr>
+          <w:numId w:val="16"/>
+        </w:numPr>
+        <w:spacing w:after="0" w:afterAutospacing="0" w:before="240" w:lineRule="auto"/>
+        <w:ind w:left="360"/>
+      </w:pPr>
+      <w:r>
+        <w:rPr>
+          <w:rtl w:val="0"/>
+        </w:rPr>
+        <w:t xml:space="preserve">Update the SPPP document to reflect the scope of Iteration 1, moving the web checkout interface baseline and product catalog API to Iteration 2, and provide a short explanation for the scope change.</w:t>
+      </w:r>
+    </w:p>
+    <w:p>
+      <w:pPr>
+        <w:widowControl w:val="1"/>
+        <w:numPr>
+          <w:ilvl w:val="0"/>
+          <w:numId w:val="16"/>
+        </w:numPr>
+        <w:spacing w:after="240" w:before="0" w:beforeAutospacing="0" w:lineRule="auto"/>
+        <w:ind w:left="360"/>
+      </w:pPr>
+      <w:r>
+        <w:rPr>
+          <w:rtl w:val="0"/>
+        </w:rPr>
+        <w:t xml:space="preserve">Fill out the security design section in the SDD document.</w:t>
+      </w:r>
+    </w:p>
+    <w:p>
+      <w:pPr>
+        <w:pStyle w:val="Heading3"/>
+        <w:keepNext w:val="1"/>
+        <w:keepLines w:val="1"/>
+        <w:widowControl w:val="1"/>
+        <w:spacing w:before="320" w:lineRule="auto"/>
+        <w:rPr>
+          <w:b w:val="0"/>
+          <w:bCs w:val="0"/>
+          <w:color w:val="434343"/>
+          <w:sz w:val="28"/>
+          <w:szCs w:val="28"/>
+        </w:rPr>
+      </w:pPr>
+      <w:bookmarkStart w:colFirst="0" w:colLast="0" w:name="_siwrt9yncipj" w:id="5"/>
+      <w:bookmarkEnd w:id="5"/>
+      <w:r>
+        <w:rPr>
+          <w:b w:val="0"/>
+          <w:bCs w:val="0"/>
+          <w:color w:val="434343"/>
+          <w:sz w:val="28"/>
+          <w:szCs w:val="28"/>
+          <w:rtl w:val="0"/>
+        </w:rPr>
+        <w:t xml:space="preserve">Collaboration</w:t>
+      </w:r>
+    </w:p>
+    <w:p>
+      <w:pPr>
+        <w:widowControl w:val="1"/>
         <w:numPr>
           <w:ilvl w:val="0"/>
           <w:numId w:val="9"/>
         </w:numPr>
-        <w:ind w:left="720" w:hanging="360"/>
-        <w:rPr>
-          <w:sz w:val="24"/>
-          <w:szCs w:val="24"/>
-        </w:rPr>
-      </w:pPr>
-      <w:r>
-        <w:rPr>
-          <w:sz w:val="24"/>
-          <w:szCs w:val="24"/>
-          <w:rtl w:val="0"/>
-        </w:rPr>
-        <w:t xml:space="preserve">Github repo access</w:t>
-      </w:r>
-    </w:p>
-    <w:p>
-      <w:pPr>
-        <w:numPr>
-          <w:ilvl w:val="1"/>
-          <w:numId w:val="9"/>
-        </w:numPr>
-        <w:ind w:left="1440" w:hanging="360"/>
-        <w:rPr>
-          <w:sz w:val="24"/>
-          <w:szCs w:val="24"/>
-        </w:rPr>
-      </w:pPr>
-      <w:r>
-        <w:rPr>
-          <w:sz w:val="24"/>
-          <w:szCs w:val="24"/>
-          <w:rtl w:val="0"/>
-        </w:rPr>
-        <w:t xml:space="preserve">Krizma and Italia had yet to receive access for github</w:t>
-      </w:r>
-    </w:p>
-    <w:p>
-      <w:pPr>
+        <w:spacing w:after="0" w:afterAutospacing="0" w:before="240" w:lineRule="auto"/>
+        <w:ind w:left="360"/>
+      </w:pPr>
+      <w:r>
+        <w:rPr>
+          <w:rtl w:val="0"/>
+        </w:rPr>
+        <w:t xml:space="preserve">All: Update your progress reports by tomorrow evening.</w:t>
+      </w:r>
+    </w:p>
+    <w:p>
+      <w:pPr>
+        <w:widowControl w:val="1"/>
         <w:numPr>
           <w:ilvl w:val="0"/>
           <w:numId w:val="9"/>
         </w:numPr>
-        <w:ind w:left="720" w:hanging="360"/>
-        <w:rPr>
-          <w:sz w:val="24"/>
-          <w:szCs w:val="24"/>
-        </w:rPr>
-      </w:pPr>
-      <w:r>
-        <w:rPr>
-          <w:sz w:val="24"/>
-          <w:szCs w:val="24"/>
-          <w:rtl w:val="0"/>
-        </w:rPr>
-        <w:t xml:space="preserve">Project role assignments ~ confirmed</w:t>
-      </w:r>
-    </w:p>
-    <w:p>
-      <w:pPr>
-        <w:numPr>
-          <w:ilvl w:val="1"/>
-          <w:numId w:val="9"/>
-        </w:numPr>
-        <w:ind w:left="1440" w:hanging="360"/>
-        <w:rPr>
-          <w:sz w:val="24"/>
-          <w:szCs w:val="24"/>
-        </w:rPr>
-      </w:pPr>
-      <w:r>
-        <w:rPr>
-          <w:sz w:val="24"/>
-          <w:szCs w:val="24"/>
-          <w:rtl w:val="0"/>
-        </w:rPr>
-        <w:t xml:space="preserve">Sara: Team lead &amp; security</w:t>
-      </w:r>
-    </w:p>
-    <w:p>
-      <w:pPr>
-        <w:numPr>
-          <w:ilvl w:val="1"/>
-          <w:numId w:val="9"/>
-        </w:numPr>
-        <w:ind w:left="1440" w:hanging="360"/>
-        <w:rPr>
-          <w:sz w:val="24"/>
-          <w:szCs w:val="24"/>
-        </w:rPr>
-      </w:pPr>
-      <w:r>
-        <w:rPr>
-          <w:sz w:val="24"/>
-          <w:szCs w:val="24"/>
-          <w:rtl w:val="0"/>
-        </w:rPr>
-        <w:t xml:space="preserve">Krizma: Requirements</w:t>
-      </w:r>
-    </w:p>
-    <w:p>
-      <w:pPr>
-        <w:numPr>
-          <w:ilvl w:val="1"/>
-          <w:numId w:val="9"/>
-        </w:numPr>
-        <w:ind w:left="1440" w:hanging="360"/>
-        <w:rPr>
-          <w:sz w:val="24"/>
-          <w:szCs w:val="24"/>
-        </w:rPr>
-      </w:pPr>
-      <w:r>
-        <w:rPr>
-          <w:sz w:val="24"/>
-          <w:szCs w:val="24"/>
-          <w:rtl w:val="0"/>
-        </w:rPr>
-        <w:t xml:space="preserve">Kimleng: design &amp; implementation</w:t>
-      </w:r>
-    </w:p>
-    <w:p>
-      <w:pPr>
-        <w:numPr>
-          <w:ilvl w:val="1"/>
-          <w:numId w:val="9"/>
-        </w:numPr>
-        <w:ind w:left="1440" w:hanging="360"/>
-        <w:rPr>
-          <w:sz w:val="24"/>
-          <w:szCs w:val="24"/>
-        </w:rPr>
-      </w:pPr>
-      <w:r>
-        <w:rPr>
-          <w:sz w:val="24"/>
-          <w:szCs w:val="24"/>
-          <w:rtl w:val="0"/>
-        </w:rPr>
-        <w:t xml:space="preserve">Andy: configuration</w:t>
-      </w:r>
-    </w:p>
-    <w:p>
-      <w:pPr>
-        <w:numPr>
-          <w:ilvl w:val="1"/>
-          <w:numId w:val="9"/>
-        </w:numPr>
-        <w:ind w:left="1440" w:hanging="360"/>
-        <w:rPr>
-          <w:sz w:val="24"/>
-          <w:szCs w:val="24"/>
-        </w:rPr>
-      </w:pPr>
-      <w:r>
-        <w:rPr>
-          <w:sz w:val="24"/>
-          <w:szCs w:val="24"/>
-          <w:rtl w:val="0"/>
-        </w:rPr>
-        <w:t xml:space="preserve">Italia: QA</w:t>
-      </w:r>
-    </w:p>
-    <w:p>
-      <w:pPr>
-        <w:numPr>
-          <w:ilvl w:val="0"/>
-          <w:numId w:val="9"/>
-        </w:numPr>
-        <w:ind w:left="720" w:hanging="360"/>
-        <w:rPr>
-          <w:sz w:val="24"/>
-          <w:szCs w:val="24"/>
-        </w:rPr>
-      </w:pPr>
-      <w:r>
-        <w:rPr>
-          <w:sz w:val="24"/>
-          <w:szCs w:val="24"/>
-          <w:rtl w:val="0"/>
-        </w:rPr>
-        <w:t xml:space="preserve">Project Scope/technical direction</w:t>
-      </w:r>
-    </w:p>
-    <w:p>
-      <w:pPr>
-        <w:numPr>
-          <w:ilvl w:val="1"/>
-          <w:numId w:val="9"/>
-        </w:numPr>
-        <w:ind w:left="1440" w:hanging="360"/>
-        <w:rPr>
-          <w:sz w:val="24"/>
-          <w:szCs w:val="24"/>
-        </w:rPr>
-      </w:pPr>
-      <w:r>
-        <w:rPr>
-          <w:sz w:val="24"/>
-          <w:szCs w:val="24"/>
-          <w:rtl w:val="0"/>
-        </w:rPr>
-        <w:t xml:space="preserve">Project will convert Kimleng’s existing console POS application into a web application using Spring Book (backend) and Angular (frontend)</w:t>
-      </w:r>
-    </w:p>
-    <w:p>
-      <w:pPr>
-        <w:numPr>
-          <w:ilvl w:val="0"/>
-          <w:numId w:val="9"/>
-        </w:numPr>
-        <w:ind w:left="720" w:hanging="360"/>
-        <w:rPr>
-          <w:sz w:val="24"/>
-          <w:szCs w:val="24"/>
-        </w:rPr>
-      </w:pPr>
-      <w:r>
-        <w:rPr>
-          <w:sz w:val="24"/>
-          <w:szCs w:val="24"/>
-          <w:rtl w:val="0"/>
-        </w:rPr>
-        <w:t xml:space="preserve">Team Responsibilities</w:t>
-      </w:r>
-    </w:p>
-    <w:p>
-      <w:pPr>
-        <w:numPr>
-          <w:ilvl w:val="1"/>
-          <w:numId w:val="9"/>
-        </w:numPr>
-        <w:ind w:left="1440" w:hanging="360"/>
-        <w:rPr>
-          <w:sz w:val="24"/>
-          <w:szCs w:val="24"/>
-        </w:rPr>
-      </w:pPr>
-      <w:r>
-        <w:rPr>
-          <w:sz w:val="24"/>
-          <w:szCs w:val="24"/>
-          <w:rtl w:val="0"/>
-        </w:rPr>
-        <w:t xml:space="preserve">Krizma: Meeting minutes &amp; progress report</w:t>
-      </w:r>
-    </w:p>
-    <w:p>
-      <w:pPr>
-        <w:numPr>
-          <w:ilvl w:val="1"/>
-          <w:numId w:val="9"/>
-        </w:numPr>
-        <w:ind w:left="1440" w:hanging="360"/>
-        <w:rPr>
-          <w:sz w:val="24"/>
-          <w:szCs w:val="24"/>
-        </w:rPr>
-      </w:pPr>
-      <w:r>
-        <w:rPr>
-          <w:sz w:val="24"/>
-          <w:szCs w:val="24"/>
-          <w:rtl w:val="0"/>
-        </w:rPr>
-        <w:t xml:space="preserve">Kimleng: risk management doc</w:t>
-      </w:r>
-    </w:p>
-    <w:p>
-      <w:pPr>
-        <w:numPr>
-          <w:ilvl w:val="1"/>
-          <w:numId w:val="9"/>
-        </w:numPr>
-        <w:ind w:left="1440" w:hanging="360"/>
-        <w:rPr>
-          <w:sz w:val="24"/>
-          <w:szCs w:val="24"/>
-        </w:rPr>
-      </w:pPr>
-      <w:r>
-        <w:rPr>
-          <w:sz w:val="24"/>
-          <w:szCs w:val="24"/>
-          <w:rtl w:val="0"/>
-        </w:rPr>
-        <w:t xml:space="preserve">Sara: SPPP</w:t>
-      </w:r>
-    </w:p>
-    <w:p>
-      <w:pPr>
-        <w:numPr>
-          <w:ilvl w:val="1"/>
-          <w:numId w:val="9"/>
-        </w:numPr>
-        <w:ind w:left="1440" w:hanging="360"/>
-        <w:rPr>
-          <w:sz w:val="24"/>
-          <w:szCs w:val="24"/>
-        </w:rPr>
-      </w:pPr>
-      <w:r>
-        <w:rPr>
-          <w:sz w:val="24"/>
-          <w:szCs w:val="24"/>
-          <w:rtl w:val="0"/>
-        </w:rPr>
-        <w:t xml:space="preserve">Andy: presentation</w:t>
-      </w:r>
-    </w:p>
-    <w:p>
-      <w:pPr>
-        <w:numPr>
-          <w:ilvl w:val="0"/>
-          <w:numId w:val="9"/>
-        </w:numPr>
-        <w:ind w:left="720" w:hanging="360"/>
-        <w:rPr>
-          <w:sz w:val="24"/>
-          <w:szCs w:val="24"/>
-        </w:rPr>
-      </w:pPr>
-      <w:r>
-        <w:rPr>
-          <w:sz w:val="24"/>
-          <w:szCs w:val="24"/>
-          <w:rtl w:val="0"/>
-        </w:rPr>
-        <w:t xml:space="preserve">Project tracker/documentation setup</w:t>
-      </w:r>
-    </w:p>
-    <w:p>
-      <w:pPr>
-        <w:numPr>
-          <w:ilvl w:val="1"/>
-          <w:numId w:val="9"/>
-        </w:numPr>
-        <w:ind w:left="1440" w:hanging="360"/>
-        <w:rPr>
-          <w:sz w:val="24"/>
-          <w:szCs w:val="24"/>
-        </w:rPr>
-      </w:pPr>
-      <w:r>
-        <w:rPr>
-          <w:sz w:val="24"/>
-          <w:szCs w:val="24"/>
-          <w:rtl w:val="0"/>
-        </w:rPr>
-        <w:t xml:space="preserve">Set up project tracker in Github projects, organize working documents in Google Drive</w:t>
-      </w:r>
-    </w:p>
-    <w:p>
-      <w:pPr>
-        <w:numPr>
-          <w:ilvl w:val="1"/>
-          <w:numId w:val="9"/>
-        </w:numPr>
-        <w:ind w:left="1440" w:hanging="360"/>
-        <w:rPr>
-          <w:sz w:val="24"/>
-          <w:szCs w:val="24"/>
-        </w:rPr>
-      </w:pPr>
-      <w:r>
-        <w:rPr>
-          <w:sz w:val="24"/>
-          <w:szCs w:val="24"/>
-          <w:rtl w:val="0"/>
-        </w:rPr>
-        <w:t xml:space="preserve">Complete Iteration 0 tasks by 8pm EST/5pm PST</w:t>
-      </w:r>
-    </w:p>
-    <w:p>
-      <w:pPr>
-        <w:numPr>
-          <w:ilvl w:val="1"/>
-          <w:numId w:val="9"/>
-        </w:numPr>
-        <w:ind w:left="1440" w:hanging="360"/>
-        <w:rPr>
-          <w:sz w:val="24"/>
-          <w:szCs w:val="24"/>
-        </w:rPr>
-      </w:pPr>
-      <w:r>
-        <w:rPr>
-          <w:sz w:val="24"/>
-          <w:szCs w:val="24"/>
-          <w:rtl w:val="0"/>
-        </w:rPr>
-        <w:t xml:space="preserve">Recurring meetings on Sundays 1-2pm EST, which Sara will set up</w:t>
-      </w:r>
-    </w:p>
-    <w:p>
-      <w:pPr>
-        <w:rPr>
-          <w:sz w:val="24"/>
-          <w:szCs w:val="24"/>
-          <w:highlight w:val="yellow"/>
-        </w:rPr>
-      </w:pPr>
-      <w:r>
-        <w:rPr>
-          <w:rtl w:val="0"/>
-        </w:rPr>
-      </w:r>
-    </w:p>
-    <w:p>
-      <w:pPr>
-        <w:numPr>
-          <w:ilvl w:val="0"/>
-          <w:numId w:val="6"/>
-        </w:numPr>
-        <w:spacing w:after="0" w:afterAutospacing="0" w:before="240" w:lineRule="auto"/>
-        <w:ind w:left="720" w:hanging="360"/>
-      </w:pPr>
-      <w:r>
-        <w:rPr>
-          <w:b w:val="1"/>
-          <w:bCs w:val="1"/>
-          <w:sz w:val="24"/>
-          <w:szCs w:val="24"/>
-          <w:rtl w:val="0"/>
-        </w:rPr>
-        <w:t xml:space="preserve">Technical direction:</w:t>
-      </w:r>
-      <w:r>
-        <w:rPr>
-          <w:sz w:val="24"/>
-          <w:szCs w:val="24"/>
-          <w:rtl w:val="0"/>
-        </w:rPr>
-        <w:t xml:space="preserve"> Convert Kimleng's existing console-based POS application into a web application using Spring Boot and Angular.</w:t>
-      </w:r>
-    </w:p>
-    <w:p>
-      <w:pPr>
-        <w:numPr>
-          <w:ilvl w:val="0"/>
-          <w:numId w:val="6"/>
-        </w:numPr>
-        <w:spacing w:after="0" w:afterAutospacing="0" w:before="0" w:beforeAutospacing="0" w:lineRule="auto"/>
-        <w:ind w:left="720" w:hanging="360"/>
-      </w:pPr>
-      <w:r>
-        <w:rPr>
-          <w:b w:val="1"/>
-          <w:bCs w:val="1"/>
-          <w:sz w:val="24"/>
-          <w:szCs w:val="24"/>
-          <w:rtl w:val="0"/>
-        </w:rPr>
-        <w:t xml:space="preserve">GitHub access:</w:t>
-      </w:r>
-      <w:r>
-        <w:rPr>
-          <w:sz w:val="24"/>
-          <w:szCs w:val="24"/>
-          <w:rtl w:val="0"/>
-        </w:rPr>
-        <w:t xml:space="preserve"> Confirmed only the professor can add repository members; outstanding access requests to be escalated via Discord.</w:t>
-      </w:r>
-    </w:p>
-    <w:p>
-      <w:pPr>
-        <w:numPr>
-          <w:ilvl w:val="0"/>
-          <w:numId w:val="6"/>
-        </w:numPr>
-        <w:spacing w:after="0" w:afterAutospacing="0" w:before="0" w:beforeAutospacing="0" w:lineRule="auto"/>
-        <w:ind w:left="720" w:hanging="360"/>
-      </w:pPr>
-      <w:r>
-        <w:rPr>
-          <w:b w:val="1"/>
-          <w:bCs w:val="1"/>
-          <w:sz w:val="24"/>
-          <w:szCs w:val="24"/>
-          <w:rtl w:val="0"/>
-        </w:rPr>
-        <w:t xml:space="preserve">Team roles (as of end of meeting):</w:t>
-      </w:r>
-    </w:p>
-    <w:p>
-      <w:pPr>
-        <w:numPr>
-          <w:ilvl w:val="1"/>
-          <w:numId w:val="6"/>
-        </w:numPr>
-        <w:spacing w:after="0" w:afterAutospacing="0" w:before="0" w:beforeAutospacing="0" w:lineRule="auto"/>
-        <w:ind w:left="1440" w:hanging="360"/>
-      </w:pPr>
-      <w:r>
-        <w:rPr>
-          <w:sz w:val="24"/>
-          <w:szCs w:val="24"/>
-          <w:rtl w:val="0"/>
-        </w:rPr>
-        <w:t xml:space="preserve">Sara Orion — Team Leader / Project Manager</w:t>
-      </w:r>
-    </w:p>
-    <w:p>
-      <w:pPr>
-        <w:numPr>
-          <w:ilvl w:val="1"/>
-          <w:numId w:val="6"/>
-        </w:numPr>
-        <w:spacing w:after="0" w:afterAutospacing="0" w:before="0" w:beforeAutospacing="0" w:lineRule="auto"/>
-        <w:ind w:left="1440" w:hanging="360"/>
-      </w:pPr>
-      <w:r>
-        <w:rPr>
-          <w:sz w:val="24"/>
-          <w:szCs w:val="24"/>
-          <w:rtl w:val="0"/>
-        </w:rPr>
-        <w:t xml:space="preserve">Kimleng Lim — Design &amp; Implementation (Iteration 1)</w:t>
-      </w:r>
-    </w:p>
-    <w:p>
-      <w:pPr>
-        <w:numPr>
-          <w:ilvl w:val="1"/>
-          <w:numId w:val="6"/>
-        </w:numPr>
-        <w:spacing w:after="0" w:afterAutospacing="0" w:before="0" w:beforeAutospacing="0" w:lineRule="auto"/>
-        <w:ind w:left="1440" w:hanging="360"/>
-      </w:pPr>
-      <w:r>
-        <w:rPr>
-          <w:sz w:val="24"/>
-          <w:szCs w:val="24"/>
-          <w:rtl w:val="0"/>
-        </w:rPr>
-        <w:t xml:space="preserve">Andy Chang — DevOps/Configuration</w:t>
-      </w:r>
-    </w:p>
-    <w:p>
-      <w:pPr>
-        <w:numPr>
-          <w:ilvl w:val="1"/>
-          <w:numId w:val="6"/>
-        </w:numPr>
-        <w:spacing w:after="0" w:afterAutospacing="0" w:before="0" w:beforeAutospacing="0" w:lineRule="auto"/>
-        <w:ind w:left="1440" w:hanging="360"/>
-      </w:pPr>
-      <w:r>
-        <w:rPr>
-          <w:sz w:val="24"/>
-          <w:szCs w:val="24"/>
-          <w:rtl w:val="0"/>
-        </w:rPr>
-        <w:t xml:space="preserve">Krizma Nagi — (requirements role carried over from the kickoff meeting; not re-confirmed in this discussion)</w:t>
-      </w:r>
-    </w:p>
-    <w:p>
-      <w:pPr>
-        <w:numPr>
-          <w:ilvl w:val="1"/>
-          <w:numId w:val="6"/>
-        </w:numPr>
-        <w:spacing w:after="0" w:afterAutospacing="0" w:before="0" w:beforeAutospacing="0" w:lineRule="auto"/>
-        <w:ind w:left="1440" w:hanging="360"/>
-      </w:pPr>
-      <w:r>
-        <w:rPr>
-          <w:sz w:val="24"/>
-          <w:szCs w:val="24"/>
-          <w:rtl w:val="0"/>
-        </w:rPr>
-        <w:t xml:space="preserve">Requirement leader, QA leader, and security leader roles referenced earlier in the meeting as still needing to be filled</w:t>
-      </w:r>
-    </w:p>
-    <w:p>
-      <w:pPr>
-        <w:numPr>
-          <w:ilvl w:val="0"/>
-          <w:numId w:val="6"/>
-        </w:numPr>
-        <w:spacing w:after="0" w:afterAutospacing="0" w:before="0" w:beforeAutospacing="0" w:lineRule="auto"/>
-        <w:ind w:left="720" w:hanging="360"/>
-      </w:pPr>
-      <w:r>
-        <w:rPr>
-          <w:b w:val="1"/>
-          <w:bCs w:val="1"/>
-          <w:sz w:val="24"/>
-          <w:szCs w:val="24"/>
-          <w:rtl w:val="0"/>
-        </w:rPr>
-        <w:t xml:space="preserve">Tooling:</w:t>
-      </w:r>
-      <w:r>
-        <w:rPr>
-          <w:sz w:val="24"/>
-          <w:szCs w:val="24"/>
-          <w:rtl w:val="0"/>
-        </w:rPr>
-        <w:t xml:space="preserve"> Trello (tracker), Google Drive (documents), GitHub Projects (tracking), Discord (coordination)</w:t>
-      </w:r>
-    </w:p>
-    <w:p>
-      <w:pPr>
-        <w:numPr>
-          <w:ilvl w:val="0"/>
-          <w:numId w:val="6"/>
-        </w:numPr>
-        <w:spacing w:after="0" w:afterAutospacing="0" w:before="0" w:beforeAutospacing="0" w:lineRule="auto"/>
-        <w:ind w:left="720" w:hanging="360"/>
-      </w:pPr>
-      <w:r>
-        <w:rPr>
-          <w:b w:val="1"/>
-          <w:bCs w:val="1"/>
-          <w:sz w:val="24"/>
-          <w:szCs w:val="24"/>
-          <w:rtl w:val="0"/>
-        </w:rPr>
-        <w:t xml:space="preserve">Recurring meeting:</w:t>
-      </w:r>
-      <w:r>
-        <w:rPr>
-          <w:sz w:val="24"/>
-          <w:szCs w:val="24"/>
-          <w:rtl w:val="0"/>
-        </w:rPr>
-        <w:t xml:space="preserve"> Sundays, 1–2 PM EST</w:t>
-      </w:r>
-    </w:p>
-    <w:p>
-      <w:pPr>
-        <w:numPr>
-          <w:ilvl w:val="0"/>
-          <w:numId w:val="6"/>
-        </w:numPr>
         <w:spacing w:after="240" w:before="0" w:beforeAutospacing="0" w:lineRule="auto"/>
-        <w:ind w:left="720" w:hanging="360"/>
-      </w:pPr>
-      <w:r>
-        <w:rPr>
-          <w:b w:val="1"/>
-          <w:bCs w:val="1"/>
-          <w:sz w:val="24"/>
-          <w:szCs w:val="24"/>
-          <w:rtl w:val="0"/>
-        </w:rPr>
-        <w:t xml:space="preserve">Presentation rotation:</w:t>
-      </w:r>
-      <w:r>
-        <w:rPr>
-          <w:sz w:val="24"/>
-          <w:szCs w:val="24"/>
-          <w:rtl w:val="0"/>
-        </w:rPr>
-        <w:t xml:space="preserve"> Presentation responsibility rotates across team members by iteration rather than all members presenting each time</w:t>
-      </w:r>
-    </w:p>
-    <w:p>
-      <w:pPr>
-        <w:ind w:left="720" w:hanging="360"/>
-        <w:rPr>
-          <w:b w:val="1"/>
-          <w:bCs w:val="1"/>
-          <w:sz w:val="24"/>
-          <w:szCs w:val="24"/>
-        </w:rPr>
-      </w:pPr>
-      <w:r>
-        <w:rPr>
-          <w:b w:val="1"/>
-          <w:bCs w:val="1"/>
-          <w:sz w:val="24"/>
-          <w:szCs w:val="24"/>
-          <w:rtl w:val="0"/>
-        </w:rPr>
-        <w:t xml:space="preserve">Action Items</w:t>
-      </w:r>
-    </w:p>
-    <w:p>
-      <w:pPr>
-        <w:numPr>
-          <w:ilvl w:val="0"/>
-          <w:numId w:val="4"/>
-        </w:numPr>
-        <w:spacing w:after="0" w:afterAutospacing="0" w:before="240" w:lineRule="auto"/>
-        <w:ind w:left="720" w:hanging="360"/>
-        <w:rPr>
-          <w:sz w:val="24"/>
-          <w:szCs w:val="24"/>
-        </w:rPr>
-      </w:pPr>
-      <w:r>
-        <w:rPr>
-          <w:sz w:val="24"/>
-          <w:szCs w:val="24"/>
-          <w:rtl w:val="0"/>
-        </w:rPr>
-        <w:t xml:space="preserve">Andy: prepare and deliver the Iteration 0 presentation</w:t>
-      </w:r>
-    </w:p>
-    <w:p>
-      <w:pPr>
-        <w:numPr>
-          <w:ilvl w:val="0"/>
-          <w:numId w:val="4"/>
-        </w:numPr>
-        <w:spacing w:after="0" w:afterAutospacing="0" w:before="0" w:beforeAutospacing="0" w:lineRule="auto"/>
-        <w:ind w:left="720" w:hanging="360"/>
-        <w:rPr>
-          <w:sz w:val="24"/>
-          <w:szCs w:val="24"/>
-        </w:rPr>
-      </w:pPr>
-      <w:r>
-        <w:rPr>
-          <w:sz w:val="24"/>
-          <w:szCs w:val="24"/>
-          <w:rtl w:val="0"/>
-        </w:rPr>
-        <w:t xml:space="preserve">Italia: message the professor on Discord to get added to the Git repository</w:t>
-      </w:r>
-    </w:p>
-    <w:p>
-      <w:pPr>
-        <w:numPr>
-          <w:ilvl w:val="0"/>
-          <w:numId w:val="4"/>
-        </w:numPr>
-        <w:spacing w:after="0" w:afterAutospacing="0" w:before="0" w:beforeAutospacing="0" w:lineRule="auto"/>
-        <w:ind w:left="720" w:hanging="360"/>
-        <w:rPr>
-          <w:sz w:val="24"/>
-          <w:szCs w:val="24"/>
-        </w:rPr>
-      </w:pPr>
-      <w:r>
-        <w:rPr>
-          <w:sz w:val="24"/>
-          <w:szCs w:val="24"/>
-          <w:rtl w:val="0"/>
-        </w:rPr>
-        <w:t xml:space="preserve">Kimleng:</w:t>
-      </w:r>
-    </w:p>
-    <w:p>
-      <w:pPr>
-        <w:numPr>
-          <w:ilvl w:val="1"/>
-          <w:numId w:val="4"/>
-        </w:numPr>
-        <w:spacing w:after="0" w:afterAutospacing="0" w:before="0" w:beforeAutospacing="0" w:lineRule="auto"/>
-        <w:ind w:left="1440" w:hanging="360"/>
-        <w:rPr>
-          <w:sz w:val="24"/>
-          <w:szCs w:val="24"/>
-        </w:rPr>
-      </w:pPr>
-      <w:r>
-        <w:rPr>
-          <w:sz w:val="24"/>
-          <w:szCs w:val="24"/>
-          <w:rtl w:val="0"/>
-        </w:rPr>
-        <w:t xml:space="preserve">Take responsibility for the Risk Management document for Iteration 0</w:t>
-      </w:r>
-    </w:p>
-    <w:p>
-      <w:pPr>
-        <w:numPr>
-          <w:ilvl w:val="1"/>
-          <w:numId w:val="4"/>
-        </w:numPr>
-        <w:spacing w:after="0" w:afterAutospacing="0" w:before="0" w:beforeAutospacing="0" w:lineRule="auto"/>
-        <w:ind w:left="1440" w:hanging="360"/>
-        <w:rPr>
-          <w:sz w:val="24"/>
-          <w:szCs w:val="24"/>
-        </w:rPr>
-      </w:pPr>
-      <w:r>
-        <w:rPr>
-          <w:sz w:val="24"/>
-          <w:szCs w:val="24"/>
-          <w:rtl w:val="0"/>
-        </w:rPr>
-        <w:t xml:space="preserve">Clarify in the project which features are reused from the previous term's project and what new value is being added</w:t>
-      </w:r>
-    </w:p>
-    <w:p>
-      <w:pPr>
-        <w:numPr>
-          <w:ilvl w:val="0"/>
-          <w:numId w:val="8"/>
-        </w:numPr>
-        <w:spacing w:after="0" w:afterAutospacing="0" w:before="0" w:beforeAutospacing="0" w:lineRule="auto"/>
-        <w:ind w:left="720" w:hanging="360"/>
-        <w:rPr>
-          <w:sz w:val="24"/>
-          <w:szCs w:val="24"/>
-        </w:rPr>
-      </w:pPr>
-      <w:r>
-        <w:rPr>
-          <w:sz w:val="24"/>
-          <w:szCs w:val="24"/>
-          <w:rtl w:val="0"/>
-        </w:rPr>
-        <w:t xml:space="preserve">Krizma</w:t>
-      </w:r>
-    </w:p>
-    <w:p>
-      <w:pPr>
-        <w:numPr>
-          <w:ilvl w:val="1"/>
-          <w:numId w:val="8"/>
-        </w:numPr>
-        <w:spacing w:after="0" w:afterAutospacing="0" w:before="0" w:beforeAutospacing="0" w:lineRule="auto"/>
-        <w:ind w:left="1440" w:hanging="360"/>
-        <w:rPr>
-          <w:sz w:val="24"/>
-          <w:szCs w:val="24"/>
-        </w:rPr>
-      </w:pPr>
-      <w:r>
-        <w:rPr>
-          <w:sz w:val="24"/>
-          <w:szCs w:val="24"/>
-          <w:rtl w:val="0"/>
-        </w:rPr>
-        <w:t xml:space="preserve">Get access to the Git repository by messaging the professor and Steve on Discord by end of day\</w:t>
-      </w:r>
-    </w:p>
-    <w:p>
-      <w:pPr>
-        <w:numPr>
-          <w:ilvl w:val="1"/>
-          <w:numId w:val="8"/>
-        </w:numPr>
-        <w:spacing w:after="0" w:afterAutospacing="0" w:before="0" w:beforeAutospacing="0" w:lineRule="auto"/>
-        <w:ind w:left="1440" w:hanging="360"/>
-        <w:rPr>
-          <w:sz w:val="24"/>
-          <w:szCs w:val="24"/>
-        </w:rPr>
-      </w:pPr>
-      <w:r>
-        <w:rPr>
-          <w:sz w:val="24"/>
-          <w:szCs w:val="24"/>
-          <w:rtl w:val="0"/>
-        </w:rPr>
-        <w:t xml:space="preserve">Complete and submit Lab 1 by end of day</w:t>
-      </w:r>
-    </w:p>
-    <w:p>
-      <w:pPr>
-        <w:numPr>
-          <w:ilvl w:val="1"/>
-          <w:numId w:val="8"/>
-        </w:numPr>
-        <w:spacing w:after="0" w:afterAutospacing="0" w:before="0" w:beforeAutospacing="0" w:lineRule="auto"/>
-        <w:ind w:left="1440" w:hanging="360"/>
-        <w:rPr>
-          <w:sz w:val="24"/>
-          <w:szCs w:val="24"/>
-        </w:rPr>
-      </w:pPr>
-      <w:r>
-        <w:rPr>
-          <w:sz w:val="24"/>
-          <w:szCs w:val="24"/>
-          <w:rtl w:val="0"/>
-        </w:rPr>
-        <w:t xml:space="preserve">Complete the Meeting Minutes and Progress Report documents for Iteration 0</w:t>
-      </w:r>
-    </w:p>
-    <w:p>
-      <w:pPr>
-        <w:numPr>
-          <w:ilvl w:val="0"/>
-          <w:numId w:val="1"/>
-        </w:numPr>
-        <w:spacing w:after="0" w:afterAutospacing="0" w:before="0" w:beforeAutospacing="0" w:lineRule="auto"/>
-        <w:ind w:left="720" w:hanging="360"/>
-        <w:rPr>
-          <w:sz w:val="24"/>
-          <w:szCs w:val="24"/>
-        </w:rPr>
-      </w:pPr>
-      <w:r>
-        <w:rPr>
-          <w:sz w:val="24"/>
-          <w:szCs w:val="24"/>
-          <w:rtl w:val="0"/>
-        </w:rPr>
-        <w:t xml:space="preserve">Sara</w:t>
-      </w:r>
-    </w:p>
-    <w:p>
-      <w:pPr>
-        <w:numPr>
-          <w:ilvl w:val="1"/>
-          <w:numId w:val="1"/>
-        </w:numPr>
-        <w:spacing w:after="0" w:afterAutospacing="0" w:before="0" w:beforeAutospacing="0" w:lineRule="auto"/>
-        <w:ind w:left="1440" w:hanging="360"/>
-        <w:rPr>
-          <w:sz w:val="24"/>
-          <w:szCs w:val="24"/>
-        </w:rPr>
-      </w:pPr>
-      <w:r>
-        <w:rPr>
-          <w:sz w:val="24"/>
-          <w:szCs w:val="24"/>
-          <w:rtl w:val="0"/>
-        </w:rPr>
-        <w:t xml:space="preserve">Upload all project document templates to the team's Google Drive</w:t>
-      </w:r>
-    </w:p>
-    <w:p>
-      <w:pPr>
-        <w:numPr>
-          <w:ilvl w:val="1"/>
-          <w:numId w:val="1"/>
-        </w:numPr>
-        <w:spacing w:after="0" w:afterAutospacing="0" w:before="0" w:beforeAutospacing="0" w:lineRule="auto"/>
-        <w:ind w:left="1440" w:hanging="360"/>
-        <w:rPr>
-          <w:sz w:val="24"/>
-          <w:szCs w:val="24"/>
-        </w:rPr>
-      </w:pPr>
-      <w:r>
-        <w:rPr>
-          <w:sz w:val="24"/>
-          <w:szCs w:val="24"/>
-          <w:rtl w:val="0"/>
-        </w:rPr>
-        <w:t xml:space="preserve">Fill out the SPPP document for Iteration 0</w:t>
-      </w:r>
-    </w:p>
-    <w:p>
-      <w:pPr>
-        <w:numPr>
-          <w:ilvl w:val="1"/>
-          <w:numId w:val="1"/>
-        </w:numPr>
-        <w:spacing w:after="0" w:afterAutospacing="0" w:before="0" w:beforeAutospacing="0" w:lineRule="auto"/>
-        <w:ind w:left="1440" w:hanging="360"/>
-        <w:rPr>
-          <w:sz w:val="24"/>
-          <w:szCs w:val="24"/>
-        </w:rPr>
-      </w:pPr>
-      <w:r>
-        <w:rPr>
-          <w:sz w:val="24"/>
-          <w:szCs w:val="24"/>
-          <w:rtl w:val="0"/>
-        </w:rPr>
-        <w:t xml:space="preserve">Review all Iteration 0 documents by 5 PM EST Wednesday and submit before the deadline</w:t>
-      </w:r>
-    </w:p>
-    <w:p>
-      <w:pPr>
-        <w:numPr>
-          <w:ilvl w:val="1"/>
-          <w:numId w:val="1"/>
-        </w:numPr>
-        <w:spacing w:after="240" w:before="0" w:beforeAutospacing="0" w:lineRule="auto"/>
-        <w:ind w:left="1440" w:hanging="360"/>
-        <w:rPr>
-          <w:sz w:val="24"/>
-          <w:szCs w:val="24"/>
-        </w:rPr>
-      </w:pPr>
-      <w:r>
-        <w:rPr>
-          <w:sz w:val="24"/>
-          <w:szCs w:val="24"/>
-          <w:rtl w:val="0"/>
-        </w:rPr>
-        <w:t xml:space="preserve">Set up a recurring team meeting for Sundays at 1 PM EST/11a PST</w:t>
-      </w:r>
-    </w:p>
-    <w:p>
-      <w:pPr>
-        <w:spacing w:after="240" w:before="240" w:lineRule="auto"/>
-        <w:rPr>
-          <w:b w:val="1"/>
-          <w:bCs w:val="1"/>
-          <w:sz w:val="24"/>
-          <w:szCs w:val="24"/>
-        </w:rPr>
-      </w:pPr>
-      <w:r>
-        <w:rPr>
-          <w:b w:val="1"/>
-          <w:bCs w:val="1"/>
-          <w:sz w:val="24"/>
-          <w:szCs w:val="24"/>
-          <w:rtl w:val="0"/>
-        </w:rPr>
-        <w:t xml:space="preserve">Collaboration</w:t>
-      </w:r>
-    </w:p>
-    <w:p>
-      <w:pPr>
-        <w:numPr>
-          <w:ilvl w:val="0"/>
-          <w:numId w:val="2"/>
-        </w:numPr>
-        <w:spacing w:after="0" w:afterAutospacing="0" w:before="240" w:lineRule="auto"/>
-        <w:ind w:left="720" w:hanging="360"/>
-        <w:rPr>
-          <w:sz w:val="24"/>
-          <w:szCs w:val="24"/>
-        </w:rPr>
-      </w:pPr>
-      <w:r>
-        <w:rPr>
-          <w:sz w:val="24"/>
-          <w:szCs w:val="24"/>
-          <w:rtl w:val="0"/>
-        </w:rPr>
-        <w:t xml:space="preserve">Krizma and Italia (see naming note above): complete the README document for Iteration 0 by end of day</w:t>
-      </w:r>
-    </w:p>
-    <w:p>
-      <w:pPr>
-        <w:numPr>
-          <w:ilvl w:val="0"/>
-          <w:numId w:val="2"/>
-        </w:numPr>
-        <w:spacing w:after="240" w:before="0" w:beforeAutospacing="0" w:lineRule="auto"/>
-        <w:ind w:left="720" w:hanging="360"/>
-        <w:rPr>
-          <w:sz w:val="24"/>
-          <w:szCs w:val="24"/>
-        </w:rPr>
-      </w:pPr>
-      <w:r>
-        <w:rPr>
-          <w:sz w:val="24"/>
-          <w:szCs w:val="24"/>
-          <w:rtl w:val="0"/>
-        </w:rPr>
-        <w:t xml:space="preserve">All team members: complete their assigned Iteration 0 documents by 8 PM EST Wednesday</w:t>
+        <w:ind w:left="360"/>
+      </w:pPr>
+      <w:r>
+        <w:rPr>
+          <w:rtl w:val="0"/>
+        </w:rPr>
+        <w:t xml:space="preserve">All: Communicate asynchronously via Discord until the next Sunday meeting, and revisit the need for additional meetings then.</w:t>
+      </w:r>
+    </w:p>
+    <w:p>
+      <w:pPr>
+        <w:pStyle w:val="Heading2"/>
+        <w:keepNext w:val="1"/>
+        <w:keepLines w:val="1"/>
+        <w:widowControl w:val="1"/>
+        <w:spacing w:after="120" w:lineRule="auto"/>
+        <w:rPr>
+          <w:b w:val="0"/>
+          <w:bCs w:val="0"/>
+          <w:sz w:val="32"/>
+          <w:szCs w:val="32"/>
+        </w:rPr>
+      </w:pPr>
+      <w:bookmarkStart w:colFirst="0" w:colLast="0" w:name="_jokxm7ek8qz8" w:id="6"/>
+      <w:bookmarkEnd w:id="6"/>
+      <w:r>
+        <w:rPr>
+          <w:b w:val="0"/>
+          <w:bCs w:val="0"/>
+          <w:sz w:val="32"/>
+          <w:szCs w:val="32"/>
+          <w:rtl w:val="0"/>
+        </w:rPr>
+        <w:t xml:space="preserve">Summary</w:t>
+      </w:r>
+    </w:p>
+    <w:p>
+      <w:pPr>
+        <w:pStyle w:val="Heading3"/>
+        <w:keepNext w:val="1"/>
+        <w:keepLines w:val="1"/>
+        <w:widowControl w:val="1"/>
+        <w:spacing w:before="320" w:lineRule="auto"/>
+        <w:rPr>
+          <w:b w:val="0"/>
+          <w:bCs w:val="0"/>
+          <w:color w:val="434343"/>
+          <w:sz w:val="28"/>
+          <w:szCs w:val="28"/>
+        </w:rPr>
+      </w:pPr>
+      <w:bookmarkStart w:colFirst="0" w:colLast="0" w:name="_i3b52vwvbjld" w:id="7"/>
+      <w:bookmarkEnd w:id="7"/>
+      <w:r>
+        <w:rPr>
+          <w:b w:val="0"/>
+          <w:bCs w:val="0"/>
+          <w:color w:val="434343"/>
+          <w:sz w:val="28"/>
+          <w:szCs w:val="28"/>
+          <w:rtl w:val="0"/>
+        </w:rPr>
+        <w:t xml:space="preserve">Iteration One Development Progress</w:t>
+      </w:r>
+    </w:p>
+    <w:p>
+      <w:pPr>
+        <w:widowControl w:val="1"/>
+        <w:rPr/>
+      </w:pPr>
+      <w:r>
+        <w:rPr>
+          <w:rtl w:val="0"/>
+        </w:rPr>
+        <w:t xml:space="preserve">The team discussed progress on iteration one of their application development. Kimleng presented a SDD document and suggested using AI-generated HTML/CSS/JavaScript to build templates, but Sara suggested focusing on basic authentication functionality for iteration one rather than complex UI elements. The team agreed to implement login, logout, and a main screen for iteration one, with more advanced features planned for iteration two. Italia joined late and asked about demoing the current app and locating the database server, but the transcript ended before these questions were fully addressed.</w:t>
+      </w:r>
+    </w:p>
+    <w:p>
+      <w:pPr>
+        <w:pStyle w:val="Heading3"/>
+        <w:keepNext w:val="1"/>
+        <w:keepLines w:val="1"/>
+        <w:widowControl w:val="1"/>
+        <w:spacing w:before="320" w:lineRule="auto"/>
+        <w:rPr>
+          <w:b w:val="0"/>
+          <w:bCs w:val="0"/>
+          <w:color w:val="434343"/>
+          <w:sz w:val="28"/>
+          <w:szCs w:val="28"/>
+        </w:rPr>
+      </w:pPr>
+      <w:bookmarkStart w:colFirst="0" w:colLast="0" w:name="_3ytillndlgjs" w:id="8"/>
+      <w:bookmarkEnd w:id="8"/>
+      <w:r>
+        <w:rPr>
+          <w:b w:val="0"/>
+          <w:bCs w:val="0"/>
+          <w:color w:val="434343"/>
+          <w:sz w:val="28"/>
+          <w:szCs w:val="28"/>
+          <w:rtl w:val="0"/>
+        </w:rPr>
+        <w:t xml:space="preserve">Docker Development Environment Setup</w:t>
+      </w:r>
+    </w:p>
+    <w:p>
+      <w:pPr>
+        <w:widowControl w:val="1"/>
+        <w:rPr/>
+      </w:pPr>
+      <w:r>
+        <w:rPr>
+          <w:rtl w:val="0"/>
+        </w:rPr>
+        <w:t xml:space="preserve">The team discussed setting up and running the Docker development environment, which includes three containers: MySQL 8.4 database, Spring Boot Java 21, and Angular web. Kimleng and Sara explained the development workflow using Docker compose, including how to start the database container and perform clean builds. The team members, including Andy, Krizma, and Italia, shared their preferred IDEs for development, with IntelliJ Ultimate, VS Code, and NetBeans being used by different team members.</w:t>
+      </w:r>
+    </w:p>
+    <w:p>
+      <w:pPr>
+        <w:pStyle w:val="Heading3"/>
+        <w:keepNext w:val="1"/>
+        <w:keepLines w:val="1"/>
+        <w:widowControl w:val="1"/>
+        <w:spacing w:before="320" w:lineRule="auto"/>
+        <w:rPr>
+          <w:b w:val="0"/>
+          <w:bCs w:val="0"/>
+          <w:color w:val="434343"/>
+          <w:sz w:val="28"/>
+          <w:szCs w:val="28"/>
+        </w:rPr>
+      </w:pPr>
+      <w:bookmarkStart w:colFirst="0" w:colLast="0" w:name="_858p9ngw5lrq" w:id="9"/>
+      <w:bookmarkEnd w:id="9"/>
+      <w:r>
+        <w:rPr>
+          <w:b w:val="0"/>
+          <w:bCs w:val="0"/>
+          <w:color w:val="434343"/>
+          <w:sz w:val="28"/>
+          <w:szCs w:val="28"/>
+          <w:rtl w:val="0"/>
+        </w:rPr>
+        <w:t xml:space="preserve">Docker Deployment Issues Discussion</w:t>
+      </w:r>
+    </w:p>
+    <w:p>
+      <w:pPr>
+        <w:widowControl w:val="1"/>
+        <w:rPr/>
+      </w:pPr>
+      <w:r>
+        <w:rPr>
+          <w:rtl w:val="0"/>
+        </w:rPr>
+        <w:t xml:space="preserve">The team discussed build and deployment issues with their Docker setup. Sara explained that the initial build takes time due to downloading dependencies like Angular and MySQL, and recommended cleaning up volumes and images after tearing down the Docker Compose. While Andy's setup appeared to work correctly, Italia and Kimleng experienced issues with the API and web containers failing to start properly. The team identified that the correct login credentials are "admin" with password "P@ssw0rd!" but encountered a 500 connection error despite successful login.</w:t>
+      </w:r>
+    </w:p>
+    <w:p>
+      <w:pPr>
+        <w:pStyle w:val="Heading3"/>
+        <w:keepNext w:val="1"/>
+        <w:keepLines w:val="1"/>
+        <w:widowControl w:val="1"/>
+        <w:spacing w:before="320" w:lineRule="auto"/>
+        <w:rPr>
+          <w:b w:val="0"/>
+          <w:bCs w:val="0"/>
+          <w:color w:val="434343"/>
+          <w:sz w:val="28"/>
+          <w:szCs w:val="28"/>
+        </w:rPr>
+      </w:pPr>
+      <w:bookmarkStart w:colFirst="0" w:colLast="0" w:name="_tyfiwmcx73ci" w:id="10"/>
+      <w:bookmarkEnd w:id="10"/>
+      <w:r>
+        <w:rPr>
+          <w:b w:val="0"/>
+          <w:bCs w:val="0"/>
+          <w:color w:val="434343"/>
+          <w:sz w:val="28"/>
+          <w:szCs w:val="28"/>
+          <w:rtl w:val="0"/>
+        </w:rPr>
+        <w:t xml:space="preserve">API Configuration and Docker Setup</w:t>
+      </w:r>
+    </w:p>
+    <w:p>
+      <w:pPr>
+        <w:widowControl w:val="1"/>
+        <w:rPr>
+          <w:b w:val="1"/>
+          <w:bCs w:val="1"/>
+          <w:sz w:val="24"/>
+          <w:szCs w:val="24"/>
+        </w:rPr>
+      </w:pPr>
+      <w:r>
+        <w:rPr>
+          <w:rtl w:val="0"/>
+        </w:rPr>
+        <w:t xml:space="preserve">The team discussed issues with API localhost configuration and Docker setup. Sara explained that a new proxy config for Docker was created to route API traffic to the API container. Kimleng suggested an alternative approach using NGINX for local development to avoid frequent deployments. Andy and Sara successfully resolved the configuration issues, with Sara's setup now running properly on localhost.</w:t>
+      </w:r>
+      <w:r>
+        <w:rPr>
+          <w:rtl w:val="0"/>
+        </w:rPr>
       </w:r>
     </w:p>
     <w:p>
@@ -1932,11 +1183,6 @@
         </w:rPr>
       </w:pPr>
       <w:r>
-        <w:pict>
-          <v:rect style="width:0.0pt;height:1.5pt" o:hr="t" o:hrstd="t" o:hralign="center" fillcolor="#A0A0A0" stroked="f"/>
-        </w:pict>
-      </w:r>
-      <w:r>
         <w:rPr>
           <w:rtl w:val="0"/>
         </w:rPr>
@@ -1985,23 +1231,25 @@
           <w:between w:space="0" w:sz="0" w:val="nil"/>
         </w:pBdr>
         <w:shd w:fill="auto" w:val="clear"/>
-        <w:jc w:val="center"/>
-        <w:rPr>
-          <w:b w:val="1"/>
-          <w:bCs w:val="1"/>
-          <w:sz w:val="24"/>
-          <w:szCs w:val="24"/>
-        </w:rPr>
-      </w:pPr>
-      <w:r>
-        <w:rPr>
-          <w:b w:val="1"/>
-          <w:bCs w:val="1"/>
-          <w:sz w:val="24"/>
-          <w:szCs w:val="24"/>
-          <w:rtl w:val="0"/>
-        </w:rPr>
-        <w:t xml:space="preserve">Meeting 1  </w:t>
+        <w:jc w:val="left"/>
+        <w:rPr>
+          <w:b w:val="1"/>
+          <w:bCs w:val="1"/>
+          <w:sz w:val="24"/>
+          <w:szCs w:val="24"/>
+          <w:u w:val="single"/>
+        </w:rPr>
+      </w:pPr>
+      <w:r>
+        <w:rPr>
+          <w:b w:val="1"/>
+          <w:bCs w:val="1"/>
+          <w:sz w:val="24"/>
+          <w:szCs w:val="24"/>
+          <w:u w:val="single"/>
+          <w:rtl w:val="0"/>
+        </w:rPr>
+        <w:t xml:space="preserve">Meeting 3</w:t>
       </w:r>
     </w:p>
     <w:p>
@@ -2018,6 +1266,7 @@
           <w:between w:space="0" w:sz="0" w:val="nil"/>
         </w:pBdr>
         <w:shd w:fill="auto" w:val="clear"/>
+        <w:jc w:val="left"/>
         <w:rPr>
           <w:b w:val="1"/>
           <w:bCs w:val="1"/>
@@ -2055,7 +1304,7 @@
           <w:szCs w:val="24"/>
           <w:rtl w:val="0"/>
         </w:rPr>
-        <w:t xml:space="preserve">  9/6/2026 11-12am</w:t>
+        <w:t xml:space="preserve">  9/13/2026 1-3pm</w:t>
       </w:r>
     </w:p>
     <w:p>
@@ -2081,7 +1330,7 @@
           <w:szCs w:val="24"/>
           <w:rtl w:val="0"/>
         </w:rPr>
-        <w:t xml:space="preserve">: Online-discord</w:t>
+        <w:t xml:space="preserve">: Online-Zoom</w:t>
       </w:r>
     </w:p>
     <w:p>
@@ -2210,6 +1459,18 @@
               <w:t xml:space="preserve">Kimleng Lim</w:t>
             </w:r>
           </w:p>
+          <w:p>
+            <w:pPr>
+              <w:widowControl w:val="1"/>
+              <w:rPr/>
+            </w:pPr>
+            <w:r>
+              <w:rPr>
+                <w:rtl w:val="0"/>
+              </w:rPr>
+              <w:t xml:space="preserve">Italia Tran</w:t>
+            </w:r>
+          </w:p>
         </w:tc>
       </w:tr>
     </w:tbl>
@@ -2251,6 +1512,914 @@
           <w:szCs w:val="24"/>
           <w:rtl w:val="0"/>
         </w:rPr>
+        <w:t xml:space="preserve">Andy Chang</w:t>
+      </w:r>
+    </w:p>
+    <w:p>
+      <w:pPr>
+        <w:rPr>
+          <w:sz w:val="24"/>
+          <w:szCs w:val="24"/>
+        </w:rPr>
+      </w:pPr>
+      <w:r>
+        <w:rPr>
+          <w:b w:val="1"/>
+          <w:bCs w:val="1"/>
+          <w:sz w:val="24"/>
+          <w:szCs w:val="24"/>
+          <w:rtl w:val="0"/>
+        </w:rPr>
+        <w:t xml:space="preserve">Timekeeper: </w:t>
+      </w:r>
+      <w:r>
+        <w:rPr>
+          <w:sz w:val="24"/>
+          <w:szCs w:val="24"/>
+          <w:rtl w:val="0"/>
+        </w:rPr>
+        <w:t xml:space="preserve">Andy Chang</w:t>
+      </w:r>
+    </w:p>
+    <w:p>
+      <w:pPr>
+        <w:rPr>
+          <w:sz w:val="24"/>
+          <w:szCs w:val="24"/>
+        </w:rPr>
+      </w:pPr>
+      <w:r>
+        <w:rPr>
+          <w:b w:val="1"/>
+          <w:bCs w:val="1"/>
+          <w:sz w:val="24"/>
+          <w:szCs w:val="24"/>
+          <w:rtl w:val="0"/>
+        </w:rPr>
+        <w:t xml:space="preserve">Agenda: </w:t>
+      </w:r>
+      <w:r>
+        <w:rPr>
+          <w:rtl w:val="0"/>
+        </w:rPr>
+      </w:r>
+    </w:p>
+    <w:p>
+      <w:pPr>
+        <w:rPr>
+          <w:sz w:val="24"/>
+          <w:szCs w:val="24"/>
+        </w:rPr>
+      </w:pPr>
+      <w:r>
+        <w:rPr>
+          <w:rtl w:val="0"/>
+        </w:rPr>
+      </w:r>
+    </w:p>
+    <w:p>
+      <w:pPr>
+        <w:numPr>
+          <w:ilvl w:val="0"/>
+          <w:numId w:val="15"/>
+        </w:numPr>
+        <w:spacing w:after="0" w:afterAutospacing="0" w:before="240" w:lineRule="auto"/>
+        <w:ind w:left="720" w:hanging="360"/>
+        <w:rPr>
+          <w:sz w:val="24"/>
+          <w:szCs w:val="24"/>
+        </w:rPr>
+      </w:pPr>
+      <w:r>
+        <w:rPr>
+          <w:sz w:val="24"/>
+          <w:szCs w:val="24"/>
+          <w:rtl w:val="0"/>
+        </w:rPr>
+        <w:t xml:space="preserve">Roles &amp; Feedback Review (20 mins)</w:t>
+      </w:r>
+    </w:p>
+    <w:p>
+      <w:pPr>
+        <w:numPr>
+          <w:ilvl w:val="1"/>
+          <w:numId w:val="15"/>
+        </w:numPr>
+        <w:spacing w:after="0" w:afterAutospacing="0" w:before="0" w:beforeAutospacing="0" w:lineRule="auto"/>
+        <w:ind w:left="1440" w:hanging="360"/>
+        <w:rPr>
+          <w:sz w:val="24"/>
+          <w:szCs w:val="24"/>
+        </w:rPr>
+      </w:pPr>
+      <w:r>
+        <w:rPr>
+          <w:sz w:val="24"/>
+          <w:szCs w:val="24"/>
+          <w:rtl w:val="0"/>
+        </w:rPr>
+        <w:t xml:space="preserve">Assign Iteration 1 Minute Taker and Timekeeper (rotate both from Krizma). </w:t>
+      </w:r>
+    </w:p>
+    <w:p>
+      <w:pPr>
+        <w:numPr>
+          <w:ilvl w:val="1"/>
+          <w:numId w:val="15"/>
+        </w:numPr>
+        <w:spacing w:after="0" w:afterAutospacing="0" w:before="0" w:beforeAutospacing="0" w:lineRule="auto"/>
+        <w:ind w:left="1440" w:hanging="360"/>
+        <w:rPr>
+          <w:sz w:val="24"/>
+          <w:szCs w:val="24"/>
+        </w:rPr>
+      </w:pPr>
+      <w:r>
+        <w:rPr>
+          <w:sz w:val="24"/>
+          <w:szCs w:val="24"/>
+          <w:rtl w:val="0"/>
+        </w:rPr>
+        <w:t xml:space="preserve">Review Iteration 0 feedback highlights. </w:t>
+      </w:r>
+    </w:p>
+    <w:p>
+      <w:pPr>
+        <w:numPr>
+          <w:ilvl w:val="1"/>
+          <w:numId w:val="15"/>
+        </w:numPr>
+        <w:spacing w:after="0" w:afterAutospacing="0" w:before="0" w:beforeAutospacing="0" w:lineRule="auto"/>
+        <w:ind w:left="1440" w:hanging="360"/>
+        <w:rPr>
+          <w:sz w:val="24"/>
+          <w:szCs w:val="24"/>
+        </w:rPr>
+      </w:pPr>
+      <w:r>
+        <w:rPr>
+          <w:sz w:val="24"/>
+          <w:szCs w:val="24"/>
+          <w:rtl w:val="0"/>
+        </w:rPr>
+        <w:t xml:space="preserve">Assign owners for grade-retention cleanup items:</w:t>
+      </w:r>
+    </w:p>
+    <w:p>
+      <w:pPr>
+        <w:numPr>
+          <w:ilvl w:val="2"/>
+          <w:numId w:val="15"/>
+        </w:numPr>
+        <w:spacing w:after="0" w:afterAutospacing="0" w:before="0" w:beforeAutospacing="0" w:lineRule="auto"/>
+        <w:ind w:left="2160" w:hanging="360"/>
+        <w:rPr>
+          <w:sz w:val="24"/>
+          <w:szCs w:val="24"/>
+        </w:rPr>
+      </w:pPr>
+      <w:r>
+        <w:rPr>
+          <w:sz w:val="24"/>
+          <w:szCs w:val="24"/>
+          <w:rtl w:val="0"/>
+        </w:rPr>
+        <w:t xml:space="preserve">Fix progress report formulas (C=D+E, D=SUM(G:N)) across all sheets. </w:t>
+      </w:r>
+    </w:p>
+    <w:p>
+      <w:pPr>
+        <w:numPr>
+          <w:ilvl w:val="3"/>
+          <w:numId w:val="15"/>
+        </w:numPr>
+        <w:spacing w:after="0" w:afterAutospacing="0" w:before="0" w:beforeAutospacing="0" w:lineRule="auto"/>
+        <w:ind w:left="2880" w:hanging="360"/>
+        <w:rPr>
+          <w:sz w:val="24"/>
+          <w:szCs w:val="24"/>
+        </w:rPr>
+      </w:pPr>
+      <w:r>
+        <w:rPr>
+          <w:sz w:val="24"/>
+          <w:szCs w:val="24"/>
+          <w:rtl w:val="0"/>
+        </w:rPr>
+        <w:t xml:space="preserve">Add missing Vision &amp; Roadmap slides to the presentation deck. </w:t>
+      </w:r>
+    </w:p>
+    <w:p>
+      <w:pPr>
+        <w:numPr>
+          <w:ilvl w:val="3"/>
+          <w:numId w:val="15"/>
+        </w:numPr>
+        <w:spacing w:after="0" w:afterAutospacing="0" w:before="0" w:beforeAutospacing="0" w:lineRule="auto"/>
+        <w:ind w:left="2880" w:hanging="360"/>
+        <w:rPr>
+          <w:sz w:val="24"/>
+          <w:szCs w:val="24"/>
+        </w:rPr>
+      </w:pPr>
+      <w:r>
+        <w:rPr>
+          <w:sz w:val="24"/>
+          <w:szCs w:val="24"/>
+          <w:rtl w:val="0"/>
+        </w:rPr>
+        <w:t xml:space="preserve">Add tooling/access risks (Discord, Drive, Repo access) to the Risk Register. </w:t>
+      </w:r>
+    </w:p>
+    <w:p>
+      <w:pPr>
+        <w:numPr>
+          <w:ilvl w:val="0"/>
+          <w:numId w:val="15"/>
+        </w:numPr>
+        <w:spacing w:after="0" w:afterAutospacing="0" w:before="0" w:beforeAutospacing="0" w:lineRule="auto"/>
+        <w:ind w:left="720" w:hanging="360"/>
+        <w:rPr>
+          <w:sz w:val="24"/>
+          <w:szCs w:val="24"/>
+        </w:rPr>
+      </w:pPr>
+      <w:r>
+        <w:rPr>
+          <w:sz w:val="24"/>
+          <w:szCs w:val="24"/>
+          <w:rtl w:val="0"/>
+        </w:rPr>
+        <w:t xml:space="preserve">Architecture &amp; Database Selection (25 mins)</w:t>
+      </w:r>
+    </w:p>
+    <w:p>
+      <w:pPr>
+        <w:numPr>
+          <w:ilvl w:val="1"/>
+          <w:numId w:val="15"/>
+        </w:numPr>
+        <w:spacing w:after="0" w:afterAutospacing="0" w:before="0" w:beforeAutospacing="0" w:lineRule="auto"/>
+        <w:ind w:left="1440" w:hanging="360"/>
+        <w:rPr>
+          <w:sz w:val="24"/>
+          <w:szCs w:val="24"/>
+        </w:rPr>
+      </w:pPr>
+      <w:r>
+        <w:rPr>
+          <w:sz w:val="24"/>
+          <w:szCs w:val="24"/>
+          <w:rtl w:val="0"/>
+        </w:rPr>
+        <w:t xml:space="preserve">Finalize Database choice (MariaDB/MySQL vs. PostgreSQL).  — determined to use mysql</w:t>
+      </w:r>
+    </w:p>
+    <w:p>
+      <w:pPr>
+        <w:numPr>
+          <w:ilvl w:val="1"/>
+          <w:numId w:val="15"/>
+        </w:numPr>
+        <w:spacing w:after="0" w:afterAutospacing="0" w:before="0" w:beforeAutospacing="0" w:lineRule="auto"/>
+        <w:ind w:left="1440" w:hanging="360"/>
+        <w:rPr>
+          <w:sz w:val="24"/>
+          <w:szCs w:val="24"/>
+        </w:rPr>
+      </w:pPr>
+      <w:r>
+        <w:rPr>
+          <w:sz w:val="24"/>
+          <w:szCs w:val="24"/>
+          <w:rtl w:val="0"/>
+        </w:rPr>
+        <w:t xml:space="preserve">Discuss schema impact and agree on the single DB standard to update in SPPP, Deck, and README. </w:t>
+      </w:r>
+    </w:p>
+    <w:p>
+      <w:pPr>
+        <w:numPr>
+          <w:ilvl w:val="0"/>
+          <w:numId w:val="15"/>
+        </w:numPr>
+        <w:spacing w:after="0" w:afterAutospacing="0" w:before="0" w:beforeAutospacing="0" w:lineRule="auto"/>
+        <w:ind w:left="720" w:hanging="360"/>
+        <w:rPr>
+          <w:sz w:val="24"/>
+          <w:szCs w:val="24"/>
+        </w:rPr>
+      </w:pPr>
+      <w:r>
+        <w:rPr>
+          <w:sz w:val="24"/>
+          <w:szCs w:val="24"/>
+          <w:rtl w:val="0"/>
+        </w:rPr>
+        <w:t xml:space="preserve">Project Management Workflow &amp; GitHub Setup (20 mins)</w:t>
+      </w:r>
+    </w:p>
+    <w:p>
+      <w:pPr>
+        <w:numPr>
+          <w:ilvl w:val="1"/>
+          <w:numId w:val="15"/>
+        </w:numPr>
+        <w:spacing w:after="0" w:afterAutospacing="0" w:before="0" w:beforeAutospacing="0" w:lineRule="auto"/>
+        <w:ind w:left="1440" w:hanging="360"/>
+        <w:rPr>
+          <w:sz w:val="24"/>
+          <w:szCs w:val="24"/>
+        </w:rPr>
+      </w:pPr>
+      <w:r>
+        <w:rPr>
+          <w:sz w:val="24"/>
+          <w:szCs w:val="24"/>
+          <w:rtl w:val="0"/>
+        </w:rPr>
+        <w:t xml:space="preserve">Walk through your ⁠github-project-requirements.md⁠ document. </w:t>
+      </w:r>
+    </w:p>
+    <w:p>
+      <w:pPr>
+        <w:numPr>
+          <w:ilvl w:val="1"/>
+          <w:numId w:val="15"/>
+        </w:numPr>
+        <w:spacing w:after="0" w:afterAutospacing="0" w:before="0" w:beforeAutospacing="0" w:lineRule="auto"/>
+        <w:ind w:left="1440" w:hanging="360"/>
+        <w:rPr>
+          <w:sz w:val="24"/>
+          <w:szCs w:val="24"/>
+        </w:rPr>
+      </w:pPr>
+      <w:r>
+        <w:rPr>
+          <w:sz w:val="24"/>
+          <w:szCs w:val="24"/>
+          <w:rtl w:val="0"/>
+        </w:rPr>
+        <w:t xml:space="preserve">Review issue templates, story points, and the Icebox workflow. </w:t>
+      </w:r>
+    </w:p>
+    <w:p>
+      <w:pPr>
+        <w:numPr>
+          <w:ilvl w:val="1"/>
+          <w:numId w:val="15"/>
+        </w:numPr>
+        <w:spacing w:after="0" w:afterAutospacing="0" w:before="0" w:beforeAutospacing="0" w:lineRule="auto"/>
+        <w:ind w:left="1440" w:hanging="360"/>
+        <w:rPr>
+          <w:sz w:val="24"/>
+          <w:szCs w:val="24"/>
+        </w:rPr>
+      </w:pPr>
+      <w:r>
+        <w:rPr>
+          <w:sz w:val="24"/>
+          <w:szCs w:val="24"/>
+          <w:rtl w:val="0"/>
+        </w:rPr>
+        <w:t xml:space="preserve">Confirm instructor and TA/facilitator have access to the GitHub board. </w:t>
+      </w:r>
+    </w:p>
+    <w:p>
+      <w:pPr>
+        <w:numPr>
+          <w:ilvl w:val="0"/>
+          <w:numId w:val="15"/>
+        </w:numPr>
+        <w:spacing w:after="0" w:afterAutospacing="0" w:before="0" w:beforeAutospacing="0" w:lineRule="auto"/>
+        <w:ind w:left="720" w:hanging="360"/>
+        <w:rPr>
+          <w:sz w:val="24"/>
+          <w:szCs w:val="24"/>
+        </w:rPr>
+      </w:pPr>
+      <w:r>
+        <w:rPr>
+          <w:sz w:val="24"/>
+          <w:szCs w:val="24"/>
+          <w:rtl w:val="0"/>
+        </w:rPr>
+        <w:t xml:space="preserve">Lab 2 Execution &amp; User Story Workshop (35 mins)</w:t>
+      </w:r>
+    </w:p>
+    <w:p>
+      <w:pPr>
+        <w:numPr>
+          <w:ilvl w:val="1"/>
+          <w:numId w:val="15"/>
+        </w:numPr>
+        <w:spacing w:after="0" w:afterAutospacing="0" w:before="0" w:beforeAutospacing="0" w:lineRule="auto"/>
+        <w:ind w:left="1440" w:hanging="360"/>
+        <w:rPr>
+          <w:sz w:val="24"/>
+          <w:szCs w:val="24"/>
+        </w:rPr>
+      </w:pPr>
+      <w:r>
+        <w:rPr>
+          <w:sz w:val="24"/>
+          <w:szCs w:val="24"/>
+          <w:rtl w:val="0"/>
+        </w:rPr>
+        <w:t xml:space="preserve">User Story Brainstorming: Confirm each member's 2 functional feature user stories. Ensure zero technical setup tasks are used as user stories. </w:t>
+      </w:r>
+    </w:p>
+    <w:p>
+      <w:pPr>
+        <w:numPr>
+          <w:ilvl w:val="1"/>
+          <w:numId w:val="15"/>
+        </w:numPr>
+        <w:spacing w:after="0" w:afterAutospacing="0" w:before="0" w:beforeAutospacing="0" w:lineRule="auto"/>
+        <w:ind w:left="1440" w:hanging="360"/>
+        <w:rPr>
+          <w:sz w:val="24"/>
+          <w:szCs w:val="24"/>
+        </w:rPr>
+      </w:pPr>
+      <w:r>
+        <w:rPr>
+          <w:sz w:val="24"/>
+          <w:szCs w:val="24"/>
+          <w:rtl w:val="0"/>
+        </w:rPr>
+        <w:t xml:space="preserve">Acceptance Tests &amp; UML: Review the ⁠Given/When/Then⁠ requirement format and expectations for individual entity class diagrams. </w:t>
+      </w:r>
+    </w:p>
+    <w:p>
+      <w:pPr>
+        <w:numPr>
+          <w:ilvl w:val="1"/>
+          <w:numId w:val="15"/>
+        </w:numPr>
+        <w:spacing w:after="0" w:afterAutospacing="0" w:before="0" w:beforeAutospacing="0" w:lineRule="auto"/>
+        <w:ind w:left="1440" w:hanging="360"/>
+        <w:rPr>
+          <w:sz w:val="24"/>
+          <w:szCs w:val="24"/>
+        </w:rPr>
+      </w:pPr>
+      <w:r>
+        <w:rPr>
+          <w:sz w:val="24"/>
+          <w:szCs w:val="24"/>
+          <w:rtl w:val="0"/>
+        </w:rPr>
+        <w:t xml:space="preserve">Docker Infrastructure: Confirm Andy's lead on ⁠Dockerfile⁠ and ⁠docker-compose.yml⁠ (app + DB). Establish a timeline for when Andy will share the setup so everyone can capture their individual command terminal screenshots (⁠build⁠, ⁠run⁠, ⁠exec shell⁠, ⁠logs⁠). </w:t>
+      </w:r>
+    </w:p>
+    <w:p>
+      <w:pPr>
+        <w:numPr>
+          <w:ilvl w:val="0"/>
+          <w:numId w:val="15"/>
+        </w:numPr>
+        <w:spacing w:after="0" w:afterAutospacing="0" w:before="0" w:beforeAutospacing="0" w:lineRule="auto"/>
+        <w:ind w:left="720" w:hanging="360"/>
+        <w:rPr>
+          <w:sz w:val="24"/>
+          <w:szCs w:val="24"/>
+        </w:rPr>
+      </w:pPr>
+      <w:r>
+        <w:rPr>
+          <w:sz w:val="24"/>
+          <w:szCs w:val="24"/>
+          <w:rtl w:val="0"/>
+        </w:rPr>
+        <w:t xml:space="preserve">Iteration 1 Scope &amp; Next Steps (20 mins)</w:t>
+      </w:r>
+    </w:p>
+    <w:p>
+      <w:pPr>
+        <w:numPr>
+          <w:ilvl w:val="1"/>
+          <w:numId w:val="15"/>
+        </w:numPr>
+        <w:spacing w:after="0" w:afterAutospacing="0" w:before="0" w:beforeAutospacing="0" w:lineRule="auto"/>
+        <w:ind w:left="1440" w:hanging="360"/>
+        <w:rPr>
+          <w:sz w:val="24"/>
+          <w:szCs w:val="24"/>
+        </w:rPr>
+      </w:pPr>
+      <w:r>
+        <w:rPr>
+          <w:sz w:val="24"/>
+          <w:szCs w:val="24"/>
+          <w:rtl w:val="0"/>
+        </w:rPr>
+        <w:t xml:space="preserve">Assign System Architecture / Documentation owners (STD &amp; SDD). </w:t>
+      </w:r>
+    </w:p>
+    <w:p>
+      <w:pPr>
+        <w:numPr>
+          <w:ilvl w:val="1"/>
+          <w:numId w:val="15"/>
+        </w:numPr>
+        <w:spacing w:after="0" w:afterAutospacing="0" w:before="0" w:beforeAutospacing="0" w:lineRule="auto"/>
+        <w:ind w:left="1440" w:hanging="360"/>
+        <w:rPr>
+          <w:sz w:val="24"/>
+          <w:szCs w:val="24"/>
+        </w:rPr>
+      </w:pPr>
+      <w:r>
+        <w:rPr>
+          <w:sz w:val="24"/>
+          <w:szCs w:val="24"/>
+          <w:rtl w:val="0"/>
+        </w:rPr>
+        <w:t xml:space="preserve">Lock in implementation scope and feature priorities for Iteration 1. </w:t>
+      </w:r>
+    </w:p>
+    <w:p>
+      <w:pPr>
+        <w:numPr>
+          <w:ilvl w:val="1"/>
+          <w:numId w:val="15"/>
+        </w:numPr>
+        <w:spacing w:after="0" w:afterAutospacing="0" w:before="0" w:beforeAutospacing="0" w:lineRule="auto"/>
+        <w:ind w:left="1440" w:hanging="360"/>
+        <w:rPr>
+          <w:sz w:val="24"/>
+          <w:szCs w:val="24"/>
+        </w:rPr>
+      </w:pPr>
+      <w:r>
+        <w:rPr>
+          <w:sz w:val="24"/>
+          <w:szCs w:val="24"/>
+          <w:rtl w:val="0"/>
+        </w:rPr>
+        <w:t xml:space="preserve">Reconcile Meeting 2 role contradictions in the team log. </w:t>
+      </w:r>
+    </w:p>
+    <w:p>
+      <w:pPr>
+        <w:numPr>
+          <w:ilvl w:val="1"/>
+          <w:numId w:val="15"/>
+        </w:numPr>
+        <w:spacing w:after="240" w:before="0" w:beforeAutospacing="0" w:lineRule="auto"/>
+        <w:ind w:left="1440" w:hanging="360"/>
+        <w:rPr>
+          <w:sz w:val="24"/>
+          <w:szCs w:val="24"/>
+        </w:rPr>
+      </w:pPr>
+      <w:r>
+        <w:rPr>
+          <w:sz w:val="24"/>
+          <w:szCs w:val="24"/>
+          <w:rtl w:val="0"/>
+        </w:rPr>
+        <w:t xml:space="preserve">Wrap up and confirm action items, owners, and upcoming deadlines.</w:t>
+      </w:r>
+    </w:p>
+    <w:p>
+      <w:pPr>
+        <w:keepNext w:val="0"/>
+        <w:keepLines w:val="0"/>
+        <w:pageBreakBefore w:val="0"/>
+        <w:widowControl w:val="0"/>
+        <w:pBdr>
+          <w:top w:space="0" w:sz="0" w:val="nil"/>
+          <w:left w:space="0" w:sz="0" w:val="nil"/>
+          <w:bottom w:space="0" w:sz="0" w:val="nil"/>
+          <w:right w:space="0" w:sz="0" w:val="nil"/>
+          <w:between w:space="0" w:sz="0" w:val="nil"/>
+        </w:pBdr>
+        <w:shd w:fill="auto" w:val="clear"/>
+        <w:jc w:val="left"/>
+        <w:rPr>
+          <w:b w:val="1"/>
+          <w:bCs w:val="1"/>
+          <w:sz w:val="24"/>
+          <w:szCs w:val="24"/>
+          <w:u w:val="single"/>
+        </w:rPr>
+      </w:pPr>
+      <w:r>
+        <w:rPr>
+          <w:rtl w:val="0"/>
+        </w:rPr>
+      </w:r>
+    </w:p>
+    <w:p>
+      <w:pPr>
+        <w:rPr>
+          <w:b w:val="1"/>
+          <w:bCs w:val="1"/>
+        </w:rPr>
+      </w:pPr>
+      <w:r>
+        <w:pict>
+          <v:rect style="width:0.0pt;height:1.5pt" o:hr="t" o:hrstd="t" o:hralign="center" fillcolor="#A0A0A0" stroked="f"/>
+        </w:pict>
+      </w:r>
+      <w:r>
+        <w:rPr>
+          <w:rtl w:val="0"/>
+        </w:rPr>
+      </w:r>
+    </w:p>
+    <w:p>
+      <w:pPr>
+        <w:rPr>
+          <w:b w:val="1"/>
+          <w:bCs w:val="1"/>
+        </w:rPr>
+      </w:pPr>
+      <w:r>
+        <w:rPr>
+          <w:rtl w:val="0"/>
+        </w:rPr>
+      </w:r>
+    </w:p>
+    <w:p>
+      <w:pPr>
+        <w:jc w:val="center"/>
+        <w:rPr>
+          <w:b w:val="1"/>
+          <w:bCs w:val="1"/>
+          <w:sz w:val="24"/>
+          <w:szCs w:val="24"/>
+        </w:rPr>
+      </w:pPr>
+      <w:r>
+        <w:rPr>
+          <w:b w:val="1"/>
+          <w:bCs w:val="1"/>
+          <w:rtl w:val="0"/>
+        </w:rPr>
+        <w:t xml:space="preserve"> </w:t>
+      </w:r>
+      <w:r>
+        <w:rPr>
+          <w:b w:val="1"/>
+          <w:bCs w:val="1"/>
+          <w:sz w:val="24"/>
+          <w:szCs w:val="24"/>
+          <w:rtl w:val="0"/>
+        </w:rPr>
+        <w:t xml:space="preserve">Meeting 2 </w:t>
+      </w:r>
+    </w:p>
+    <w:p>
+      <w:pPr>
+        <w:jc w:val="center"/>
+        <w:rPr>
+          <w:b w:val="1"/>
+          <w:bCs w:val="1"/>
+          <w:sz w:val="24"/>
+          <w:szCs w:val="24"/>
+          <w:u w:val="single"/>
+        </w:rPr>
+      </w:pPr>
+      <w:r>
+        <w:rPr>
+          <w:rtl w:val="0"/>
+        </w:rPr>
+      </w:r>
+    </w:p>
+    <w:p>
+      <w:pPr>
+        <w:rPr>
+          <w:sz w:val="24"/>
+          <w:szCs w:val="24"/>
+        </w:rPr>
+      </w:pPr>
+      <w:r>
+        <w:rPr>
+          <w:b w:val="1"/>
+          <w:bCs w:val="1"/>
+          <w:sz w:val="24"/>
+          <w:szCs w:val="24"/>
+          <w:rtl w:val="0"/>
+        </w:rPr>
+        <w:t xml:space="preserve">Date and Time:</w:t>
+      </w:r>
+      <w:r>
+        <w:rPr>
+          <w:sz w:val="24"/>
+          <w:szCs w:val="24"/>
+          <w:rtl w:val="0"/>
+        </w:rPr>
+        <w:t xml:space="preserve">  9/7/2026 11-12am</w:t>
+      </w:r>
+    </w:p>
+    <w:p>
+      <w:pPr>
+        <w:rPr>
+          <w:sz w:val="24"/>
+          <w:szCs w:val="24"/>
+        </w:rPr>
+      </w:pPr>
+      <w:r>
+        <w:rPr>
+          <w:b w:val="1"/>
+          <w:bCs w:val="1"/>
+          <w:sz w:val="24"/>
+          <w:szCs w:val="24"/>
+          <w:rtl w:val="0"/>
+        </w:rPr>
+        <w:t xml:space="preserve">Place</w:t>
+      </w:r>
+      <w:r>
+        <w:rPr>
+          <w:sz w:val="24"/>
+          <w:szCs w:val="24"/>
+          <w:rtl w:val="0"/>
+        </w:rPr>
+        <w:t xml:space="preserve">: Online-Zoom</w:t>
+      </w:r>
+    </w:p>
+    <w:p>
+      <w:pPr>
+        <w:rPr>
+          <w:b w:val="1"/>
+          <w:bCs w:val="1"/>
+          <w:u w:val="single"/>
+        </w:rPr>
+      </w:pPr>
+      <w:r>
+        <w:rPr>
+          <w:b w:val="1"/>
+          <w:bCs w:val="1"/>
+          <w:sz w:val="24"/>
+          <w:szCs w:val="24"/>
+          <w:rtl w:val="0"/>
+        </w:rPr>
+        <w:t xml:space="preserve">Participants:</w:t>
+      </w:r>
+      <w:r>
+        <w:rPr>
+          <w:sz w:val="24"/>
+          <w:szCs w:val="24"/>
+          <w:rtl w:val="0"/>
+        </w:rPr>
+        <w:t xml:space="preserve"> </w:t>
+      </w:r>
+      <w:r>
+        <w:rPr>
+          <w:rtl w:val="0"/>
+        </w:rPr>
+      </w:r>
+    </w:p>
+    <w:tbl>
+      <w:tblPr>
+        <w:tblStyle w:val="Table3"/>
+        <w:tblW w:w="2280.0" w:type="dxa"/>
+        <w:jc w:val="left"/>
+        <w:tblBorders>
+          <w:top w:color="000000" w:space="0" w:sz="8" w:val="single"/>
+          <w:left w:color="000000" w:space="0" w:sz="8" w:val="single"/>
+          <w:bottom w:color="000000" w:space="0" w:sz="8" w:val="single"/>
+          <w:right w:color="000000" w:space="0" w:sz="8" w:val="single"/>
+          <w:insideH w:color="000000" w:space="0" w:sz="8" w:val="single"/>
+          <w:insideV w:color="000000" w:space="0" w:sz="8" w:val="single"/>
+        </w:tblBorders>
+        <w:tblLayout w:type="fixed"/>
+        <w:tblLook w:val="0600"/>
+      </w:tblPr>
+      <w:tblGrid>
+        <w:gridCol w:w="2280"/>
+        <w:tblGridChange w:id="0">
+          <w:tblGrid>
+            <w:gridCol w:w="2280"/>
+          </w:tblGrid>
+        </w:tblGridChange>
+      </w:tblGrid>
+      <w:tr>
+        <w:trPr>
+          <w:cantSplit w:val="0"/>
+          <w:trHeight w:val="405" w:hRule="atLeast"/>
+          <w:tblHeader w:val="0"/>
+        </w:trPr>
+        <w:tc>
+          <w:tcPr>
+            <w:tcBorders>
+              <w:top w:color="cccccc" w:space="0" w:sz="6" w:val="single"/>
+              <w:left w:color="cccccc" w:space="0" w:sz="6" w:val="single"/>
+              <w:bottom w:color="cccccc" w:space="0" w:sz="6" w:val="single"/>
+              <w:right w:color="cccccc" w:space="0" w:sz="6" w:val="single"/>
+            </w:tcBorders>
+            <w:tcMar>
+              <w:top w:w="40.0" w:type="dxa"/>
+              <w:left w:w="40.0" w:type="dxa"/>
+              <w:bottom w:w="40.0" w:type="dxa"/>
+              <w:right w:w="40.0" w:type="dxa"/>
+            </w:tcMar>
+            <w:vAlign w:val="bottom"/>
+          </w:tcPr>
+          <w:p>
+            <w:pPr>
+              <w:widowControl w:val="1"/>
+              <w:rPr/>
+            </w:pPr>
+            <w:r>
+              <w:rPr>
+                <w:rtl w:val="0"/>
+              </w:rPr>
+              <w:t xml:space="preserve">Krizma Nagi</w:t>
+            </w:r>
+          </w:p>
+          <w:p>
+            <w:pPr>
+              <w:widowControl w:val="1"/>
+              <w:rPr/>
+            </w:pPr>
+            <w:r>
+              <w:rPr>
+                <w:rtl w:val="0"/>
+              </w:rPr>
+              <w:t xml:space="preserve">Sara Orion</w:t>
+            </w:r>
+          </w:p>
+          <w:p>
+            <w:pPr>
+              <w:widowControl w:val="1"/>
+              <w:rPr/>
+            </w:pPr>
+            <w:r>
+              <w:rPr>
+                <w:rtl w:val="0"/>
+              </w:rPr>
+              <w:t xml:space="preserve">Andy Chang</w:t>
+            </w:r>
+          </w:p>
+          <w:p>
+            <w:pPr>
+              <w:widowControl w:val="1"/>
+              <w:rPr/>
+            </w:pPr>
+            <w:r>
+              <w:rPr>
+                <w:rtl w:val="0"/>
+              </w:rPr>
+              <w:t xml:space="preserve">Kimleng Lim</w:t>
+            </w:r>
+          </w:p>
+          <w:p>
+            <w:pPr>
+              <w:widowControl w:val="1"/>
+              <w:rPr/>
+            </w:pPr>
+            <w:r>
+              <w:rPr>
+                <w:rtl w:val="0"/>
+              </w:rPr>
+              <w:t xml:space="preserve">Italia Tran</w:t>
+            </w:r>
+          </w:p>
+        </w:tc>
+      </w:tr>
+    </w:tbl>
+    <w:p>
+      <w:pPr>
+        <w:widowControl w:val="1"/>
+        <w:spacing w:after="240" w:before="240" w:lineRule="auto"/>
+        <w:rPr>
+          <w:sz w:val="24"/>
+          <w:szCs w:val="24"/>
+        </w:rPr>
+      </w:pPr>
+      <w:r>
+        <w:rPr>
+          <w:rtl w:val="0"/>
+        </w:rPr>
+      </w:r>
+    </w:p>
+    <w:p>
+      <w:pPr>
+        <w:rPr>
+          <w:sz w:val="24"/>
+          <w:szCs w:val="24"/>
+        </w:rPr>
+      </w:pPr>
+      <w:r>
+        <w:rPr>
+          <w:b w:val="1"/>
+          <w:bCs w:val="1"/>
+          <w:sz w:val="24"/>
+          <w:szCs w:val="24"/>
+          <w:rtl w:val="0"/>
+        </w:rPr>
+        <w:t xml:space="preserve">Minutes taker: </w:t>
+      </w:r>
+      <w:r>
+        <w:rPr>
+          <w:sz w:val="24"/>
+          <w:szCs w:val="24"/>
+          <w:rtl w:val="0"/>
+        </w:rPr>
         <w:t xml:space="preserve">Krizma Nagi</w:t>
       </w:r>
     </w:p>
@@ -2303,40 +2472,55 @@
           <w:szCs w:val="24"/>
           <w:rtl w:val="0"/>
         </w:rPr>
-        <w:t xml:space="preserve">Team Kickoff Meeting</w:t>
-      </w:r>
-    </w:p>
-    <w:p>
-      <w:pPr>
-        <w:rPr>
-          <w:sz w:val="24"/>
-          <w:szCs w:val="24"/>
-        </w:rPr>
-      </w:pPr>
-      <w:r>
-        <w:rPr>
-          <w:rtl w:val="0"/>
-        </w:rPr>
-      </w:r>
-    </w:p>
-    <w:p>
-      <w:pPr>
-        <w:rPr>
-          <w:b w:val="1"/>
-          <w:bCs w:val="1"/>
-          <w:sz w:val="24"/>
-          <w:szCs w:val="24"/>
-        </w:rPr>
-      </w:pPr>
-      <w:r>
-        <w:rPr>
-          <w:b w:val="1"/>
-          <w:bCs w:val="1"/>
-          <w:sz w:val="24"/>
-          <w:szCs w:val="24"/>
-          <w:rtl w:val="0"/>
-        </w:rPr>
-        <w:t xml:space="preserve">Agenda: </w:t>
+        <w:t xml:space="preserve">Discuss any information missed in previous meeting</w:t>
+      </w:r>
+    </w:p>
+    <w:p>
+      <w:pPr>
+        <w:rPr>
+          <w:sz w:val="24"/>
+          <w:szCs w:val="24"/>
+        </w:rPr>
+      </w:pPr>
+      <w:r>
+        <w:rPr>
+          <w:rtl w:val="0"/>
+        </w:rPr>
+      </w:r>
+    </w:p>
+    <w:p>
+      <w:pPr>
+        <w:rPr>
+          <w:b w:val="1"/>
+          <w:bCs w:val="1"/>
+          <w:sz w:val="24"/>
+          <w:szCs w:val="24"/>
+        </w:rPr>
+      </w:pPr>
+      <w:r>
+        <w:rPr>
+          <w:b w:val="1"/>
+          <w:bCs w:val="1"/>
+          <w:sz w:val="24"/>
+          <w:szCs w:val="24"/>
+          <w:rtl w:val="0"/>
+        </w:rPr>
+        <w:t xml:space="preserve">Agenda: No formal pre-set agenda was discussed, we just wanted to pick up where we left off on Sunday</w:t>
+      </w:r>
+    </w:p>
+    <w:p>
+      <w:pPr>
+        <w:rPr>
+          <w:b w:val="1"/>
+          <w:bCs w:val="1"/>
+          <w:sz w:val="24"/>
+          <w:szCs w:val="24"/>
+        </w:rPr>
+      </w:pPr>
+      <w:r>
+        <w:rPr>
+          <w:rtl w:val="0"/>
+        </w:rPr>
       </w:r>
     </w:p>
     <w:p>
@@ -2378,7 +2562,7 @@
           <w:szCs w:val="24"/>
           <w:rtl w:val="0"/>
         </w:rPr>
-        <w:t xml:space="preserve">Discuss project topic</w:t>
+        <w:t xml:space="preserve">Discuss project topic more in depth</w:t>
       </w:r>
     </w:p>
     <w:p>
@@ -2387,6 +2571,7 @@
           <w:ilvl w:val="0"/>
           <w:numId w:val="3"/>
         </w:numPr>
+        <w:spacing w:line="240" w:lineRule="auto"/>
         <w:ind w:left="720" w:hanging="360"/>
         <w:rPr>
           <w:sz w:val="24"/>
@@ -2399,7 +2584,7 @@
           <w:szCs w:val="24"/>
           <w:rtl w:val="0"/>
         </w:rPr>
-        <w:t xml:space="preserve">Communication plan</w:t>
+        <w:t xml:space="preserve">Determine an approach/process to use</w:t>
       </w:r>
     </w:p>
     <w:p>
@@ -2421,7 +2606,7 @@
           <w:szCs w:val="24"/>
           <w:rtl w:val="0"/>
         </w:rPr>
-        <w:t xml:space="preserve">Find and discuss related works</w:t>
+        <w:t xml:space="preserve">Brainstorm requirements</w:t>
       </w:r>
     </w:p>
     <w:p>
@@ -2443,7 +2628,7 @@
           <w:szCs w:val="24"/>
           <w:rtl w:val="0"/>
         </w:rPr>
-        <w:t xml:space="preserve">Determine group name</w:t>
+        <w:t xml:space="preserve">Finalize meeting time/communication plans</w:t>
       </w:r>
     </w:p>
     <w:p>
@@ -2465,7 +2650,7 @@
           <w:szCs w:val="24"/>
           <w:rtl w:val="0"/>
         </w:rPr>
-        <w:t xml:space="preserve">Determine an approach/process to use</w:t>
+        <w:t xml:space="preserve">GitHub access issues/permissions</w:t>
       </w:r>
     </w:p>
     <w:p>
@@ -2487,7 +2672,7 @@
           <w:szCs w:val="24"/>
           <w:rtl w:val="0"/>
         </w:rPr>
-        <w:t xml:space="preserve">Brainstorm requirements</w:t>
+        <w:t xml:space="preserve">Project scope/technical direction</w:t>
       </w:r>
     </w:p>
     <w:p>
@@ -2501,16 +2686,37 @@
         <w:rPr>
           <w:sz w:val="24"/>
           <w:szCs w:val="24"/>
-          <w:u w:val="none"/>
-        </w:rPr>
-      </w:pPr>
-      <w:r>
-        <w:rPr>
-          <w:sz w:val="24"/>
-          <w:szCs w:val="24"/>
-          <w:rtl w:val="0"/>
-        </w:rPr>
-        <w:t xml:space="preserve">Finalize meeting time/communication plans</w:t>
+        </w:rPr>
+      </w:pPr>
+      <w:r>
+        <w:rPr>
+          <w:sz w:val="24"/>
+          <w:szCs w:val="24"/>
+          <w:rtl w:val="0"/>
+        </w:rPr>
+        <w:t xml:space="preserve">Team responsibilities for iteration 0</w:t>
+      </w:r>
+    </w:p>
+    <w:p>
+      <w:pPr>
+        <w:numPr>
+          <w:ilvl w:val="0"/>
+          <w:numId w:val="3"/>
+        </w:numPr>
+        <w:spacing w:line="240" w:lineRule="auto"/>
+        <w:ind w:left="720" w:hanging="360"/>
+        <w:rPr>
+          <w:sz w:val="24"/>
+          <w:szCs w:val="24"/>
+        </w:rPr>
+      </w:pPr>
+      <w:r>
+        <w:rPr>
+          <w:sz w:val="24"/>
+          <w:szCs w:val="24"/>
+          <w:rtl w:val="0"/>
+        </w:rPr>
+        <w:t xml:space="preserve">Project tracker and documentation setup</w:t>
       </w:r>
     </w:p>
     <w:p>
@@ -2563,7 +2769,7 @@
       <w:pPr>
         <w:numPr>
           <w:ilvl w:val="0"/>
-          <w:numId w:val="9"/>
+          <w:numId w:val="14"/>
         </w:numPr>
         <w:ind w:left="720" w:hanging="360"/>
         <w:rPr>
@@ -2577,69 +2783,399 @@
           <w:szCs w:val="24"/>
           <w:rtl w:val="0"/>
         </w:rPr>
-        <w:t xml:space="preserve">Need to find a few related works</w:t>
+        <w:t xml:space="preserve">Github repo access</w:t>
+      </w:r>
+    </w:p>
+    <w:p>
+      <w:pPr>
+        <w:numPr>
+          <w:ilvl w:val="1"/>
+          <w:numId w:val="14"/>
+        </w:numPr>
+        <w:ind w:left="1440" w:hanging="360"/>
+        <w:rPr>
+          <w:sz w:val="24"/>
+          <w:szCs w:val="24"/>
+        </w:rPr>
+      </w:pPr>
+      <w:r>
+        <w:rPr>
+          <w:sz w:val="24"/>
+          <w:szCs w:val="24"/>
+          <w:rtl w:val="0"/>
+        </w:rPr>
+        <w:t xml:space="preserve">Krizma and Italia had yet to receive access for github</w:t>
       </w:r>
     </w:p>
     <w:p>
       <w:pPr>
         <w:numPr>
           <w:ilvl w:val="0"/>
-          <w:numId w:val="9"/>
+          <w:numId w:val="14"/>
         </w:numPr>
         <w:ind w:left="720" w:hanging="360"/>
         <w:rPr>
           <w:sz w:val="24"/>
           <w:szCs w:val="24"/>
-          <w:u w:val="none"/>
-        </w:rPr>
-      </w:pPr>
-      <w:r>
-        <w:rPr>
-          <w:sz w:val="24"/>
-          <w:szCs w:val="24"/>
-          <w:rtl w:val="0"/>
-        </w:rPr>
-        <w:t xml:space="preserve">Very briefly discussed potential AI features we want to add</w:t>
-      </w:r>
-      <w:r>
-        <w:rPr>
-          <w:rtl w:val="0"/>
-        </w:rPr>
-      </w:r>
-    </w:p>
-    <w:p>
-      <w:pPr>
-        <w:rPr>
-          <w:b w:val="1"/>
-          <w:bCs w:val="1"/>
-          <w:sz w:val="24"/>
-          <w:szCs w:val="24"/>
-        </w:rPr>
-      </w:pPr>
-      <w:r>
-        <w:rPr>
-          <w:rtl w:val="0"/>
-        </w:rPr>
-      </w:r>
-    </w:p>
-    <w:p>
-      <w:pPr>
-        <w:rPr>
-          <w:b w:val="1"/>
-          <w:bCs w:val="1"/>
-          <w:sz w:val="24"/>
-          <w:szCs w:val="24"/>
-        </w:rPr>
-      </w:pPr>
-      <w:r>
-        <w:rPr>
-          <w:b w:val="1"/>
-          <w:bCs w:val="1"/>
-          <w:sz w:val="24"/>
-          <w:szCs w:val="24"/>
-          <w:rtl w:val="0"/>
-        </w:rPr>
-        <w:t xml:space="preserve">Project ideas: </w:t>
+        </w:rPr>
+      </w:pPr>
+      <w:r>
+        <w:rPr>
+          <w:sz w:val="24"/>
+          <w:szCs w:val="24"/>
+          <w:rtl w:val="0"/>
+        </w:rPr>
+        <w:t xml:space="preserve">Project role assignments ~ confirmed</w:t>
+      </w:r>
+    </w:p>
+    <w:p>
+      <w:pPr>
+        <w:numPr>
+          <w:ilvl w:val="1"/>
+          <w:numId w:val="14"/>
+        </w:numPr>
+        <w:ind w:left="1440" w:hanging="360"/>
+        <w:rPr>
+          <w:sz w:val="24"/>
+          <w:szCs w:val="24"/>
+        </w:rPr>
+      </w:pPr>
+      <w:r>
+        <w:rPr>
+          <w:sz w:val="24"/>
+          <w:szCs w:val="24"/>
+          <w:rtl w:val="0"/>
+        </w:rPr>
+        <w:t xml:space="preserve">Sara: Team lead &amp; security</w:t>
+      </w:r>
+    </w:p>
+    <w:p>
+      <w:pPr>
+        <w:numPr>
+          <w:ilvl w:val="1"/>
+          <w:numId w:val="14"/>
+        </w:numPr>
+        <w:ind w:left="1440" w:hanging="360"/>
+        <w:rPr>
+          <w:sz w:val="24"/>
+          <w:szCs w:val="24"/>
+        </w:rPr>
+      </w:pPr>
+      <w:r>
+        <w:rPr>
+          <w:sz w:val="24"/>
+          <w:szCs w:val="24"/>
+          <w:rtl w:val="0"/>
+        </w:rPr>
+        <w:t xml:space="preserve">Krizma: Requirements</w:t>
+      </w:r>
+    </w:p>
+    <w:p>
+      <w:pPr>
+        <w:numPr>
+          <w:ilvl w:val="1"/>
+          <w:numId w:val="14"/>
+        </w:numPr>
+        <w:ind w:left="1440" w:hanging="360"/>
+        <w:rPr>
+          <w:sz w:val="24"/>
+          <w:szCs w:val="24"/>
+        </w:rPr>
+      </w:pPr>
+      <w:r>
+        <w:rPr>
+          <w:sz w:val="24"/>
+          <w:szCs w:val="24"/>
+          <w:rtl w:val="0"/>
+        </w:rPr>
+        <w:t xml:space="preserve">Kimleng: design &amp; implementation</w:t>
+      </w:r>
+    </w:p>
+    <w:p>
+      <w:pPr>
+        <w:numPr>
+          <w:ilvl w:val="1"/>
+          <w:numId w:val="14"/>
+        </w:numPr>
+        <w:ind w:left="1440" w:hanging="360"/>
+        <w:rPr>
+          <w:sz w:val="24"/>
+          <w:szCs w:val="24"/>
+        </w:rPr>
+      </w:pPr>
+      <w:r>
+        <w:rPr>
+          <w:sz w:val="24"/>
+          <w:szCs w:val="24"/>
+          <w:rtl w:val="0"/>
+        </w:rPr>
+        <w:t xml:space="preserve">Andy: configuration</w:t>
+      </w:r>
+    </w:p>
+    <w:p>
+      <w:pPr>
+        <w:numPr>
+          <w:ilvl w:val="1"/>
+          <w:numId w:val="14"/>
+        </w:numPr>
+        <w:ind w:left="1440" w:hanging="360"/>
+        <w:rPr>
+          <w:sz w:val="24"/>
+          <w:szCs w:val="24"/>
+        </w:rPr>
+      </w:pPr>
+      <w:r>
+        <w:rPr>
+          <w:sz w:val="24"/>
+          <w:szCs w:val="24"/>
+          <w:rtl w:val="0"/>
+        </w:rPr>
+        <w:t xml:space="preserve">Italia: QA</w:t>
+      </w:r>
+    </w:p>
+    <w:p>
+      <w:pPr>
+        <w:numPr>
+          <w:ilvl w:val="0"/>
+          <w:numId w:val="14"/>
+        </w:numPr>
+        <w:ind w:left="720" w:hanging="360"/>
+        <w:rPr>
+          <w:sz w:val="24"/>
+          <w:szCs w:val="24"/>
+        </w:rPr>
+      </w:pPr>
+      <w:r>
+        <w:rPr>
+          <w:sz w:val="24"/>
+          <w:szCs w:val="24"/>
+          <w:rtl w:val="0"/>
+        </w:rPr>
+        <w:t xml:space="preserve">Project Scope/technical direction</w:t>
+      </w:r>
+    </w:p>
+    <w:p>
+      <w:pPr>
+        <w:numPr>
+          <w:ilvl w:val="1"/>
+          <w:numId w:val="14"/>
+        </w:numPr>
+        <w:ind w:left="1440" w:hanging="360"/>
+        <w:rPr>
+          <w:sz w:val="24"/>
+          <w:szCs w:val="24"/>
+        </w:rPr>
+      </w:pPr>
+      <w:r>
+        <w:rPr>
+          <w:sz w:val="24"/>
+          <w:szCs w:val="24"/>
+          <w:rtl w:val="0"/>
+        </w:rPr>
+        <w:t xml:space="preserve">Project will convert Kimleng’s existing console POS application into a web application using Spring Book (backend) and Angular (frontend)</w:t>
+      </w:r>
+    </w:p>
+    <w:p>
+      <w:pPr>
+        <w:numPr>
+          <w:ilvl w:val="0"/>
+          <w:numId w:val="14"/>
+        </w:numPr>
+        <w:ind w:left="720" w:hanging="360"/>
+        <w:rPr>
+          <w:sz w:val="24"/>
+          <w:szCs w:val="24"/>
+        </w:rPr>
+      </w:pPr>
+      <w:r>
+        <w:rPr>
+          <w:sz w:val="24"/>
+          <w:szCs w:val="24"/>
+          <w:rtl w:val="0"/>
+        </w:rPr>
+        <w:t xml:space="preserve">Team Responsibilities</w:t>
+      </w:r>
+    </w:p>
+    <w:p>
+      <w:pPr>
+        <w:numPr>
+          <w:ilvl w:val="1"/>
+          <w:numId w:val="14"/>
+        </w:numPr>
+        <w:ind w:left="1440" w:hanging="360"/>
+        <w:rPr>
+          <w:sz w:val="24"/>
+          <w:szCs w:val="24"/>
+        </w:rPr>
+      </w:pPr>
+      <w:r>
+        <w:rPr>
+          <w:sz w:val="24"/>
+          <w:szCs w:val="24"/>
+          <w:rtl w:val="0"/>
+        </w:rPr>
+        <w:t xml:space="preserve">Krizma: Meeting minutes &amp; progress report</w:t>
+      </w:r>
+    </w:p>
+    <w:p>
+      <w:pPr>
+        <w:numPr>
+          <w:ilvl w:val="1"/>
+          <w:numId w:val="14"/>
+        </w:numPr>
+        <w:ind w:left="1440" w:hanging="360"/>
+        <w:rPr>
+          <w:sz w:val="24"/>
+          <w:szCs w:val="24"/>
+        </w:rPr>
+      </w:pPr>
+      <w:r>
+        <w:rPr>
+          <w:sz w:val="24"/>
+          <w:szCs w:val="24"/>
+          <w:rtl w:val="0"/>
+        </w:rPr>
+        <w:t xml:space="preserve">Kimleng: risk management doc</w:t>
+      </w:r>
+    </w:p>
+    <w:p>
+      <w:pPr>
+        <w:numPr>
+          <w:ilvl w:val="1"/>
+          <w:numId w:val="14"/>
+        </w:numPr>
+        <w:ind w:left="1440" w:hanging="360"/>
+        <w:rPr>
+          <w:sz w:val="24"/>
+          <w:szCs w:val="24"/>
+        </w:rPr>
+      </w:pPr>
+      <w:r>
+        <w:rPr>
+          <w:sz w:val="24"/>
+          <w:szCs w:val="24"/>
+          <w:rtl w:val="0"/>
+        </w:rPr>
+        <w:t xml:space="preserve">Sara: SPPP</w:t>
+      </w:r>
+    </w:p>
+    <w:p>
+      <w:pPr>
+        <w:numPr>
+          <w:ilvl w:val="1"/>
+          <w:numId w:val="14"/>
+        </w:numPr>
+        <w:ind w:left="1440" w:hanging="360"/>
+        <w:rPr>
+          <w:sz w:val="24"/>
+          <w:szCs w:val="24"/>
+        </w:rPr>
+      </w:pPr>
+      <w:r>
+        <w:rPr>
+          <w:sz w:val="24"/>
+          <w:szCs w:val="24"/>
+          <w:rtl w:val="0"/>
+        </w:rPr>
+        <w:t xml:space="preserve">Andy: presentation</w:t>
+      </w:r>
+    </w:p>
+    <w:p>
+      <w:pPr>
+        <w:numPr>
+          <w:ilvl w:val="0"/>
+          <w:numId w:val="14"/>
+        </w:numPr>
+        <w:ind w:left="720" w:hanging="360"/>
+        <w:rPr>
+          <w:sz w:val="24"/>
+          <w:szCs w:val="24"/>
+        </w:rPr>
+      </w:pPr>
+      <w:r>
+        <w:rPr>
+          <w:sz w:val="24"/>
+          <w:szCs w:val="24"/>
+          <w:rtl w:val="0"/>
+        </w:rPr>
+        <w:t xml:space="preserve">Project tracker/documentation setup</w:t>
+      </w:r>
+    </w:p>
+    <w:p>
+      <w:pPr>
+        <w:numPr>
+          <w:ilvl w:val="1"/>
+          <w:numId w:val="14"/>
+        </w:numPr>
+        <w:ind w:left="1440" w:hanging="360"/>
+        <w:rPr>
+          <w:sz w:val="24"/>
+          <w:szCs w:val="24"/>
+        </w:rPr>
+      </w:pPr>
+      <w:r>
+        <w:rPr>
+          <w:sz w:val="24"/>
+          <w:szCs w:val="24"/>
+          <w:rtl w:val="0"/>
+        </w:rPr>
+        <w:t xml:space="preserve">Set up project tracker in Github projects, organize working documents in Google Drive</w:t>
+      </w:r>
+    </w:p>
+    <w:p>
+      <w:pPr>
+        <w:numPr>
+          <w:ilvl w:val="1"/>
+          <w:numId w:val="14"/>
+        </w:numPr>
+        <w:ind w:left="1440" w:hanging="360"/>
+        <w:rPr>
+          <w:sz w:val="24"/>
+          <w:szCs w:val="24"/>
+        </w:rPr>
+      </w:pPr>
+      <w:r>
+        <w:rPr>
+          <w:sz w:val="24"/>
+          <w:szCs w:val="24"/>
+          <w:rtl w:val="0"/>
+        </w:rPr>
+        <w:t xml:space="preserve">Complete Iteration 0 tasks by 8pm EST/5pm PST</w:t>
+      </w:r>
+    </w:p>
+    <w:p>
+      <w:pPr>
+        <w:numPr>
+          <w:ilvl w:val="1"/>
+          <w:numId w:val="14"/>
+        </w:numPr>
+        <w:ind w:left="1440" w:hanging="360"/>
+        <w:rPr>
+          <w:sz w:val="24"/>
+          <w:szCs w:val="24"/>
+        </w:rPr>
+      </w:pPr>
+      <w:r>
+        <w:rPr>
+          <w:sz w:val="24"/>
+          <w:szCs w:val="24"/>
+          <w:rtl w:val="0"/>
+        </w:rPr>
+        <w:t xml:space="preserve">Recurring meetings on Sundays 1-2pm EST, which Sara will set up</w:t>
+      </w:r>
+    </w:p>
+    <w:p>
+      <w:pPr>
+        <w:rPr>
+          <w:sz w:val="24"/>
+          <w:szCs w:val="24"/>
+          <w:highlight w:val="yellow"/>
+        </w:rPr>
+      </w:pPr>
+      <w:r>
+        <w:rPr>
+          <w:rtl w:val="0"/>
+        </w:rPr>
       </w:r>
     </w:p>
     <w:p>
@@ -2648,19 +3184,74 @@
           <w:ilvl w:val="0"/>
           <w:numId w:val="7"/>
         </w:numPr>
+        <w:spacing w:after="0" w:afterAutospacing="0" w:before="240" w:lineRule="auto"/>
         <w:ind w:left="720" w:hanging="360"/>
-        <w:rPr>
-          <w:sz w:val="24"/>
-          <w:szCs w:val="24"/>
-        </w:rPr>
-      </w:pPr>
-      <w:r>
-        <w:rPr>
-          <w:sz w:val="24"/>
-          <w:szCs w:val="24"/>
-          <w:rtl w:val="0"/>
-        </w:rPr>
-        <w:t xml:space="preserve">AI powered app that does document processing</w:t>
+      </w:pPr>
+      <w:r>
+        <w:rPr>
+          <w:b w:val="1"/>
+          <w:bCs w:val="1"/>
+          <w:sz w:val="24"/>
+          <w:szCs w:val="24"/>
+          <w:rtl w:val="0"/>
+        </w:rPr>
+        <w:t xml:space="preserve">Technical direction:</w:t>
+      </w:r>
+      <w:r>
+        <w:rPr>
+          <w:sz w:val="24"/>
+          <w:szCs w:val="24"/>
+          <w:rtl w:val="0"/>
+        </w:rPr>
+        <w:t xml:space="preserve"> Convert Kimleng's existing console-based POS application into a web application using Spring Boot and Angular.</w:t>
+      </w:r>
+    </w:p>
+    <w:p>
+      <w:pPr>
+        <w:numPr>
+          <w:ilvl w:val="0"/>
+          <w:numId w:val="7"/>
+        </w:numPr>
+        <w:spacing w:after="0" w:afterAutospacing="0" w:before="0" w:beforeAutospacing="0" w:lineRule="auto"/>
+        <w:ind w:left="720" w:hanging="360"/>
+      </w:pPr>
+      <w:r>
+        <w:rPr>
+          <w:b w:val="1"/>
+          <w:bCs w:val="1"/>
+          <w:sz w:val="24"/>
+          <w:szCs w:val="24"/>
+          <w:rtl w:val="0"/>
+        </w:rPr>
+        <w:t xml:space="preserve">GitHub access:</w:t>
+      </w:r>
+      <w:r>
+        <w:rPr>
+          <w:sz w:val="24"/>
+          <w:szCs w:val="24"/>
+          <w:rtl w:val="0"/>
+        </w:rPr>
+        <w:t xml:space="preserve"> Confirmed only the professor can add repository members; outstanding access requests to be escalated via Discord.</w:t>
+      </w:r>
+    </w:p>
+    <w:p>
+      <w:pPr>
+        <w:numPr>
+          <w:ilvl w:val="0"/>
+          <w:numId w:val="7"/>
+        </w:numPr>
+        <w:spacing w:after="0" w:afterAutospacing="0" w:before="0" w:beforeAutospacing="0" w:lineRule="auto"/>
+        <w:ind w:left="720" w:hanging="360"/>
+      </w:pPr>
+      <w:r>
+        <w:rPr>
+          <w:b w:val="1"/>
+          <w:bCs w:val="1"/>
+          <w:sz w:val="24"/>
+          <w:szCs w:val="24"/>
+          <w:rtl w:val="0"/>
+        </w:rPr>
+        <w:t xml:space="preserve">Team roles (as of end of meeting):</w:t>
       </w:r>
     </w:p>
     <w:p>
@@ -2669,19 +3260,88 @@
           <w:ilvl w:val="1"/>
           <w:numId w:val="7"/>
         </w:numPr>
+        <w:spacing w:after="0" w:afterAutospacing="0" w:before="0" w:beforeAutospacing="0" w:lineRule="auto"/>
         <w:ind w:left="1440" w:hanging="360"/>
-        <w:rPr>
-          <w:sz w:val="24"/>
-          <w:szCs w:val="24"/>
-        </w:rPr>
-      </w:pPr>
-      <w:r>
-        <w:rPr>
-          <w:sz w:val="24"/>
-          <w:szCs w:val="24"/>
-          <w:rtl w:val="0"/>
-        </w:rPr>
-        <w:t xml:space="preserve">Using syllabus or school related; upload syllabus and create a calendar of when assignments are due &amp; assignment details, ‘calendar task manager’</w:t>
+      </w:pPr>
+      <w:r>
+        <w:rPr>
+          <w:sz w:val="24"/>
+          <w:szCs w:val="24"/>
+          <w:rtl w:val="0"/>
+        </w:rPr>
+        <w:t xml:space="preserve">Sara Orion — Team Leader / Project Manager</w:t>
+      </w:r>
+    </w:p>
+    <w:p>
+      <w:pPr>
+        <w:numPr>
+          <w:ilvl w:val="1"/>
+          <w:numId w:val="7"/>
+        </w:numPr>
+        <w:spacing w:after="0" w:afterAutospacing="0" w:before="0" w:beforeAutospacing="0" w:lineRule="auto"/>
+        <w:ind w:left="1440" w:hanging="360"/>
+      </w:pPr>
+      <w:r>
+        <w:rPr>
+          <w:sz w:val="24"/>
+          <w:szCs w:val="24"/>
+          <w:rtl w:val="0"/>
+        </w:rPr>
+        <w:t xml:space="preserve">Kimleng Lim — Design &amp; Implementation (Iteration 1)</w:t>
+      </w:r>
+    </w:p>
+    <w:p>
+      <w:pPr>
+        <w:numPr>
+          <w:ilvl w:val="1"/>
+          <w:numId w:val="7"/>
+        </w:numPr>
+        <w:spacing w:after="0" w:afterAutospacing="0" w:before="0" w:beforeAutospacing="0" w:lineRule="auto"/>
+        <w:ind w:left="1440" w:hanging="360"/>
+      </w:pPr>
+      <w:r>
+        <w:rPr>
+          <w:sz w:val="24"/>
+          <w:szCs w:val="24"/>
+          <w:rtl w:val="0"/>
+        </w:rPr>
+        <w:t xml:space="preserve">Andy Chang — DevOps/Configuration</w:t>
+      </w:r>
+    </w:p>
+    <w:p>
+      <w:pPr>
+        <w:numPr>
+          <w:ilvl w:val="1"/>
+          <w:numId w:val="7"/>
+        </w:numPr>
+        <w:spacing w:after="0" w:afterAutospacing="0" w:before="0" w:beforeAutospacing="0" w:lineRule="auto"/>
+        <w:ind w:left="1440" w:hanging="360"/>
+      </w:pPr>
+      <w:r>
+        <w:rPr>
+          <w:sz w:val="24"/>
+          <w:szCs w:val="24"/>
+          <w:rtl w:val="0"/>
+        </w:rPr>
+        <w:t xml:space="preserve">Krizma Nagi — (requirements role carried over from the kickoff meeting; not re-confirmed in this discussion)</w:t>
+      </w:r>
+    </w:p>
+    <w:p>
+      <w:pPr>
+        <w:numPr>
+          <w:ilvl w:val="1"/>
+          <w:numId w:val="7"/>
+        </w:numPr>
+        <w:spacing w:after="0" w:afterAutospacing="0" w:before="0" w:beforeAutospacing="0" w:lineRule="auto"/>
+        <w:ind w:left="1440" w:hanging="360"/>
+      </w:pPr>
+      <w:r>
+        <w:rPr>
+          <w:sz w:val="24"/>
+          <w:szCs w:val="24"/>
+          <w:rtl w:val="0"/>
+        </w:rPr>
+        <w:t xml:space="preserve">Requirement leader, QA leader, and security leader roles referenced earlier in the meeting as still needing to be filled</w:t>
       </w:r>
     </w:p>
     <w:p>
@@ -2690,7 +3350,1290 @@
           <w:ilvl w:val="0"/>
           <w:numId w:val="7"/>
         </w:numPr>
+        <w:spacing w:after="0" w:afterAutospacing="0" w:before="0" w:beforeAutospacing="0" w:lineRule="auto"/>
         <w:ind w:left="720" w:hanging="360"/>
+      </w:pPr>
+      <w:r>
+        <w:rPr>
+          <w:b w:val="1"/>
+          <w:bCs w:val="1"/>
+          <w:sz w:val="24"/>
+          <w:szCs w:val="24"/>
+          <w:rtl w:val="0"/>
+        </w:rPr>
+        <w:t xml:space="preserve">Tooling:</w:t>
+      </w:r>
+      <w:r>
+        <w:rPr>
+          <w:sz w:val="24"/>
+          <w:szCs w:val="24"/>
+          <w:rtl w:val="0"/>
+        </w:rPr>
+        <w:t xml:space="preserve"> Trello (tracker), Google Drive (documents), GitHub Projects (tracking), Discord (coordination)</w:t>
+      </w:r>
+    </w:p>
+    <w:p>
+      <w:pPr>
+        <w:numPr>
+          <w:ilvl w:val="0"/>
+          <w:numId w:val="7"/>
+        </w:numPr>
+        <w:spacing w:after="0" w:afterAutospacing="0" w:before="0" w:beforeAutospacing="0" w:lineRule="auto"/>
+        <w:ind w:left="720" w:hanging="360"/>
+      </w:pPr>
+      <w:r>
+        <w:rPr>
+          <w:b w:val="1"/>
+          <w:bCs w:val="1"/>
+          <w:sz w:val="24"/>
+          <w:szCs w:val="24"/>
+          <w:rtl w:val="0"/>
+        </w:rPr>
+        <w:t xml:space="preserve">Recurring meeting:</w:t>
+      </w:r>
+      <w:r>
+        <w:rPr>
+          <w:sz w:val="24"/>
+          <w:szCs w:val="24"/>
+          <w:rtl w:val="0"/>
+        </w:rPr>
+        <w:t xml:space="preserve"> Sundays, 1–2 PM EST</w:t>
+      </w:r>
+    </w:p>
+    <w:p>
+      <w:pPr>
+        <w:numPr>
+          <w:ilvl w:val="0"/>
+          <w:numId w:val="7"/>
+        </w:numPr>
+        <w:spacing w:after="240" w:before="0" w:beforeAutospacing="0" w:lineRule="auto"/>
+        <w:ind w:left="720" w:hanging="360"/>
+      </w:pPr>
+      <w:r>
+        <w:rPr>
+          <w:b w:val="1"/>
+          <w:bCs w:val="1"/>
+          <w:sz w:val="24"/>
+          <w:szCs w:val="24"/>
+          <w:rtl w:val="0"/>
+        </w:rPr>
+        <w:t xml:space="preserve">Presentation rotation:</w:t>
+      </w:r>
+      <w:r>
+        <w:rPr>
+          <w:sz w:val="24"/>
+          <w:szCs w:val="24"/>
+          <w:rtl w:val="0"/>
+        </w:rPr>
+        <w:t xml:space="preserve"> Presentation responsibility rotates across team members by iteration rather than all members presenting each time</w:t>
+      </w:r>
+    </w:p>
+    <w:p>
+      <w:pPr>
+        <w:ind w:left="720" w:hanging="360"/>
+        <w:rPr>
+          <w:b w:val="1"/>
+          <w:bCs w:val="1"/>
+          <w:sz w:val="24"/>
+          <w:szCs w:val="24"/>
+        </w:rPr>
+      </w:pPr>
+      <w:r>
+        <w:rPr>
+          <w:b w:val="1"/>
+          <w:bCs w:val="1"/>
+          <w:sz w:val="24"/>
+          <w:szCs w:val="24"/>
+          <w:rtl w:val="0"/>
+        </w:rPr>
+        <w:t xml:space="preserve">Action Items</w:t>
+      </w:r>
+    </w:p>
+    <w:p>
+      <w:pPr>
+        <w:numPr>
+          <w:ilvl w:val="0"/>
+          <w:numId w:val="4"/>
+        </w:numPr>
+        <w:spacing w:after="0" w:afterAutospacing="0" w:before="240" w:lineRule="auto"/>
+        <w:ind w:left="720" w:hanging="360"/>
+        <w:rPr>
+          <w:sz w:val="24"/>
+          <w:szCs w:val="24"/>
+        </w:rPr>
+      </w:pPr>
+      <w:r>
+        <w:rPr>
+          <w:sz w:val="24"/>
+          <w:szCs w:val="24"/>
+          <w:rtl w:val="0"/>
+        </w:rPr>
+        <w:t xml:space="preserve">Andy: prepare and deliver the Iteration 0 presentation</w:t>
+      </w:r>
+    </w:p>
+    <w:p>
+      <w:pPr>
+        <w:numPr>
+          <w:ilvl w:val="0"/>
+          <w:numId w:val="4"/>
+        </w:numPr>
+        <w:spacing w:after="0" w:afterAutospacing="0" w:before="0" w:beforeAutospacing="0" w:lineRule="auto"/>
+        <w:ind w:left="720" w:hanging="360"/>
+        <w:rPr>
+          <w:sz w:val="24"/>
+          <w:szCs w:val="24"/>
+        </w:rPr>
+      </w:pPr>
+      <w:r>
+        <w:rPr>
+          <w:sz w:val="24"/>
+          <w:szCs w:val="24"/>
+          <w:rtl w:val="0"/>
+        </w:rPr>
+        <w:t xml:space="preserve">Italia: message the professor on Discord to get added to the Git repository</w:t>
+      </w:r>
+    </w:p>
+    <w:p>
+      <w:pPr>
+        <w:numPr>
+          <w:ilvl w:val="0"/>
+          <w:numId w:val="4"/>
+        </w:numPr>
+        <w:spacing w:after="0" w:afterAutospacing="0" w:before="0" w:beforeAutospacing="0" w:lineRule="auto"/>
+        <w:ind w:left="720" w:hanging="360"/>
+        <w:rPr>
+          <w:sz w:val="24"/>
+          <w:szCs w:val="24"/>
+        </w:rPr>
+      </w:pPr>
+      <w:r>
+        <w:rPr>
+          <w:sz w:val="24"/>
+          <w:szCs w:val="24"/>
+          <w:rtl w:val="0"/>
+        </w:rPr>
+        <w:t xml:space="preserve">Kimleng:</w:t>
+      </w:r>
+    </w:p>
+    <w:p>
+      <w:pPr>
+        <w:numPr>
+          <w:ilvl w:val="1"/>
+          <w:numId w:val="4"/>
+        </w:numPr>
+        <w:spacing w:after="0" w:afterAutospacing="0" w:before="0" w:beforeAutospacing="0" w:lineRule="auto"/>
+        <w:ind w:left="1440" w:hanging="360"/>
+        <w:rPr>
+          <w:sz w:val="24"/>
+          <w:szCs w:val="24"/>
+        </w:rPr>
+      </w:pPr>
+      <w:r>
+        <w:rPr>
+          <w:sz w:val="24"/>
+          <w:szCs w:val="24"/>
+          <w:rtl w:val="0"/>
+        </w:rPr>
+        <w:t xml:space="preserve">Take responsibility for the Risk Management document for Iteration 0</w:t>
+      </w:r>
+    </w:p>
+    <w:p>
+      <w:pPr>
+        <w:numPr>
+          <w:ilvl w:val="1"/>
+          <w:numId w:val="4"/>
+        </w:numPr>
+        <w:spacing w:after="0" w:afterAutospacing="0" w:before="0" w:beforeAutospacing="0" w:lineRule="auto"/>
+        <w:ind w:left="1440" w:hanging="360"/>
+        <w:rPr>
+          <w:sz w:val="24"/>
+          <w:szCs w:val="24"/>
+        </w:rPr>
+      </w:pPr>
+      <w:r>
+        <w:rPr>
+          <w:sz w:val="24"/>
+          <w:szCs w:val="24"/>
+          <w:rtl w:val="0"/>
+        </w:rPr>
+        <w:t xml:space="preserve">Clarify in the project which features are reused from the previous term's project and what new value is being added</w:t>
+      </w:r>
+    </w:p>
+    <w:p>
+      <w:pPr>
+        <w:numPr>
+          <w:ilvl w:val="0"/>
+          <w:numId w:val="11"/>
+        </w:numPr>
+        <w:spacing w:after="0" w:afterAutospacing="0" w:before="0" w:beforeAutospacing="0" w:lineRule="auto"/>
+        <w:ind w:left="720" w:hanging="360"/>
+        <w:rPr>
+          <w:sz w:val="24"/>
+          <w:szCs w:val="24"/>
+        </w:rPr>
+      </w:pPr>
+      <w:r>
+        <w:rPr>
+          <w:sz w:val="24"/>
+          <w:szCs w:val="24"/>
+          <w:rtl w:val="0"/>
+        </w:rPr>
+        <w:t xml:space="preserve">Krizma</w:t>
+      </w:r>
+    </w:p>
+    <w:p>
+      <w:pPr>
+        <w:numPr>
+          <w:ilvl w:val="1"/>
+          <w:numId w:val="11"/>
+        </w:numPr>
+        <w:spacing w:after="0" w:afterAutospacing="0" w:before="0" w:beforeAutospacing="0" w:lineRule="auto"/>
+        <w:ind w:left="1440" w:hanging="360"/>
+        <w:rPr>
+          <w:sz w:val="24"/>
+          <w:szCs w:val="24"/>
+        </w:rPr>
+      </w:pPr>
+      <w:r>
+        <w:rPr>
+          <w:sz w:val="24"/>
+          <w:szCs w:val="24"/>
+          <w:rtl w:val="0"/>
+        </w:rPr>
+        <w:t xml:space="preserve">Get access to the Git repository by messaging the professor and Steve on Discord by end of day\</w:t>
+      </w:r>
+    </w:p>
+    <w:p>
+      <w:pPr>
+        <w:numPr>
+          <w:ilvl w:val="1"/>
+          <w:numId w:val="11"/>
+        </w:numPr>
+        <w:spacing w:after="0" w:afterAutospacing="0" w:before="0" w:beforeAutospacing="0" w:lineRule="auto"/>
+        <w:ind w:left="1440" w:hanging="360"/>
+        <w:rPr>
+          <w:sz w:val="24"/>
+          <w:szCs w:val="24"/>
+        </w:rPr>
+      </w:pPr>
+      <w:r>
+        <w:rPr>
+          <w:sz w:val="24"/>
+          <w:szCs w:val="24"/>
+          <w:rtl w:val="0"/>
+        </w:rPr>
+        <w:t xml:space="preserve">Complete and submit Lab 1 by end of day</w:t>
+      </w:r>
+    </w:p>
+    <w:p>
+      <w:pPr>
+        <w:numPr>
+          <w:ilvl w:val="1"/>
+          <w:numId w:val="11"/>
+        </w:numPr>
+        <w:spacing w:after="0" w:afterAutospacing="0" w:before="0" w:beforeAutospacing="0" w:lineRule="auto"/>
+        <w:ind w:left="1440" w:hanging="360"/>
+        <w:rPr>
+          <w:sz w:val="24"/>
+          <w:szCs w:val="24"/>
+        </w:rPr>
+      </w:pPr>
+      <w:r>
+        <w:rPr>
+          <w:sz w:val="24"/>
+          <w:szCs w:val="24"/>
+          <w:rtl w:val="0"/>
+        </w:rPr>
+        <w:t xml:space="preserve">Complete the Meeting Minutes and Progress Report documents for Iteration 0</w:t>
+      </w:r>
+    </w:p>
+    <w:p>
+      <w:pPr>
+        <w:numPr>
+          <w:ilvl w:val="0"/>
+          <w:numId w:val="1"/>
+        </w:numPr>
+        <w:spacing w:after="0" w:afterAutospacing="0" w:before="0" w:beforeAutospacing="0" w:lineRule="auto"/>
+        <w:ind w:left="720" w:hanging="360"/>
+        <w:rPr>
+          <w:sz w:val="24"/>
+          <w:szCs w:val="24"/>
+        </w:rPr>
+      </w:pPr>
+      <w:r>
+        <w:rPr>
+          <w:sz w:val="24"/>
+          <w:szCs w:val="24"/>
+          <w:rtl w:val="0"/>
+        </w:rPr>
+        <w:t xml:space="preserve">Sara</w:t>
+      </w:r>
+    </w:p>
+    <w:p>
+      <w:pPr>
+        <w:numPr>
+          <w:ilvl w:val="1"/>
+          <w:numId w:val="1"/>
+        </w:numPr>
+        <w:spacing w:after="0" w:afterAutospacing="0" w:before="0" w:beforeAutospacing="0" w:lineRule="auto"/>
+        <w:ind w:left="1440" w:hanging="360"/>
+        <w:rPr>
+          <w:sz w:val="24"/>
+          <w:szCs w:val="24"/>
+        </w:rPr>
+      </w:pPr>
+      <w:r>
+        <w:rPr>
+          <w:sz w:val="24"/>
+          <w:szCs w:val="24"/>
+          <w:rtl w:val="0"/>
+        </w:rPr>
+        <w:t xml:space="preserve">Upload all project document templates to the team's Google Drive</w:t>
+      </w:r>
+    </w:p>
+    <w:p>
+      <w:pPr>
+        <w:numPr>
+          <w:ilvl w:val="1"/>
+          <w:numId w:val="1"/>
+        </w:numPr>
+        <w:spacing w:after="0" w:afterAutospacing="0" w:before="0" w:beforeAutospacing="0" w:lineRule="auto"/>
+        <w:ind w:left="1440" w:hanging="360"/>
+        <w:rPr>
+          <w:sz w:val="24"/>
+          <w:szCs w:val="24"/>
+        </w:rPr>
+      </w:pPr>
+      <w:r>
+        <w:rPr>
+          <w:sz w:val="24"/>
+          <w:szCs w:val="24"/>
+          <w:rtl w:val="0"/>
+        </w:rPr>
+        <w:t xml:space="preserve">Fill out the SPPP document for Iteration 0</w:t>
+      </w:r>
+    </w:p>
+    <w:p>
+      <w:pPr>
+        <w:numPr>
+          <w:ilvl w:val="1"/>
+          <w:numId w:val="1"/>
+        </w:numPr>
+        <w:spacing w:after="0" w:afterAutospacing="0" w:before="0" w:beforeAutospacing="0" w:lineRule="auto"/>
+        <w:ind w:left="1440" w:hanging="360"/>
+        <w:rPr>
+          <w:sz w:val="24"/>
+          <w:szCs w:val="24"/>
+        </w:rPr>
+      </w:pPr>
+      <w:r>
+        <w:rPr>
+          <w:sz w:val="24"/>
+          <w:szCs w:val="24"/>
+          <w:rtl w:val="0"/>
+        </w:rPr>
+        <w:t xml:space="preserve">Review all Iteration 0 documents by 5 PM EST Wednesday and submit before the deadline</w:t>
+      </w:r>
+    </w:p>
+    <w:p>
+      <w:pPr>
+        <w:numPr>
+          <w:ilvl w:val="1"/>
+          <w:numId w:val="1"/>
+        </w:numPr>
+        <w:spacing w:after="240" w:before="0" w:beforeAutospacing="0" w:lineRule="auto"/>
+        <w:ind w:left="1440" w:hanging="360"/>
+        <w:rPr>
+          <w:sz w:val="24"/>
+          <w:szCs w:val="24"/>
+        </w:rPr>
+      </w:pPr>
+      <w:r>
+        <w:rPr>
+          <w:sz w:val="24"/>
+          <w:szCs w:val="24"/>
+          <w:rtl w:val="0"/>
+        </w:rPr>
+        <w:t xml:space="preserve">Set up a recurring team meeting for Sundays at 1 PM EST/11a PST</w:t>
+      </w:r>
+    </w:p>
+    <w:p>
+      <w:pPr>
+        <w:spacing w:after="240" w:before="240" w:lineRule="auto"/>
+        <w:rPr>
+          <w:b w:val="1"/>
+          <w:bCs w:val="1"/>
+          <w:sz w:val="24"/>
+          <w:szCs w:val="24"/>
+        </w:rPr>
+      </w:pPr>
+      <w:r>
+        <w:rPr>
+          <w:b w:val="1"/>
+          <w:bCs w:val="1"/>
+          <w:sz w:val="24"/>
+          <w:szCs w:val="24"/>
+          <w:rtl w:val="0"/>
+        </w:rPr>
+        <w:t xml:space="preserve">Collaboration</w:t>
+      </w:r>
+    </w:p>
+    <w:p>
+      <w:pPr>
+        <w:numPr>
+          <w:ilvl w:val="0"/>
+          <w:numId w:val="2"/>
+        </w:numPr>
+        <w:spacing w:after="0" w:afterAutospacing="0" w:before="240" w:lineRule="auto"/>
+        <w:ind w:left="720" w:hanging="360"/>
+        <w:rPr>
+          <w:sz w:val="24"/>
+          <w:szCs w:val="24"/>
+        </w:rPr>
+      </w:pPr>
+      <w:r>
+        <w:rPr>
+          <w:sz w:val="24"/>
+          <w:szCs w:val="24"/>
+          <w:rtl w:val="0"/>
+        </w:rPr>
+        <w:t xml:space="preserve">Krizma and Italia (see naming note above): complete the README document for Iteration 0 by end of day</w:t>
+      </w:r>
+    </w:p>
+    <w:p>
+      <w:pPr>
+        <w:numPr>
+          <w:ilvl w:val="0"/>
+          <w:numId w:val="2"/>
+        </w:numPr>
+        <w:spacing w:after="240" w:before="0" w:beforeAutospacing="0" w:lineRule="auto"/>
+        <w:ind w:left="720" w:hanging="360"/>
+        <w:rPr>
+          <w:sz w:val="24"/>
+          <w:szCs w:val="24"/>
+        </w:rPr>
+      </w:pPr>
+      <w:r>
+        <w:rPr>
+          <w:sz w:val="24"/>
+          <w:szCs w:val="24"/>
+          <w:rtl w:val="0"/>
+        </w:rPr>
+        <w:t xml:space="preserve">All team members: complete their assigned Iteration 0 documents by 8 PM EST Wednesday</w:t>
+      </w:r>
+    </w:p>
+    <w:p>
+      <w:pPr>
+        <w:keepNext w:val="0"/>
+        <w:keepLines w:val="0"/>
+        <w:pageBreakBefore w:val="0"/>
+        <w:widowControl w:val="0"/>
+        <w:pBdr>
+          <w:top w:space="0" w:sz="0" w:val="nil"/>
+          <w:left w:space="0" w:sz="0" w:val="nil"/>
+          <w:bottom w:space="0" w:sz="0" w:val="nil"/>
+          <w:right w:space="0" w:sz="0" w:val="nil"/>
+          <w:between w:space="0" w:sz="0" w:val="nil"/>
+        </w:pBdr>
+        <w:shd w:fill="auto" w:val="clear"/>
+        <w:jc w:val="left"/>
+        <w:rPr>
+          <w:b w:val="1"/>
+          <w:bCs w:val="1"/>
+          <w:sz w:val="24"/>
+          <w:szCs w:val="24"/>
+          <w:u w:val="single"/>
+        </w:rPr>
+      </w:pPr>
+      <w:r>
+        <w:rPr>
+          <w:rtl w:val="0"/>
+        </w:rPr>
+      </w:r>
+    </w:p>
+    <w:p>
+      <w:pPr>
+        <w:keepNext w:val="0"/>
+        <w:keepLines w:val="0"/>
+        <w:pageBreakBefore w:val="0"/>
+        <w:widowControl w:val="0"/>
+        <w:pBdr>
+          <w:top w:space="0" w:sz="0" w:val="nil"/>
+          <w:left w:space="0" w:sz="0" w:val="nil"/>
+          <w:bottom w:space="0" w:sz="0" w:val="nil"/>
+          <w:right w:space="0" w:sz="0" w:val="nil"/>
+          <w:between w:space="0" w:sz="0" w:val="nil"/>
+        </w:pBdr>
+        <w:shd w:fill="auto" w:val="clear"/>
+        <w:jc w:val="left"/>
+        <w:rPr>
+          <w:b w:val="1"/>
+          <w:bCs w:val="1"/>
+          <w:sz w:val="24"/>
+          <w:szCs w:val="24"/>
+          <w:u w:val="single"/>
+        </w:rPr>
+      </w:pPr>
+      <w:r>
+        <w:pict>
+          <v:rect style="width:0.0pt;height:1.5pt" o:hr="t" o:hrstd="t" o:hralign="center" fillcolor="#A0A0A0" stroked="f"/>
+        </w:pict>
+      </w:r>
+      <w:r>
+        <w:rPr>
+          <w:rtl w:val="0"/>
+        </w:rPr>
+      </w:r>
+    </w:p>
+    <w:p>
+      <w:pPr>
+        <w:keepNext w:val="0"/>
+        <w:keepLines w:val="0"/>
+        <w:pageBreakBefore w:val="0"/>
+        <w:widowControl w:val="0"/>
+        <w:pBdr>
+          <w:top w:space="0" w:sz="0" w:val="nil"/>
+          <w:left w:space="0" w:sz="0" w:val="nil"/>
+          <w:bottom w:space="0" w:sz="0" w:val="nil"/>
+          <w:right w:space="0" w:sz="0" w:val="nil"/>
+          <w:between w:space="0" w:sz="0" w:val="nil"/>
+        </w:pBdr>
+        <w:shd w:fill="auto" w:val="clear"/>
+        <w:jc w:val="left"/>
+        <w:rPr>
+          <w:b w:val="1"/>
+          <w:bCs w:val="1"/>
+          <w:sz w:val="24"/>
+          <w:szCs w:val="24"/>
+          <w:u w:val="single"/>
+        </w:rPr>
+      </w:pPr>
+      <w:r>
+        <w:rPr>
+          <w:rtl w:val="0"/>
+        </w:rPr>
+      </w:r>
+    </w:p>
+    <w:p>
+      <w:pPr>
+        <w:keepNext w:val="0"/>
+        <w:keepLines w:val="0"/>
+        <w:pageBreakBefore w:val="0"/>
+        <w:widowControl w:val="0"/>
+        <w:pBdr>
+          <w:top w:space="0" w:sz="0" w:val="nil"/>
+          <w:left w:space="0" w:sz="0" w:val="nil"/>
+          <w:bottom w:space="0" w:sz="0" w:val="nil"/>
+          <w:right w:space="0" w:sz="0" w:val="nil"/>
+          <w:between w:space="0" w:sz="0" w:val="nil"/>
+        </w:pBdr>
+        <w:shd w:fill="auto" w:val="clear"/>
+        <w:jc w:val="center"/>
+        <w:rPr>
+          <w:b w:val="1"/>
+          <w:bCs w:val="1"/>
+          <w:sz w:val="24"/>
+          <w:szCs w:val="24"/>
+        </w:rPr>
+      </w:pPr>
+      <w:r>
+        <w:rPr>
+          <w:b w:val="1"/>
+          <w:bCs w:val="1"/>
+          <w:sz w:val="24"/>
+          <w:szCs w:val="24"/>
+          <w:rtl w:val="0"/>
+        </w:rPr>
+        <w:t xml:space="preserve">Meeting 1  </w:t>
+      </w:r>
+    </w:p>
+    <w:p>
+      <w:pPr>
+        <w:keepNext w:val="0"/>
+        <w:keepLines w:val="0"/>
+        <w:pageBreakBefore w:val="0"/>
+        <w:widowControl w:val="0"/>
+        <w:pBdr>
+          <w:top w:space="0" w:sz="0" w:val="nil"/>
+          <w:left w:space="0" w:sz="0" w:val="nil"/>
+          <w:bottom w:space="0" w:sz="0" w:val="nil"/>
+          <w:right w:space="0" w:sz="0" w:val="nil"/>
+          <w:between w:space="0" w:sz="0" w:val="nil"/>
+        </w:pBdr>
+        <w:shd w:fill="auto" w:val="clear"/>
+        <w:rPr>
+          <w:b w:val="1"/>
+          <w:bCs w:val="1"/>
+          <w:sz w:val="24"/>
+          <w:szCs w:val="24"/>
+          <w:u w:val="single"/>
+        </w:rPr>
+      </w:pPr>
+      <w:r>
+        <w:rPr>
+          <w:rtl w:val="0"/>
+        </w:rPr>
+      </w:r>
+    </w:p>
+    <w:p>
+      <w:pPr>
+        <w:rPr>
+          <w:sz w:val="24"/>
+          <w:szCs w:val="24"/>
+        </w:rPr>
+      </w:pPr>
+      <w:r>
+        <w:rPr>
+          <w:b w:val="1"/>
+          <w:bCs w:val="1"/>
+          <w:sz w:val="24"/>
+          <w:szCs w:val="24"/>
+          <w:rtl w:val="0"/>
+        </w:rPr>
+        <w:t xml:space="preserve">Date and Time:</w:t>
+      </w:r>
+      <w:r>
+        <w:rPr>
+          <w:sz w:val="24"/>
+          <w:szCs w:val="24"/>
+          <w:rtl w:val="0"/>
+        </w:rPr>
+        <w:t xml:space="preserve">  9/6/2026 11-12am</w:t>
+      </w:r>
+    </w:p>
+    <w:p>
+      <w:pPr>
+        <w:rPr>
+          <w:sz w:val="24"/>
+          <w:szCs w:val="24"/>
+        </w:rPr>
+      </w:pPr>
+      <w:r>
+        <w:rPr>
+          <w:b w:val="1"/>
+          <w:bCs w:val="1"/>
+          <w:sz w:val="24"/>
+          <w:szCs w:val="24"/>
+          <w:rtl w:val="0"/>
+        </w:rPr>
+        <w:t xml:space="preserve">Place</w:t>
+      </w:r>
+      <w:r>
+        <w:rPr>
+          <w:sz w:val="24"/>
+          <w:szCs w:val="24"/>
+          <w:rtl w:val="0"/>
+        </w:rPr>
+        <w:t xml:space="preserve">: Online-discord</w:t>
+      </w:r>
+    </w:p>
+    <w:p>
+      <w:pPr>
+        <w:rPr>
+          <w:b w:val="1"/>
+          <w:bCs w:val="1"/>
+          <w:u w:val="single"/>
+        </w:rPr>
+      </w:pPr>
+      <w:r>
+        <w:rPr>
+          <w:b w:val="1"/>
+          <w:bCs w:val="1"/>
+          <w:sz w:val="24"/>
+          <w:szCs w:val="24"/>
+          <w:rtl w:val="0"/>
+        </w:rPr>
+        <w:t xml:space="preserve">Participants:</w:t>
+      </w:r>
+      <w:r>
+        <w:rPr>
+          <w:sz w:val="24"/>
+          <w:szCs w:val="24"/>
+          <w:rtl w:val="0"/>
+        </w:rPr>
+        <w:t xml:space="preserve"> </w:t>
+      </w:r>
+      <w:r>
+        <w:rPr>
+          <w:rtl w:val="0"/>
+        </w:rPr>
+      </w:r>
+    </w:p>
+    <w:tbl>
+      <w:tblPr>
+        <w:tblStyle w:val="Table4"/>
+        <w:tblW w:w="2280.0" w:type="dxa"/>
+        <w:jc w:val="left"/>
+        <w:tblBorders>
+          <w:top w:color="000000" w:space="0" w:sz="8" w:val="single"/>
+          <w:left w:color="000000" w:space="0" w:sz="8" w:val="single"/>
+          <w:bottom w:color="000000" w:space="0" w:sz="8" w:val="single"/>
+          <w:right w:color="000000" w:space="0" w:sz="8" w:val="single"/>
+          <w:insideH w:color="000000" w:space="0" w:sz="8" w:val="single"/>
+          <w:insideV w:color="000000" w:space="0" w:sz="8" w:val="single"/>
+        </w:tblBorders>
+        <w:tblLayout w:type="fixed"/>
+        <w:tblLook w:val="0600"/>
+      </w:tblPr>
+      <w:tblGrid>
+        <w:gridCol w:w="2280"/>
+        <w:tblGridChange w:id="0">
+          <w:tblGrid>
+            <w:gridCol w:w="2280"/>
+          </w:tblGrid>
+        </w:tblGridChange>
+      </w:tblGrid>
+      <w:tr>
+        <w:trPr>
+          <w:cantSplit w:val="0"/>
+          <w:trHeight w:val="405" w:hRule="atLeast"/>
+          <w:tblHeader w:val="0"/>
+        </w:trPr>
+        <w:tc>
+          <w:tcPr>
+            <w:tcBorders>
+              <w:top w:color="cccccc" w:space="0" w:sz="6" w:val="single"/>
+              <w:left w:color="cccccc" w:space="0" w:sz="6" w:val="single"/>
+              <w:bottom w:color="cccccc" w:space="0" w:sz="6" w:val="single"/>
+              <w:right w:color="cccccc" w:space="0" w:sz="6" w:val="single"/>
+            </w:tcBorders>
+            <w:tcMar>
+              <w:top w:w="40.0" w:type="dxa"/>
+              <w:left w:w="40.0" w:type="dxa"/>
+              <w:bottom w:w="40.0" w:type="dxa"/>
+              <w:right w:w="40.0" w:type="dxa"/>
+            </w:tcMar>
+            <w:vAlign w:val="bottom"/>
+          </w:tcPr>
+          <w:p>
+            <w:pPr>
+              <w:widowControl w:val="1"/>
+              <w:rPr/>
+            </w:pPr>
+            <w:r>
+              <w:rPr>
+                <w:rtl w:val="0"/>
+              </w:rPr>
+              <w:t xml:space="preserve">Krizma Nagi</w:t>
+            </w:r>
+          </w:p>
+          <w:p>
+            <w:pPr>
+              <w:widowControl w:val="1"/>
+              <w:rPr/>
+            </w:pPr>
+            <w:r>
+              <w:rPr>
+                <w:rtl w:val="0"/>
+              </w:rPr>
+              <w:t xml:space="preserve">Sara Orion</w:t>
+            </w:r>
+          </w:p>
+          <w:p>
+            <w:pPr>
+              <w:widowControl w:val="1"/>
+              <w:rPr/>
+            </w:pPr>
+            <w:r>
+              <w:rPr>
+                <w:rtl w:val="0"/>
+              </w:rPr>
+              <w:t xml:space="preserve">Andy Chang</w:t>
+            </w:r>
+          </w:p>
+          <w:p>
+            <w:pPr>
+              <w:widowControl w:val="1"/>
+              <w:rPr/>
+            </w:pPr>
+            <w:r>
+              <w:rPr>
+                <w:rtl w:val="0"/>
+              </w:rPr>
+              <w:t xml:space="preserve">Kimleng Lim</w:t>
+            </w:r>
+          </w:p>
+        </w:tc>
+      </w:tr>
+    </w:tbl>
+    <w:p>
+      <w:pPr>
+        <w:widowControl w:val="1"/>
+        <w:spacing w:after="240" w:before="240" w:lineRule="auto"/>
+        <w:rPr>
+          <w:sz w:val="24"/>
+          <w:szCs w:val="24"/>
+        </w:rPr>
+      </w:pPr>
+      <w:r>
+        <w:rPr>
+          <w:rtl w:val="0"/>
+        </w:rPr>
+      </w:r>
+    </w:p>
+    <w:p>
+      <w:pPr>
+        <w:rPr>
+          <w:sz w:val="24"/>
+          <w:szCs w:val="24"/>
+        </w:rPr>
+      </w:pPr>
+      <w:r>
+        <w:rPr>
+          <w:b w:val="1"/>
+          <w:bCs w:val="1"/>
+          <w:sz w:val="24"/>
+          <w:szCs w:val="24"/>
+          <w:rtl w:val="0"/>
+        </w:rPr>
+        <w:t xml:space="preserve">Minutes taker: </w:t>
+      </w:r>
+      <w:r>
+        <w:rPr>
+          <w:sz w:val="24"/>
+          <w:szCs w:val="24"/>
+          <w:rtl w:val="0"/>
+        </w:rPr>
+        <w:t xml:space="preserve">Krizma Nagi</w:t>
+      </w:r>
+    </w:p>
+    <w:p>
+      <w:pPr>
+        <w:rPr>
+          <w:sz w:val="24"/>
+          <w:szCs w:val="24"/>
+        </w:rPr>
+      </w:pPr>
+      <w:r>
+        <w:rPr>
+          <w:b w:val="1"/>
+          <w:bCs w:val="1"/>
+          <w:sz w:val="24"/>
+          <w:szCs w:val="24"/>
+          <w:rtl w:val="0"/>
+        </w:rPr>
+        <w:t xml:space="preserve">Timekeeper: </w:t>
+      </w:r>
+      <w:r>
+        <w:rPr>
+          <w:sz w:val="24"/>
+          <w:szCs w:val="24"/>
+          <w:rtl w:val="0"/>
+        </w:rPr>
+        <w:t xml:space="preserve">Krizma Nagi</w:t>
+      </w:r>
+    </w:p>
+    <w:p>
+      <w:pPr>
+        <w:rPr>
+          <w:sz w:val="24"/>
+          <w:szCs w:val="24"/>
+        </w:rPr>
+      </w:pPr>
+      <w:r>
+        <w:rPr>
+          <w:b w:val="1"/>
+          <w:bCs w:val="1"/>
+          <w:sz w:val="24"/>
+          <w:szCs w:val="24"/>
+          <w:rtl w:val="0"/>
+        </w:rPr>
+        <w:t xml:space="preserve">Purpose: </w:t>
+      </w:r>
+      <w:r>
+        <w:rPr>
+          <w:sz w:val="24"/>
+          <w:szCs w:val="24"/>
+          <w:rtl w:val="0"/>
+        </w:rPr>
+        <w:t xml:space="preserve">Team Kickoff Meeting</w:t>
+      </w:r>
+    </w:p>
+    <w:p>
+      <w:pPr>
+        <w:rPr>
+          <w:sz w:val="24"/>
+          <w:szCs w:val="24"/>
+        </w:rPr>
+      </w:pPr>
+      <w:r>
+        <w:rPr>
+          <w:rtl w:val="0"/>
+        </w:rPr>
+      </w:r>
+    </w:p>
+    <w:p>
+      <w:pPr>
+        <w:rPr>
+          <w:b w:val="1"/>
+          <w:bCs w:val="1"/>
+          <w:sz w:val="24"/>
+          <w:szCs w:val="24"/>
+        </w:rPr>
+      </w:pPr>
+      <w:r>
+        <w:rPr>
+          <w:b w:val="1"/>
+          <w:bCs w:val="1"/>
+          <w:sz w:val="24"/>
+          <w:szCs w:val="24"/>
+          <w:rtl w:val="0"/>
+        </w:rPr>
+        <w:t xml:space="preserve">Agenda: </w:t>
+      </w:r>
+    </w:p>
+    <w:p>
+      <w:pPr>
+        <w:numPr>
+          <w:ilvl w:val="0"/>
+          <w:numId w:val="3"/>
+        </w:numPr>
+        <w:ind w:left="720" w:hanging="360"/>
+        <w:rPr>
+          <w:sz w:val="24"/>
+          <w:szCs w:val="24"/>
+        </w:rPr>
+      </w:pPr>
+      <w:r>
+        <w:rPr>
+          <w:sz w:val="24"/>
+          <w:szCs w:val="24"/>
+          <w:rtl w:val="0"/>
+        </w:rPr>
+        <w:t xml:space="preserve">Assign roles</w:t>
+      </w:r>
+    </w:p>
+    <w:p>
+      <w:pPr>
+        <w:numPr>
+          <w:ilvl w:val="0"/>
+          <w:numId w:val="3"/>
+        </w:numPr>
+        <w:ind w:left="720" w:hanging="360"/>
+        <w:rPr>
+          <w:sz w:val="24"/>
+          <w:szCs w:val="24"/>
+        </w:rPr>
+      </w:pPr>
+      <w:r>
+        <w:rPr>
+          <w:sz w:val="24"/>
+          <w:szCs w:val="24"/>
+          <w:rtl w:val="0"/>
+        </w:rPr>
+        <w:t xml:space="preserve">Discuss project topic</w:t>
+      </w:r>
+    </w:p>
+    <w:p>
+      <w:pPr>
+        <w:numPr>
+          <w:ilvl w:val="0"/>
+          <w:numId w:val="3"/>
+        </w:numPr>
+        <w:ind w:left="720" w:hanging="360"/>
+        <w:rPr>
+          <w:sz w:val="24"/>
+          <w:szCs w:val="24"/>
+        </w:rPr>
+      </w:pPr>
+      <w:r>
+        <w:rPr>
+          <w:sz w:val="24"/>
+          <w:szCs w:val="24"/>
+          <w:rtl w:val="0"/>
+        </w:rPr>
+        <w:t xml:space="preserve">Communication plan</w:t>
+      </w:r>
+    </w:p>
+    <w:p>
+      <w:pPr>
+        <w:numPr>
+          <w:ilvl w:val="0"/>
+          <w:numId w:val="3"/>
+        </w:numPr>
+        <w:spacing w:line="240" w:lineRule="auto"/>
+        <w:ind w:left="720" w:hanging="360"/>
+        <w:rPr>
+          <w:sz w:val="24"/>
+          <w:szCs w:val="24"/>
+        </w:rPr>
+      </w:pPr>
+      <w:r>
+        <w:rPr>
+          <w:sz w:val="24"/>
+          <w:szCs w:val="24"/>
+          <w:rtl w:val="0"/>
+        </w:rPr>
+        <w:t xml:space="preserve">Find and discuss related works</w:t>
+      </w:r>
+    </w:p>
+    <w:p>
+      <w:pPr>
+        <w:numPr>
+          <w:ilvl w:val="0"/>
+          <w:numId w:val="3"/>
+        </w:numPr>
+        <w:spacing w:line="240" w:lineRule="auto"/>
+        <w:ind w:left="720" w:hanging="360"/>
+        <w:rPr>
+          <w:sz w:val="24"/>
+          <w:szCs w:val="24"/>
+        </w:rPr>
+      </w:pPr>
+      <w:r>
+        <w:rPr>
+          <w:sz w:val="24"/>
+          <w:szCs w:val="24"/>
+          <w:rtl w:val="0"/>
+        </w:rPr>
+        <w:t xml:space="preserve">Determine group name</w:t>
+      </w:r>
+    </w:p>
+    <w:p>
+      <w:pPr>
+        <w:numPr>
+          <w:ilvl w:val="0"/>
+          <w:numId w:val="3"/>
+        </w:numPr>
+        <w:spacing w:line="240" w:lineRule="auto"/>
+        <w:ind w:left="720" w:hanging="360"/>
+        <w:rPr>
+          <w:sz w:val="24"/>
+          <w:szCs w:val="24"/>
+        </w:rPr>
+      </w:pPr>
+      <w:r>
+        <w:rPr>
+          <w:sz w:val="24"/>
+          <w:szCs w:val="24"/>
+          <w:rtl w:val="0"/>
+        </w:rPr>
+        <w:t xml:space="preserve">Determine an approach/process to use</w:t>
+      </w:r>
+    </w:p>
+    <w:p>
+      <w:pPr>
+        <w:numPr>
+          <w:ilvl w:val="0"/>
+          <w:numId w:val="3"/>
+        </w:numPr>
+        <w:spacing w:line="240" w:lineRule="auto"/>
+        <w:ind w:left="720" w:hanging="360"/>
+        <w:rPr>
+          <w:sz w:val="24"/>
+          <w:szCs w:val="24"/>
+        </w:rPr>
+      </w:pPr>
+      <w:r>
+        <w:rPr>
+          <w:sz w:val="24"/>
+          <w:szCs w:val="24"/>
+          <w:rtl w:val="0"/>
+        </w:rPr>
+        <w:t xml:space="preserve">Brainstorm requirements</w:t>
+      </w:r>
+    </w:p>
+    <w:p>
+      <w:pPr>
+        <w:numPr>
+          <w:ilvl w:val="0"/>
+          <w:numId w:val="3"/>
+        </w:numPr>
+        <w:spacing w:line="240" w:lineRule="auto"/>
+        <w:ind w:left="720" w:hanging="360"/>
+        <w:rPr>
+          <w:sz w:val="24"/>
+          <w:szCs w:val="24"/>
+          <w:u w:val="none"/>
+        </w:rPr>
+      </w:pPr>
+      <w:r>
+        <w:rPr>
+          <w:sz w:val="24"/>
+          <w:szCs w:val="24"/>
+          <w:rtl w:val="0"/>
+        </w:rPr>
+        <w:t xml:space="preserve">Finalize meeting time/communication plans</w:t>
+      </w:r>
+    </w:p>
+    <w:p>
+      <w:pPr>
+        <w:rPr>
+          <w:sz w:val="24"/>
+          <w:szCs w:val="24"/>
+        </w:rPr>
+      </w:pPr>
+      <w:r>
+        <w:rPr>
+          <w:rtl w:val="0"/>
+        </w:rPr>
+      </w:r>
+    </w:p>
+    <w:p>
+      <w:pPr>
+        <w:rPr>
+          <w:sz w:val="24"/>
+          <w:szCs w:val="24"/>
+        </w:rPr>
+      </w:pPr>
+      <w:r>
+        <w:rPr>
+          <w:rtl w:val="0"/>
+        </w:rPr>
+      </w:r>
+    </w:p>
+    <w:p>
+      <w:pPr>
+        <w:rPr>
+          <w:b w:val="1"/>
+          <w:bCs w:val="1"/>
+          <w:sz w:val="24"/>
+          <w:szCs w:val="24"/>
+        </w:rPr>
+      </w:pPr>
+      <w:r>
+        <w:rPr>
+          <w:b w:val="1"/>
+          <w:bCs w:val="1"/>
+          <w:sz w:val="24"/>
+          <w:szCs w:val="24"/>
+          <w:rtl w:val="0"/>
+        </w:rPr>
+        <w:t xml:space="preserve">Discussions:</w:t>
+      </w:r>
+    </w:p>
+    <w:p>
+      <w:pPr>
+        <w:numPr>
+          <w:ilvl w:val="0"/>
+          <w:numId w:val="14"/>
+        </w:numPr>
+        <w:ind w:left="720" w:hanging="360"/>
+        <w:rPr>
+          <w:sz w:val="24"/>
+          <w:szCs w:val="24"/>
+        </w:rPr>
+      </w:pPr>
+      <w:r>
+        <w:rPr>
+          <w:sz w:val="24"/>
+          <w:szCs w:val="24"/>
+          <w:rtl w:val="0"/>
+        </w:rPr>
+        <w:t xml:space="preserve">Need to find a few related works</w:t>
+      </w:r>
+    </w:p>
+    <w:p>
+      <w:pPr>
+        <w:numPr>
+          <w:ilvl w:val="0"/>
+          <w:numId w:val="14"/>
+        </w:numPr>
+        <w:ind w:left="720" w:hanging="360"/>
+        <w:rPr>
+          <w:sz w:val="24"/>
+          <w:szCs w:val="24"/>
+          <w:u w:val="none"/>
+        </w:rPr>
+      </w:pPr>
+      <w:r>
+        <w:rPr>
+          <w:sz w:val="24"/>
+          <w:szCs w:val="24"/>
+          <w:rtl w:val="0"/>
+        </w:rPr>
+        <w:t xml:space="preserve">Very briefly discussed potential AI features we want to add</w:t>
+      </w:r>
+      <w:r>
+        <w:rPr>
+          <w:rtl w:val="0"/>
+        </w:rPr>
+      </w:r>
+    </w:p>
+    <w:p>
+      <w:pPr>
+        <w:rPr>
+          <w:b w:val="1"/>
+          <w:bCs w:val="1"/>
+          <w:sz w:val="24"/>
+          <w:szCs w:val="24"/>
+        </w:rPr>
+      </w:pPr>
+      <w:r>
+        <w:rPr>
+          <w:rtl w:val="0"/>
+        </w:rPr>
+      </w:r>
+    </w:p>
+    <w:p>
+      <w:pPr>
+        <w:rPr>
+          <w:b w:val="1"/>
+          <w:bCs w:val="1"/>
+          <w:sz w:val="24"/>
+          <w:szCs w:val="24"/>
+        </w:rPr>
+      </w:pPr>
+      <w:r>
+        <w:rPr>
+          <w:b w:val="1"/>
+          <w:bCs w:val="1"/>
+          <w:sz w:val="24"/>
+          <w:szCs w:val="24"/>
+          <w:rtl w:val="0"/>
+        </w:rPr>
+        <w:t xml:space="preserve">Project ideas: </w:t>
+      </w:r>
+    </w:p>
+    <w:p>
+      <w:pPr>
+        <w:numPr>
+          <w:ilvl w:val="0"/>
+          <w:numId w:val="10"/>
+        </w:numPr>
+        <w:ind w:left="720" w:hanging="360"/>
+        <w:rPr>
+          <w:sz w:val="24"/>
+          <w:szCs w:val="24"/>
+        </w:rPr>
+      </w:pPr>
+      <w:r>
+        <w:rPr>
+          <w:sz w:val="24"/>
+          <w:szCs w:val="24"/>
+          <w:rtl w:val="0"/>
+        </w:rPr>
+        <w:t xml:space="preserve">AI powered app that does document processing</w:t>
+      </w:r>
+    </w:p>
+    <w:p>
+      <w:pPr>
+        <w:numPr>
+          <w:ilvl w:val="1"/>
+          <w:numId w:val="10"/>
+        </w:numPr>
+        <w:ind w:left="1440" w:hanging="360"/>
+        <w:rPr>
+          <w:sz w:val="24"/>
+          <w:szCs w:val="24"/>
+        </w:rPr>
+      </w:pPr>
+      <w:r>
+        <w:rPr>
+          <w:sz w:val="24"/>
+          <w:szCs w:val="24"/>
+          <w:rtl w:val="0"/>
+        </w:rPr>
+        <w:t xml:space="preserve">Using syllabus or school related; upload syllabus and create a calendar of when assignments are due &amp; assignment details, ‘calendar task manager’</w:t>
+      </w:r>
+    </w:p>
+    <w:p>
+      <w:pPr>
+        <w:numPr>
+          <w:ilvl w:val="0"/>
+          <w:numId w:val="10"/>
+        </w:numPr>
+        <w:ind w:left="720" w:hanging="360"/>
         <w:rPr>
           <w:sz w:val="24"/>
           <w:szCs w:val="24"/>
@@ -2729,281 +4672,6 @@
         <w:rPr>
           <w:rtl w:val="0"/>
         </w:rPr>
-      </w:r>
-    </w:p>
-    <w:p>
-      <w:pPr>
-        <w:numPr>
-          <w:ilvl w:val="0"/>
-          <w:numId w:val="5"/>
-        </w:numPr>
-        <w:ind w:left="720" w:hanging="360"/>
-        <w:rPr>
-          <w:sz w:val="24"/>
-          <w:szCs w:val="24"/>
-        </w:rPr>
-      </w:pPr>
-      <w:r>
-        <w:rPr>
-          <w:sz w:val="24"/>
-          <w:szCs w:val="24"/>
-          <w:rtl w:val="0"/>
-        </w:rPr>
-        <w:t xml:space="preserve">Project topic: POS dashboard</w:t>
-      </w:r>
-    </w:p>
-    <w:p>
-      <w:pPr>
-        <w:numPr>
-          <w:ilvl w:val="1"/>
-          <w:numId w:val="5"/>
-        </w:numPr>
-        <w:ind w:left="1440" w:hanging="360"/>
-        <w:rPr>
-          <w:sz w:val="24"/>
-          <w:szCs w:val="24"/>
-          <w:u w:val="none"/>
-        </w:rPr>
-      </w:pPr>
-      <w:r>
-        <w:rPr>
-          <w:sz w:val="24"/>
-          <w:szCs w:val="24"/>
-          <w:rtl w:val="0"/>
-        </w:rPr>
-        <w:t xml:space="preserve">Use Kimleng’s previous project on github as a starting point</w:t>
-      </w:r>
-    </w:p>
-    <w:p>
-      <w:pPr>
-        <w:numPr>
-          <w:ilvl w:val="0"/>
-          <w:numId w:val="5"/>
-        </w:numPr>
-        <w:ind w:left="720" w:hanging="360"/>
-        <w:rPr>
-          <w:sz w:val="24"/>
-          <w:szCs w:val="24"/>
-          <w:u w:val="none"/>
-        </w:rPr>
-      </w:pPr>
-      <w:r>
-        <w:rPr>
-          <w:sz w:val="24"/>
-          <w:szCs w:val="24"/>
-          <w:rtl w:val="0"/>
-        </w:rPr>
-        <w:t xml:space="preserve">Communication plan</w:t>
-      </w:r>
-    </w:p>
-    <w:p>
-      <w:pPr>
-        <w:numPr>
-          <w:ilvl w:val="1"/>
-          <w:numId w:val="5"/>
-        </w:numPr>
-        <w:ind w:left="1440" w:hanging="360"/>
-        <w:rPr>
-          <w:sz w:val="24"/>
-          <w:szCs w:val="24"/>
-          <w:u w:val="none"/>
-        </w:rPr>
-      </w:pPr>
-      <w:r>
-        <w:rPr>
-          <w:sz w:val="24"/>
-          <w:szCs w:val="24"/>
-          <w:rtl w:val="0"/>
-        </w:rPr>
-        <w:t xml:space="preserve">Discord for general things</w:t>
-      </w:r>
-    </w:p>
-    <w:p>
-      <w:pPr>
-        <w:numPr>
-          <w:ilvl w:val="1"/>
-          <w:numId w:val="5"/>
-        </w:numPr>
-        <w:ind w:left="1440" w:hanging="360"/>
-        <w:rPr>
-          <w:sz w:val="24"/>
-          <w:szCs w:val="24"/>
-          <w:u w:val="none"/>
-        </w:rPr>
-      </w:pPr>
-      <w:r>
-        <w:rPr>
-          <w:sz w:val="24"/>
-          <w:szCs w:val="24"/>
-          <w:rtl w:val="0"/>
-        </w:rPr>
-        <w:t xml:space="preserve">Email when necessary</w:t>
-      </w:r>
-    </w:p>
-    <w:p>
-      <w:pPr>
-        <w:numPr>
-          <w:ilvl w:val="1"/>
-          <w:numId w:val="5"/>
-        </w:numPr>
-        <w:ind w:left="1440" w:hanging="360"/>
-        <w:rPr>
-          <w:sz w:val="24"/>
-          <w:szCs w:val="24"/>
-          <w:u w:val="none"/>
-        </w:rPr>
-      </w:pPr>
-      <w:r>
-        <w:rPr>
-          <w:sz w:val="24"/>
-          <w:szCs w:val="24"/>
-          <w:rtl w:val="0"/>
-        </w:rPr>
-        <w:t xml:space="preserve">Possibly Google Meet/Zoom</w:t>
-      </w:r>
-    </w:p>
-    <w:p>
-      <w:pPr>
-        <w:numPr>
-          <w:ilvl w:val="0"/>
-          <w:numId w:val="5"/>
-        </w:numPr>
-        <w:ind w:left="720" w:hanging="360"/>
-        <w:rPr>
-          <w:sz w:val="24"/>
-          <w:szCs w:val="24"/>
-        </w:rPr>
-      </w:pPr>
-      <w:r>
-        <w:rPr>
-          <w:sz w:val="24"/>
-          <w:szCs w:val="24"/>
-          <w:rtl w:val="0"/>
-        </w:rPr>
-        <w:t xml:space="preserve">Team Roles ~ tentative atm</w:t>
-      </w:r>
-    </w:p>
-    <w:p>
-      <w:pPr>
-        <w:numPr>
-          <w:ilvl w:val="1"/>
-          <w:numId w:val="5"/>
-        </w:numPr>
-        <w:ind w:left="1440" w:hanging="360"/>
-        <w:rPr>
-          <w:sz w:val="24"/>
-          <w:szCs w:val="24"/>
-          <w:u w:val="none"/>
-        </w:rPr>
-      </w:pPr>
-      <w:r>
-        <w:rPr>
-          <w:sz w:val="24"/>
-          <w:szCs w:val="24"/>
-          <w:rtl w:val="0"/>
-        </w:rPr>
-        <w:t xml:space="preserve">Sara: Design &amp; Implementation</w:t>
-      </w:r>
-    </w:p>
-    <w:p>
-      <w:pPr>
-        <w:numPr>
-          <w:ilvl w:val="1"/>
-          <w:numId w:val="5"/>
-        </w:numPr>
-        <w:ind w:left="1440" w:hanging="360"/>
-        <w:rPr>
-          <w:sz w:val="24"/>
-          <w:szCs w:val="24"/>
-          <w:u w:val="none"/>
-        </w:rPr>
-      </w:pPr>
-      <w:r>
-        <w:rPr>
-          <w:sz w:val="24"/>
-          <w:szCs w:val="24"/>
-          <w:rtl w:val="0"/>
-        </w:rPr>
-        <w:t xml:space="preserve">Kimleng: Team Lead</w:t>
-      </w:r>
-    </w:p>
-    <w:p>
-      <w:pPr>
-        <w:numPr>
-          <w:ilvl w:val="1"/>
-          <w:numId w:val="5"/>
-        </w:numPr>
-        <w:ind w:left="1440" w:hanging="360"/>
-        <w:rPr>
-          <w:sz w:val="24"/>
-          <w:szCs w:val="24"/>
-          <w:u w:val="none"/>
-        </w:rPr>
-      </w:pPr>
-      <w:r>
-        <w:rPr>
-          <w:sz w:val="24"/>
-          <w:szCs w:val="24"/>
-          <w:rtl w:val="0"/>
-        </w:rPr>
-        <w:t xml:space="preserve">Krizma: Requirements</w:t>
-      </w:r>
-    </w:p>
-    <w:p>
-      <w:pPr>
-        <w:numPr>
-          <w:ilvl w:val="1"/>
-          <w:numId w:val="5"/>
-        </w:numPr>
-        <w:ind w:left="1440" w:hanging="360"/>
-        <w:rPr>
-          <w:sz w:val="24"/>
-          <w:szCs w:val="24"/>
-          <w:u w:val="none"/>
-        </w:rPr>
-      </w:pPr>
-      <w:r>
-        <w:rPr>
-          <w:sz w:val="24"/>
-          <w:szCs w:val="24"/>
-          <w:rtl w:val="0"/>
-        </w:rPr>
-        <w:t xml:space="preserve">Andy: Configuration</w:t>
-      </w:r>
-    </w:p>
-    <w:p>
-      <w:pPr>
-        <w:rPr>
-          <w:b w:val="1"/>
-          <w:bCs w:val="1"/>
-          <w:sz w:val="24"/>
-          <w:szCs w:val="24"/>
-        </w:rPr>
-      </w:pPr>
-      <w:r>
-        <w:rPr>
-          <w:rtl w:val="0"/>
-        </w:rPr>
-      </w:r>
-    </w:p>
-    <w:p>
-      <w:pPr>
-        <w:rPr>
-          <w:b w:val="1"/>
-          <w:bCs w:val="1"/>
-          <w:sz w:val="24"/>
-          <w:szCs w:val="24"/>
-        </w:rPr>
-      </w:pPr>
-      <w:r>
-        <w:rPr>
-          <w:b w:val="1"/>
-          <w:bCs w:val="1"/>
-          <w:sz w:val="24"/>
-          <w:szCs w:val="24"/>
-          <w:rtl w:val="0"/>
-        </w:rPr>
-        <w:t xml:space="preserve">Action Items:</w:t>
       </w:r>
     </w:p>
     <w:p>
@@ -3011,6 +4679,281 @@
         <w:numPr>
           <w:ilvl w:val="0"/>
           <w:numId w:val="6"/>
+        </w:numPr>
+        <w:ind w:left="720" w:hanging="360"/>
+        <w:rPr>
+          <w:sz w:val="24"/>
+          <w:szCs w:val="24"/>
+        </w:rPr>
+      </w:pPr>
+      <w:r>
+        <w:rPr>
+          <w:sz w:val="24"/>
+          <w:szCs w:val="24"/>
+          <w:rtl w:val="0"/>
+        </w:rPr>
+        <w:t xml:space="preserve">Project topic: POS dashboard</w:t>
+      </w:r>
+    </w:p>
+    <w:p>
+      <w:pPr>
+        <w:numPr>
+          <w:ilvl w:val="1"/>
+          <w:numId w:val="6"/>
+        </w:numPr>
+        <w:ind w:left="1440" w:hanging="360"/>
+        <w:rPr>
+          <w:sz w:val="24"/>
+          <w:szCs w:val="24"/>
+          <w:u w:val="none"/>
+        </w:rPr>
+      </w:pPr>
+      <w:r>
+        <w:rPr>
+          <w:sz w:val="24"/>
+          <w:szCs w:val="24"/>
+          <w:rtl w:val="0"/>
+        </w:rPr>
+        <w:t xml:space="preserve">Use Kimleng’s previous project on github as a starting point</w:t>
+      </w:r>
+    </w:p>
+    <w:p>
+      <w:pPr>
+        <w:numPr>
+          <w:ilvl w:val="0"/>
+          <w:numId w:val="6"/>
+        </w:numPr>
+        <w:ind w:left="720" w:hanging="360"/>
+        <w:rPr>
+          <w:sz w:val="24"/>
+          <w:szCs w:val="24"/>
+          <w:u w:val="none"/>
+        </w:rPr>
+      </w:pPr>
+      <w:r>
+        <w:rPr>
+          <w:sz w:val="24"/>
+          <w:szCs w:val="24"/>
+          <w:rtl w:val="0"/>
+        </w:rPr>
+        <w:t xml:space="preserve">Communication plan</w:t>
+      </w:r>
+    </w:p>
+    <w:p>
+      <w:pPr>
+        <w:numPr>
+          <w:ilvl w:val="1"/>
+          <w:numId w:val="6"/>
+        </w:numPr>
+        <w:ind w:left="1440" w:hanging="360"/>
+        <w:rPr>
+          <w:sz w:val="24"/>
+          <w:szCs w:val="24"/>
+          <w:u w:val="none"/>
+        </w:rPr>
+      </w:pPr>
+      <w:r>
+        <w:rPr>
+          <w:sz w:val="24"/>
+          <w:szCs w:val="24"/>
+          <w:rtl w:val="0"/>
+        </w:rPr>
+        <w:t xml:space="preserve">Discord for general things</w:t>
+      </w:r>
+    </w:p>
+    <w:p>
+      <w:pPr>
+        <w:numPr>
+          <w:ilvl w:val="1"/>
+          <w:numId w:val="6"/>
+        </w:numPr>
+        <w:ind w:left="1440" w:hanging="360"/>
+        <w:rPr>
+          <w:sz w:val="24"/>
+          <w:szCs w:val="24"/>
+          <w:u w:val="none"/>
+        </w:rPr>
+      </w:pPr>
+      <w:r>
+        <w:rPr>
+          <w:sz w:val="24"/>
+          <w:szCs w:val="24"/>
+          <w:rtl w:val="0"/>
+        </w:rPr>
+        <w:t xml:space="preserve">Email when necessary</w:t>
+      </w:r>
+    </w:p>
+    <w:p>
+      <w:pPr>
+        <w:numPr>
+          <w:ilvl w:val="1"/>
+          <w:numId w:val="6"/>
+        </w:numPr>
+        <w:ind w:left="1440" w:hanging="360"/>
+        <w:rPr>
+          <w:sz w:val="24"/>
+          <w:szCs w:val="24"/>
+          <w:u w:val="none"/>
+        </w:rPr>
+      </w:pPr>
+      <w:r>
+        <w:rPr>
+          <w:sz w:val="24"/>
+          <w:szCs w:val="24"/>
+          <w:rtl w:val="0"/>
+        </w:rPr>
+        <w:t xml:space="preserve">Possibly Google Meet/Zoom</w:t>
+      </w:r>
+    </w:p>
+    <w:p>
+      <w:pPr>
+        <w:numPr>
+          <w:ilvl w:val="0"/>
+          <w:numId w:val="6"/>
+        </w:numPr>
+        <w:ind w:left="720" w:hanging="360"/>
+        <w:rPr>
+          <w:sz w:val="24"/>
+          <w:szCs w:val="24"/>
+        </w:rPr>
+      </w:pPr>
+      <w:r>
+        <w:rPr>
+          <w:sz w:val="24"/>
+          <w:szCs w:val="24"/>
+          <w:rtl w:val="0"/>
+        </w:rPr>
+        <w:t xml:space="preserve">Team Roles ~ tentative atm</w:t>
+      </w:r>
+    </w:p>
+    <w:p>
+      <w:pPr>
+        <w:numPr>
+          <w:ilvl w:val="1"/>
+          <w:numId w:val="6"/>
+        </w:numPr>
+        <w:ind w:left="1440" w:hanging="360"/>
+        <w:rPr>
+          <w:sz w:val="24"/>
+          <w:szCs w:val="24"/>
+          <w:u w:val="none"/>
+        </w:rPr>
+      </w:pPr>
+      <w:r>
+        <w:rPr>
+          <w:sz w:val="24"/>
+          <w:szCs w:val="24"/>
+          <w:rtl w:val="0"/>
+        </w:rPr>
+        <w:t xml:space="preserve">Sara: Design &amp; Implementation</w:t>
+      </w:r>
+    </w:p>
+    <w:p>
+      <w:pPr>
+        <w:numPr>
+          <w:ilvl w:val="1"/>
+          <w:numId w:val="6"/>
+        </w:numPr>
+        <w:ind w:left="1440" w:hanging="360"/>
+        <w:rPr>
+          <w:sz w:val="24"/>
+          <w:szCs w:val="24"/>
+          <w:u w:val="none"/>
+        </w:rPr>
+      </w:pPr>
+      <w:r>
+        <w:rPr>
+          <w:sz w:val="24"/>
+          <w:szCs w:val="24"/>
+          <w:rtl w:val="0"/>
+        </w:rPr>
+        <w:t xml:space="preserve">Kimleng: Team Lead</w:t>
+      </w:r>
+    </w:p>
+    <w:p>
+      <w:pPr>
+        <w:numPr>
+          <w:ilvl w:val="1"/>
+          <w:numId w:val="6"/>
+        </w:numPr>
+        <w:ind w:left="1440" w:hanging="360"/>
+        <w:rPr>
+          <w:sz w:val="24"/>
+          <w:szCs w:val="24"/>
+          <w:u w:val="none"/>
+        </w:rPr>
+      </w:pPr>
+      <w:r>
+        <w:rPr>
+          <w:sz w:val="24"/>
+          <w:szCs w:val="24"/>
+          <w:rtl w:val="0"/>
+        </w:rPr>
+        <w:t xml:space="preserve">Krizma: Requirements</w:t>
+      </w:r>
+    </w:p>
+    <w:p>
+      <w:pPr>
+        <w:numPr>
+          <w:ilvl w:val="1"/>
+          <w:numId w:val="6"/>
+        </w:numPr>
+        <w:ind w:left="1440" w:hanging="360"/>
+        <w:rPr>
+          <w:sz w:val="24"/>
+          <w:szCs w:val="24"/>
+          <w:u w:val="none"/>
+        </w:rPr>
+      </w:pPr>
+      <w:r>
+        <w:rPr>
+          <w:sz w:val="24"/>
+          <w:szCs w:val="24"/>
+          <w:rtl w:val="0"/>
+        </w:rPr>
+        <w:t xml:space="preserve">Andy: Configuration</w:t>
+      </w:r>
+    </w:p>
+    <w:p>
+      <w:pPr>
+        <w:rPr>
+          <w:b w:val="1"/>
+          <w:bCs w:val="1"/>
+          <w:sz w:val="24"/>
+          <w:szCs w:val="24"/>
+        </w:rPr>
+      </w:pPr>
+      <w:r>
+        <w:rPr>
+          <w:rtl w:val="0"/>
+        </w:rPr>
+      </w:r>
+    </w:p>
+    <w:p>
+      <w:pPr>
+        <w:rPr>
+          <w:b w:val="1"/>
+          <w:bCs w:val="1"/>
+          <w:sz w:val="24"/>
+          <w:szCs w:val="24"/>
+        </w:rPr>
+      </w:pPr>
+      <w:r>
+        <w:rPr>
+          <w:b w:val="1"/>
+          <w:bCs w:val="1"/>
+          <w:sz w:val="24"/>
+          <w:szCs w:val="24"/>
+          <w:rtl w:val="0"/>
+        </w:rPr>
+        <w:t xml:space="preserve">Action Items:</w:t>
+      </w:r>
+    </w:p>
+    <w:p>
+      <w:pPr>
+        <w:numPr>
+          <w:ilvl w:val="0"/>
+          <w:numId w:val="7"/>
         </w:numPr>
         <w:ind w:left="720" w:hanging="360"/>
         <w:rPr>
@@ -3052,7 +4995,7 @@
       <w:pPr>
         <w:numPr>
           <w:ilvl w:val="0"/>
-          <w:numId w:val="6"/>
+          <w:numId w:val="7"/>
         </w:numPr>
         <w:ind w:left="720" w:hanging="360"/>
         <w:rPr>
@@ -3567,7 +5510,7 @@
     <w:lvl w:ilvl="0">
       <w:start w:val="1"/>
       <w:numFmt w:val="bullet"/>
-      <w:lvlText w:val="-"/>
+      <w:lvlText w:val="●"/>
       <w:lvlJc w:val="left"/>
       <w:pPr>
         <w:ind w:left="720" w:hanging="360"/>
@@ -3579,7 +5522,7 @@
     <w:lvl w:ilvl="1">
       <w:start w:val="1"/>
       <w:numFmt w:val="bullet"/>
-      <w:lvlText w:val="-"/>
+      <w:lvlText w:val="○"/>
       <w:lvlJc w:val="left"/>
       <w:pPr>
         <w:ind w:left="1440" w:hanging="360"/>
@@ -3591,7 +5534,7 @@
     <w:lvl w:ilvl="2">
       <w:start w:val="1"/>
       <w:numFmt w:val="bullet"/>
-      <w:lvlText w:val="-"/>
+      <w:lvlText w:val="■"/>
       <w:lvlJc w:val="left"/>
       <w:pPr>
         <w:ind w:left="2160" w:hanging="360"/>
@@ -3603,7 +5546,7 @@
     <w:lvl w:ilvl="3">
       <w:start w:val="1"/>
       <w:numFmt w:val="bullet"/>
-      <w:lvlText w:val="-"/>
+      <w:lvlText w:val="●"/>
       <w:lvlJc w:val="left"/>
       <w:pPr>
         <w:ind w:left="2880" w:hanging="360"/>
@@ -3615,7 +5558,7 @@
     <w:lvl w:ilvl="4">
       <w:start w:val="1"/>
       <w:numFmt w:val="bullet"/>
-      <w:lvlText w:val="-"/>
+      <w:lvlText w:val="○"/>
       <w:lvlJc w:val="left"/>
       <w:pPr>
         <w:ind w:left="3600" w:hanging="360"/>
@@ -3627,7 +5570,7 @@
     <w:lvl w:ilvl="5">
       <w:start w:val="1"/>
       <w:numFmt w:val="bullet"/>
-      <w:lvlText w:val="-"/>
+      <w:lvlText w:val="■"/>
       <w:lvlJc w:val="left"/>
       <w:pPr>
         <w:ind w:left="4320" w:hanging="360"/>
@@ -3639,7 +5582,7 @@
     <w:lvl w:ilvl="6">
       <w:start w:val="1"/>
       <w:numFmt w:val="bullet"/>
-      <w:lvlText w:val="-"/>
+      <w:lvlText w:val="●"/>
       <w:lvlJc w:val="left"/>
       <w:pPr>
         <w:ind w:left="5040" w:hanging="360"/>
@@ -3651,7 +5594,7 @@
     <w:lvl w:ilvl="7">
       <w:start w:val="1"/>
       <w:numFmt w:val="bullet"/>
-      <w:lvlText w:val="-"/>
+      <w:lvlText w:val="○"/>
       <w:lvlJc w:val="left"/>
       <w:pPr>
         <w:ind w:left="5760" w:hanging="360"/>
@@ -3663,7 +5606,7 @@
     <w:lvl w:ilvl="8">
       <w:start w:val="1"/>
       <w:numFmt w:val="bullet"/>
-      <w:lvlText w:val="-"/>
+      <w:lvlText w:val="■"/>
       <w:lvlJc w:val="left"/>
       <w:pPr>
         <w:ind w:left="6480" w:hanging="360"/>
@@ -3896,8 +5839,8 @@
   <w:abstractNum w:abstractNumId="8">
     <w:lvl w:ilvl="0">
       <w:start w:val="1"/>
-      <w:numFmt w:val="bullet"/>
-      <w:lvlText w:val="-"/>
+      <w:numFmt w:val="decimal"/>
+      <w:lvlText w:val="%1."/>
       <w:lvlJc w:val="left"/>
       <w:pPr>
         <w:ind w:left="720" w:hanging="360"/>
@@ -3908,8 +5851,8 @@
     </w:lvl>
     <w:lvl w:ilvl="1">
       <w:start w:val="1"/>
-      <w:numFmt w:val="bullet"/>
-      <w:lvlText w:val="-"/>
+      <w:numFmt w:val="lowerLetter"/>
+      <w:lvlText w:val="%2."/>
       <w:lvlJc w:val="left"/>
       <w:pPr>
         <w:ind w:left="1440" w:hanging="360"/>
@@ -3920,9 +5863,9 @@
     </w:lvl>
     <w:lvl w:ilvl="2">
       <w:start w:val="1"/>
-      <w:numFmt w:val="bullet"/>
-      <w:lvlText w:val="-"/>
-      <w:lvlJc w:val="left"/>
+      <w:numFmt w:val="lowerRoman"/>
+      <w:lvlText w:val="%3."/>
+      <w:lvlJc w:val="right"/>
       <w:pPr>
         <w:ind w:left="2160" w:hanging="360"/>
       </w:pPr>
@@ -3932,8 +5875,8 @@
     </w:lvl>
     <w:lvl w:ilvl="3">
       <w:start w:val="1"/>
-      <w:numFmt w:val="bullet"/>
-      <w:lvlText w:val="-"/>
+      <w:numFmt w:val="decimal"/>
+      <w:lvlText w:val="%4."/>
       <w:lvlJc w:val="left"/>
       <w:pPr>
         <w:ind w:left="2880" w:hanging="360"/>
@@ -3944,8 +5887,8 @@
     </w:lvl>
     <w:lvl w:ilvl="4">
       <w:start w:val="1"/>
-      <w:numFmt w:val="bullet"/>
-      <w:lvlText w:val="-"/>
+      <w:numFmt w:val="lowerLetter"/>
+      <w:lvlText w:val="%5."/>
       <w:lvlJc w:val="left"/>
       <w:pPr>
         <w:ind w:left="3600" w:hanging="360"/>
@@ -3956,9 +5899,9 @@
     </w:lvl>
     <w:lvl w:ilvl="5">
       <w:start w:val="1"/>
-      <w:numFmt w:val="bullet"/>
-      <w:lvlText w:val="-"/>
-      <w:lvlJc w:val="left"/>
+      <w:numFmt w:val="lowerRoman"/>
+      <w:lvlText w:val="%6."/>
+      <w:lvlJc w:val="right"/>
       <w:pPr>
         <w:ind w:left="4320" w:hanging="360"/>
       </w:pPr>
@@ -3968,8 +5911,8 @@
     </w:lvl>
     <w:lvl w:ilvl="6">
       <w:start w:val="1"/>
-      <w:numFmt w:val="bullet"/>
-      <w:lvlText w:val="-"/>
+      <w:numFmt w:val="decimal"/>
+      <w:lvlText w:val="%7."/>
       <w:lvlJc w:val="left"/>
       <w:pPr>
         <w:ind w:left="5040" w:hanging="360"/>
@@ -3980,8 +5923,8 @@
     </w:lvl>
     <w:lvl w:ilvl="7">
       <w:start w:val="1"/>
-      <w:numFmt w:val="bullet"/>
-      <w:lvlText w:val="-"/>
+      <w:numFmt w:val="lowerLetter"/>
+      <w:lvlText w:val="%8."/>
       <w:lvlJc w:val="left"/>
       <w:pPr>
         <w:ind w:left="5760" w:hanging="360"/>
@@ -3992,9 +5935,9 @@
     </w:lvl>
     <w:lvl w:ilvl="8">
       <w:start w:val="1"/>
-      <w:numFmt w:val="bullet"/>
-      <w:lvlText w:val="-"/>
-      <w:lvlJc w:val="left"/>
+      <w:numFmt w:val="lowerRoman"/>
+      <w:lvlText w:val="%9."/>
+      <w:lvlJc w:val="right"/>
       <w:pPr>
         <w:ind w:left="6480" w:hanging="360"/>
       </w:pPr>
@@ -4007,7 +5950,7 @@
     <w:lvl w:ilvl="0">
       <w:start w:val="1"/>
       <w:numFmt w:val="bullet"/>
-      <w:lvlText w:val="-"/>
+      <w:lvlText w:val="●"/>
       <w:lvlJc w:val="left"/>
       <w:pPr>
         <w:ind w:left="720" w:hanging="360"/>
@@ -4019,7 +5962,7 @@
     <w:lvl w:ilvl="1">
       <w:start w:val="1"/>
       <w:numFmt w:val="bullet"/>
-      <w:lvlText w:val="-"/>
+      <w:lvlText w:val="○"/>
       <w:lvlJc w:val="left"/>
       <w:pPr>
         <w:ind w:left="1440" w:hanging="360"/>
@@ -4031,7 +5974,7 @@
     <w:lvl w:ilvl="2">
       <w:start w:val="1"/>
       <w:numFmt w:val="bullet"/>
-      <w:lvlText w:val="-"/>
+      <w:lvlText w:val="■"/>
       <w:lvlJc w:val="left"/>
       <w:pPr>
         <w:ind w:left="2160" w:hanging="360"/>
@@ -4043,7 +5986,7 @@
     <w:lvl w:ilvl="3">
       <w:start w:val="1"/>
       <w:numFmt w:val="bullet"/>
-      <w:lvlText w:val="-"/>
+      <w:lvlText w:val="●"/>
       <w:lvlJc w:val="left"/>
       <w:pPr>
         <w:ind w:left="2880" w:hanging="360"/>
@@ -4055,7 +5998,7 @@
     <w:lvl w:ilvl="4">
       <w:start w:val="1"/>
       <w:numFmt w:val="bullet"/>
-      <w:lvlText w:val="-"/>
+      <w:lvlText w:val="○"/>
       <w:lvlJc w:val="left"/>
       <w:pPr>
         <w:ind w:left="3600" w:hanging="360"/>
@@ -4067,7 +6010,7 @@
     <w:lvl w:ilvl="5">
       <w:start w:val="1"/>
       <w:numFmt w:val="bullet"/>
-      <w:lvlText w:val="-"/>
+      <w:lvlText w:val="■"/>
       <w:lvlJc w:val="left"/>
       <w:pPr>
         <w:ind w:left="4320" w:hanging="360"/>
@@ -4079,7 +6022,7 @@
     <w:lvl w:ilvl="6">
       <w:start w:val="1"/>
       <w:numFmt w:val="bullet"/>
-      <w:lvlText w:val="-"/>
+      <w:lvlText w:val="●"/>
       <w:lvlJc w:val="left"/>
       <w:pPr>
         <w:ind w:left="5040" w:hanging="360"/>
@@ -4091,7 +6034,7 @@
     <w:lvl w:ilvl="7">
       <w:start w:val="1"/>
       <w:numFmt w:val="bullet"/>
-      <w:lvlText w:val="-"/>
+      <w:lvlText w:val="○"/>
       <w:lvlJc w:val="left"/>
       <w:pPr>
         <w:ind w:left="5760" w:hanging="360"/>
@@ -4103,7 +6046,777 @@
     <w:lvl w:ilvl="8">
       <w:start w:val="1"/>
       <w:numFmt w:val="bullet"/>
-      <w:lvlText w:val="-"/>
+      <w:lvlText w:val="■"/>
+      <w:lvlJc w:val="left"/>
+      <w:pPr>
+        <w:ind w:left="6480" w:hanging="360"/>
+      </w:pPr>
+      <w:rPr>
+        <w:u w:val="none"/>
+      </w:rPr>
+    </w:lvl>
+  </w:abstractNum>
+  <w:abstractNum w:abstractNumId="10">
+    <w:lvl w:ilvl="0">
+      <w:start w:val="1"/>
+      <w:numFmt w:val="bullet"/>
+      <w:lvlText w:val="-"/>
+      <w:lvlJc w:val="left"/>
+      <w:pPr>
+        <w:ind w:left="720" w:hanging="360"/>
+      </w:pPr>
+      <w:rPr>
+        <w:u w:val="none"/>
+      </w:rPr>
+    </w:lvl>
+    <w:lvl w:ilvl="1">
+      <w:start w:val="1"/>
+      <w:numFmt w:val="bullet"/>
+      <w:lvlText w:val="-"/>
+      <w:lvlJc w:val="left"/>
+      <w:pPr>
+        <w:ind w:left="1440" w:hanging="360"/>
+      </w:pPr>
+      <w:rPr>
+        <w:u w:val="none"/>
+      </w:rPr>
+    </w:lvl>
+    <w:lvl w:ilvl="2">
+      <w:start w:val="1"/>
+      <w:numFmt w:val="bullet"/>
+      <w:lvlText w:val="-"/>
+      <w:lvlJc w:val="left"/>
+      <w:pPr>
+        <w:ind w:left="2160" w:hanging="360"/>
+      </w:pPr>
+      <w:rPr>
+        <w:u w:val="none"/>
+      </w:rPr>
+    </w:lvl>
+    <w:lvl w:ilvl="3">
+      <w:start w:val="1"/>
+      <w:numFmt w:val="bullet"/>
+      <w:lvlText w:val="-"/>
+      <w:lvlJc w:val="left"/>
+      <w:pPr>
+        <w:ind w:left="2880" w:hanging="360"/>
+      </w:pPr>
+      <w:rPr>
+        <w:u w:val="none"/>
+      </w:rPr>
+    </w:lvl>
+    <w:lvl w:ilvl="4">
+      <w:start w:val="1"/>
+      <w:numFmt w:val="bullet"/>
+      <w:lvlText w:val="-"/>
+      <w:lvlJc w:val="left"/>
+      <w:pPr>
+        <w:ind w:left="3600" w:hanging="360"/>
+      </w:pPr>
+      <w:rPr>
+        <w:u w:val="none"/>
+      </w:rPr>
+    </w:lvl>
+    <w:lvl w:ilvl="5">
+      <w:start w:val="1"/>
+      <w:numFmt w:val="bullet"/>
+      <w:lvlText w:val="-"/>
+      <w:lvlJc w:val="left"/>
+      <w:pPr>
+        <w:ind w:left="4320" w:hanging="360"/>
+      </w:pPr>
+      <w:rPr>
+        <w:u w:val="none"/>
+      </w:rPr>
+    </w:lvl>
+    <w:lvl w:ilvl="6">
+      <w:start w:val="1"/>
+      <w:numFmt w:val="bullet"/>
+      <w:lvlText w:val="-"/>
+      <w:lvlJc w:val="left"/>
+      <w:pPr>
+        <w:ind w:left="5040" w:hanging="360"/>
+      </w:pPr>
+      <w:rPr>
+        <w:u w:val="none"/>
+      </w:rPr>
+    </w:lvl>
+    <w:lvl w:ilvl="7">
+      <w:start w:val="1"/>
+      <w:numFmt w:val="bullet"/>
+      <w:lvlText w:val="-"/>
+      <w:lvlJc w:val="left"/>
+      <w:pPr>
+        <w:ind w:left="5760" w:hanging="360"/>
+      </w:pPr>
+      <w:rPr>
+        <w:u w:val="none"/>
+      </w:rPr>
+    </w:lvl>
+    <w:lvl w:ilvl="8">
+      <w:start w:val="1"/>
+      <w:numFmt w:val="bullet"/>
+      <w:lvlText w:val="-"/>
+      <w:lvlJc w:val="left"/>
+      <w:pPr>
+        <w:ind w:left="6480" w:hanging="360"/>
+      </w:pPr>
+      <w:rPr>
+        <w:u w:val="none"/>
+      </w:rPr>
+    </w:lvl>
+  </w:abstractNum>
+  <w:abstractNum w:abstractNumId="11">
+    <w:lvl w:ilvl="0">
+      <w:start w:val="1"/>
+      <w:numFmt w:val="bullet"/>
+      <w:lvlText w:val="-"/>
+      <w:lvlJc w:val="left"/>
+      <w:pPr>
+        <w:ind w:left="720" w:hanging="360"/>
+      </w:pPr>
+      <w:rPr>
+        <w:u w:val="none"/>
+      </w:rPr>
+    </w:lvl>
+    <w:lvl w:ilvl="1">
+      <w:start w:val="1"/>
+      <w:numFmt w:val="bullet"/>
+      <w:lvlText w:val="-"/>
+      <w:lvlJc w:val="left"/>
+      <w:pPr>
+        <w:ind w:left="1440" w:hanging="360"/>
+      </w:pPr>
+      <w:rPr>
+        <w:u w:val="none"/>
+      </w:rPr>
+    </w:lvl>
+    <w:lvl w:ilvl="2">
+      <w:start w:val="1"/>
+      <w:numFmt w:val="bullet"/>
+      <w:lvlText w:val="-"/>
+      <w:lvlJc w:val="left"/>
+      <w:pPr>
+        <w:ind w:left="2160" w:hanging="360"/>
+      </w:pPr>
+      <w:rPr>
+        <w:u w:val="none"/>
+      </w:rPr>
+    </w:lvl>
+    <w:lvl w:ilvl="3">
+      <w:start w:val="1"/>
+      <w:numFmt w:val="bullet"/>
+      <w:lvlText w:val="-"/>
+      <w:lvlJc w:val="left"/>
+      <w:pPr>
+        <w:ind w:left="2880" w:hanging="360"/>
+      </w:pPr>
+      <w:rPr>
+        <w:u w:val="none"/>
+      </w:rPr>
+    </w:lvl>
+    <w:lvl w:ilvl="4">
+      <w:start w:val="1"/>
+      <w:numFmt w:val="bullet"/>
+      <w:lvlText w:val="-"/>
+      <w:lvlJc w:val="left"/>
+      <w:pPr>
+        <w:ind w:left="3600" w:hanging="360"/>
+      </w:pPr>
+      <w:rPr>
+        <w:u w:val="none"/>
+      </w:rPr>
+    </w:lvl>
+    <w:lvl w:ilvl="5">
+      <w:start w:val="1"/>
+      <w:numFmt w:val="bullet"/>
+      <w:lvlText w:val="-"/>
+      <w:lvlJc w:val="left"/>
+      <w:pPr>
+        <w:ind w:left="4320" w:hanging="360"/>
+      </w:pPr>
+      <w:rPr>
+        <w:u w:val="none"/>
+      </w:rPr>
+    </w:lvl>
+    <w:lvl w:ilvl="6">
+      <w:start w:val="1"/>
+      <w:numFmt w:val="bullet"/>
+      <w:lvlText w:val="-"/>
+      <w:lvlJc w:val="left"/>
+      <w:pPr>
+        <w:ind w:left="5040" w:hanging="360"/>
+      </w:pPr>
+      <w:rPr>
+        <w:u w:val="none"/>
+      </w:rPr>
+    </w:lvl>
+    <w:lvl w:ilvl="7">
+      <w:start w:val="1"/>
+      <w:numFmt w:val="bullet"/>
+      <w:lvlText w:val="-"/>
+      <w:lvlJc w:val="left"/>
+      <w:pPr>
+        <w:ind w:left="5760" w:hanging="360"/>
+      </w:pPr>
+      <w:rPr>
+        <w:u w:val="none"/>
+      </w:rPr>
+    </w:lvl>
+    <w:lvl w:ilvl="8">
+      <w:start w:val="1"/>
+      <w:numFmt w:val="bullet"/>
+      <w:lvlText w:val="-"/>
+      <w:lvlJc w:val="left"/>
+      <w:pPr>
+        <w:ind w:left="6480" w:hanging="360"/>
+      </w:pPr>
+      <w:rPr>
+        <w:u w:val="none"/>
+      </w:rPr>
+    </w:lvl>
+  </w:abstractNum>
+  <w:abstractNum w:abstractNumId="12">
+    <w:lvl w:ilvl="0">
+      <w:start w:val="1"/>
+      <w:numFmt w:val="bullet"/>
+      <w:lvlText w:val="●"/>
+      <w:lvlJc w:val="left"/>
+      <w:pPr>
+        <w:ind w:left="720" w:hanging="360"/>
+      </w:pPr>
+      <w:rPr>
+        <w:u w:val="none"/>
+      </w:rPr>
+    </w:lvl>
+    <w:lvl w:ilvl="1">
+      <w:start w:val="1"/>
+      <w:numFmt w:val="bullet"/>
+      <w:lvlText w:val="○"/>
+      <w:lvlJc w:val="left"/>
+      <w:pPr>
+        <w:ind w:left="1440" w:hanging="360"/>
+      </w:pPr>
+      <w:rPr>
+        <w:u w:val="none"/>
+      </w:rPr>
+    </w:lvl>
+    <w:lvl w:ilvl="2">
+      <w:start w:val="1"/>
+      <w:numFmt w:val="bullet"/>
+      <w:lvlText w:val="■"/>
+      <w:lvlJc w:val="left"/>
+      <w:pPr>
+        <w:ind w:left="2160" w:hanging="360"/>
+      </w:pPr>
+      <w:rPr>
+        <w:u w:val="none"/>
+      </w:rPr>
+    </w:lvl>
+    <w:lvl w:ilvl="3">
+      <w:start w:val="1"/>
+      <w:numFmt w:val="bullet"/>
+      <w:lvlText w:val="●"/>
+      <w:lvlJc w:val="left"/>
+      <w:pPr>
+        <w:ind w:left="2880" w:hanging="360"/>
+      </w:pPr>
+      <w:rPr>
+        <w:u w:val="none"/>
+      </w:rPr>
+    </w:lvl>
+    <w:lvl w:ilvl="4">
+      <w:start w:val="1"/>
+      <w:numFmt w:val="bullet"/>
+      <w:lvlText w:val="○"/>
+      <w:lvlJc w:val="left"/>
+      <w:pPr>
+        <w:ind w:left="3600" w:hanging="360"/>
+      </w:pPr>
+      <w:rPr>
+        <w:u w:val="none"/>
+      </w:rPr>
+    </w:lvl>
+    <w:lvl w:ilvl="5">
+      <w:start w:val="1"/>
+      <w:numFmt w:val="bullet"/>
+      <w:lvlText w:val="■"/>
+      <w:lvlJc w:val="left"/>
+      <w:pPr>
+        <w:ind w:left="4320" w:hanging="360"/>
+      </w:pPr>
+      <w:rPr>
+        <w:u w:val="none"/>
+      </w:rPr>
+    </w:lvl>
+    <w:lvl w:ilvl="6">
+      <w:start w:val="1"/>
+      <w:numFmt w:val="bullet"/>
+      <w:lvlText w:val="●"/>
+      <w:lvlJc w:val="left"/>
+      <w:pPr>
+        <w:ind w:left="5040" w:hanging="360"/>
+      </w:pPr>
+      <w:rPr>
+        <w:u w:val="none"/>
+      </w:rPr>
+    </w:lvl>
+    <w:lvl w:ilvl="7">
+      <w:start w:val="1"/>
+      <w:numFmt w:val="bullet"/>
+      <w:lvlText w:val="○"/>
+      <w:lvlJc w:val="left"/>
+      <w:pPr>
+        <w:ind w:left="5760" w:hanging="360"/>
+      </w:pPr>
+      <w:rPr>
+        <w:u w:val="none"/>
+      </w:rPr>
+    </w:lvl>
+    <w:lvl w:ilvl="8">
+      <w:start w:val="1"/>
+      <w:numFmt w:val="bullet"/>
+      <w:lvlText w:val="■"/>
+      <w:lvlJc w:val="left"/>
+      <w:pPr>
+        <w:ind w:left="6480" w:hanging="360"/>
+      </w:pPr>
+      <w:rPr>
+        <w:u w:val="none"/>
+      </w:rPr>
+    </w:lvl>
+  </w:abstractNum>
+  <w:abstractNum w:abstractNumId="13">
+    <w:lvl w:ilvl="0">
+      <w:start w:val="1"/>
+      <w:numFmt w:val="bullet"/>
+      <w:lvlText w:val="●"/>
+      <w:lvlJc w:val="left"/>
+      <w:pPr>
+        <w:ind w:left="720" w:hanging="360"/>
+      </w:pPr>
+      <w:rPr>
+        <w:u w:val="none"/>
+      </w:rPr>
+    </w:lvl>
+    <w:lvl w:ilvl="1">
+      <w:start w:val="1"/>
+      <w:numFmt w:val="bullet"/>
+      <w:lvlText w:val="○"/>
+      <w:lvlJc w:val="left"/>
+      <w:pPr>
+        <w:ind w:left="1440" w:hanging="360"/>
+      </w:pPr>
+      <w:rPr>
+        <w:u w:val="none"/>
+      </w:rPr>
+    </w:lvl>
+    <w:lvl w:ilvl="2">
+      <w:start w:val="1"/>
+      <w:numFmt w:val="bullet"/>
+      <w:lvlText w:val="■"/>
+      <w:lvlJc w:val="left"/>
+      <w:pPr>
+        <w:ind w:left="2160" w:hanging="360"/>
+      </w:pPr>
+      <w:rPr>
+        <w:u w:val="none"/>
+      </w:rPr>
+    </w:lvl>
+    <w:lvl w:ilvl="3">
+      <w:start w:val="1"/>
+      <w:numFmt w:val="bullet"/>
+      <w:lvlText w:val="●"/>
+      <w:lvlJc w:val="left"/>
+      <w:pPr>
+        <w:ind w:left="2880" w:hanging="360"/>
+      </w:pPr>
+      <w:rPr>
+        <w:u w:val="none"/>
+      </w:rPr>
+    </w:lvl>
+    <w:lvl w:ilvl="4">
+      <w:start w:val="1"/>
+      <w:numFmt w:val="bullet"/>
+      <w:lvlText w:val="○"/>
+      <w:lvlJc w:val="left"/>
+      <w:pPr>
+        <w:ind w:left="3600" w:hanging="360"/>
+      </w:pPr>
+      <w:rPr>
+        <w:u w:val="none"/>
+      </w:rPr>
+    </w:lvl>
+    <w:lvl w:ilvl="5">
+      <w:start w:val="1"/>
+      <w:numFmt w:val="bullet"/>
+      <w:lvlText w:val="■"/>
+      <w:lvlJc w:val="left"/>
+      <w:pPr>
+        <w:ind w:left="4320" w:hanging="360"/>
+      </w:pPr>
+      <w:rPr>
+        <w:u w:val="none"/>
+      </w:rPr>
+    </w:lvl>
+    <w:lvl w:ilvl="6">
+      <w:start w:val="1"/>
+      <w:numFmt w:val="bullet"/>
+      <w:lvlText w:val="●"/>
+      <w:lvlJc w:val="left"/>
+      <w:pPr>
+        <w:ind w:left="5040" w:hanging="360"/>
+      </w:pPr>
+      <w:rPr>
+        <w:u w:val="none"/>
+      </w:rPr>
+    </w:lvl>
+    <w:lvl w:ilvl="7">
+      <w:start w:val="1"/>
+      <w:numFmt w:val="bullet"/>
+      <w:lvlText w:val="○"/>
+      <w:lvlJc w:val="left"/>
+      <w:pPr>
+        <w:ind w:left="5760" w:hanging="360"/>
+      </w:pPr>
+      <w:rPr>
+        <w:u w:val="none"/>
+      </w:rPr>
+    </w:lvl>
+    <w:lvl w:ilvl="8">
+      <w:start w:val="1"/>
+      <w:numFmt w:val="bullet"/>
+      <w:lvlText w:val="■"/>
+      <w:lvlJc w:val="left"/>
+      <w:pPr>
+        <w:ind w:left="6480" w:hanging="360"/>
+      </w:pPr>
+      <w:rPr>
+        <w:u w:val="none"/>
+      </w:rPr>
+    </w:lvl>
+  </w:abstractNum>
+  <w:abstractNum w:abstractNumId="14">
+    <w:lvl w:ilvl="0">
+      <w:start w:val="1"/>
+      <w:numFmt w:val="bullet"/>
+      <w:lvlText w:val="-"/>
+      <w:lvlJc w:val="left"/>
+      <w:pPr>
+        <w:ind w:left="720" w:hanging="360"/>
+      </w:pPr>
+      <w:rPr>
+        <w:u w:val="none"/>
+      </w:rPr>
+    </w:lvl>
+    <w:lvl w:ilvl="1">
+      <w:start w:val="1"/>
+      <w:numFmt w:val="bullet"/>
+      <w:lvlText w:val="-"/>
+      <w:lvlJc w:val="left"/>
+      <w:pPr>
+        <w:ind w:left="1440" w:hanging="360"/>
+      </w:pPr>
+      <w:rPr>
+        <w:u w:val="none"/>
+      </w:rPr>
+    </w:lvl>
+    <w:lvl w:ilvl="2">
+      <w:start w:val="1"/>
+      <w:numFmt w:val="bullet"/>
+      <w:lvlText w:val="-"/>
+      <w:lvlJc w:val="left"/>
+      <w:pPr>
+        <w:ind w:left="2160" w:hanging="360"/>
+      </w:pPr>
+      <w:rPr>
+        <w:u w:val="none"/>
+      </w:rPr>
+    </w:lvl>
+    <w:lvl w:ilvl="3">
+      <w:start w:val="1"/>
+      <w:numFmt w:val="bullet"/>
+      <w:lvlText w:val="-"/>
+      <w:lvlJc w:val="left"/>
+      <w:pPr>
+        <w:ind w:left="2880" w:hanging="360"/>
+      </w:pPr>
+      <w:rPr>
+        <w:u w:val="none"/>
+      </w:rPr>
+    </w:lvl>
+    <w:lvl w:ilvl="4">
+      <w:start w:val="1"/>
+      <w:numFmt w:val="bullet"/>
+      <w:lvlText w:val="-"/>
+      <w:lvlJc w:val="left"/>
+      <w:pPr>
+        <w:ind w:left="3600" w:hanging="360"/>
+      </w:pPr>
+      <w:rPr>
+        <w:u w:val="none"/>
+      </w:rPr>
+    </w:lvl>
+    <w:lvl w:ilvl="5">
+      <w:start w:val="1"/>
+      <w:numFmt w:val="bullet"/>
+      <w:lvlText w:val="-"/>
+      <w:lvlJc w:val="left"/>
+      <w:pPr>
+        <w:ind w:left="4320" w:hanging="360"/>
+      </w:pPr>
+      <w:rPr>
+        <w:u w:val="none"/>
+      </w:rPr>
+    </w:lvl>
+    <w:lvl w:ilvl="6">
+      <w:start w:val="1"/>
+      <w:numFmt w:val="bullet"/>
+      <w:lvlText w:val="-"/>
+      <w:lvlJc w:val="left"/>
+      <w:pPr>
+        <w:ind w:left="5040" w:hanging="360"/>
+      </w:pPr>
+      <w:rPr>
+        <w:u w:val="none"/>
+      </w:rPr>
+    </w:lvl>
+    <w:lvl w:ilvl="7">
+      <w:start w:val="1"/>
+      <w:numFmt w:val="bullet"/>
+      <w:lvlText w:val="-"/>
+      <w:lvlJc w:val="left"/>
+      <w:pPr>
+        <w:ind w:left="5760" w:hanging="360"/>
+      </w:pPr>
+      <w:rPr>
+        <w:u w:val="none"/>
+      </w:rPr>
+    </w:lvl>
+    <w:lvl w:ilvl="8">
+      <w:start w:val="1"/>
+      <w:numFmt w:val="bullet"/>
+      <w:lvlText w:val="-"/>
+      <w:lvlJc w:val="left"/>
+      <w:pPr>
+        <w:ind w:left="6480" w:hanging="360"/>
+      </w:pPr>
+      <w:rPr>
+        <w:u w:val="none"/>
+      </w:rPr>
+    </w:lvl>
+  </w:abstractNum>
+  <w:abstractNum w:abstractNumId="15">
+    <w:lvl w:ilvl="0">
+      <w:start w:val="1"/>
+      <w:numFmt w:val="decimal"/>
+      <w:lvlText w:val="%1."/>
+      <w:lvlJc w:val="left"/>
+      <w:pPr>
+        <w:ind w:left="720" w:hanging="360"/>
+      </w:pPr>
+      <w:rPr>
+        <w:u w:val="none"/>
+      </w:rPr>
+    </w:lvl>
+    <w:lvl w:ilvl="1">
+      <w:start w:val="1"/>
+      <w:numFmt w:val="bullet"/>
+      <w:lvlText w:val="○"/>
+      <w:lvlJc w:val="left"/>
+      <w:pPr>
+        <w:ind w:left="1440" w:hanging="360"/>
+      </w:pPr>
+      <w:rPr>
+        <w:u w:val="none"/>
+      </w:rPr>
+    </w:lvl>
+    <w:lvl w:ilvl="2">
+      <w:start w:val="1"/>
+      <w:numFmt w:val="bullet"/>
+      <w:lvlText w:val="■"/>
+      <w:lvlJc w:val="left"/>
+      <w:pPr>
+        <w:ind w:left="2160" w:hanging="360"/>
+      </w:pPr>
+      <w:rPr>
+        <w:u w:val="none"/>
+      </w:rPr>
+    </w:lvl>
+    <w:lvl w:ilvl="3">
+      <w:start w:val="1"/>
+      <w:numFmt w:val="bullet"/>
+      <w:lvlText w:val="■"/>
+      <w:lvlJc w:val="left"/>
+      <w:pPr>
+        <w:ind w:left="2880" w:hanging="360"/>
+      </w:pPr>
+      <w:rPr>
+        <w:u w:val="none"/>
+      </w:rPr>
+    </w:lvl>
+    <w:lvl w:ilvl="4">
+      <w:start w:val="1"/>
+      <w:numFmt w:val="lowerLetter"/>
+      <w:lvlText w:val="%5."/>
+      <w:lvlJc w:val="left"/>
+      <w:pPr>
+        <w:ind w:left="3600" w:hanging="360"/>
+      </w:pPr>
+      <w:rPr>
+        <w:u w:val="none"/>
+      </w:rPr>
+    </w:lvl>
+    <w:lvl w:ilvl="5">
+      <w:start w:val="1"/>
+      <w:numFmt w:val="lowerRoman"/>
+      <w:lvlText w:val="%6."/>
+      <w:lvlJc w:val="left"/>
+      <w:pPr>
+        <w:ind w:left="4320" w:hanging="360"/>
+      </w:pPr>
+      <w:rPr>
+        <w:u w:val="none"/>
+      </w:rPr>
+    </w:lvl>
+    <w:lvl w:ilvl="6">
+      <w:start w:val="1"/>
+      <w:numFmt w:val="decimal"/>
+      <w:lvlText w:val="%7."/>
+      <w:lvlJc w:val="left"/>
+      <w:pPr>
+        <w:ind w:left="5040" w:hanging="360"/>
+      </w:pPr>
+      <w:rPr>
+        <w:u w:val="none"/>
+      </w:rPr>
+    </w:lvl>
+    <w:lvl w:ilvl="7">
+      <w:start w:val="1"/>
+      <w:numFmt w:val="lowerLetter"/>
+      <w:lvlText w:val="%8."/>
+      <w:lvlJc w:val="left"/>
+      <w:pPr>
+        <w:ind w:left="5760" w:hanging="360"/>
+      </w:pPr>
+      <w:rPr>
+        <w:u w:val="none"/>
+      </w:rPr>
+    </w:lvl>
+    <w:lvl w:ilvl="8">
+      <w:start w:val="1"/>
+      <w:numFmt w:val="lowerRoman"/>
+      <w:lvlText w:val="%9."/>
+      <w:lvlJc w:val="left"/>
+      <w:pPr>
+        <w:ind w:left="6480" w:hanging="360"/>
+      </w:pPr>
+      <w:rPr>
+        <w:u w:val="none"/>
+      </w:rPr>
+    </w:lvl>
+  </w:abstractNum>
+  <w:abstractNum w:abstractNumId="16">
+    <w:lvl w:ilvl="0">
+      <w:start w:val="1"/>
+      <w:numFmt w:val="bullet"/>
+      <w:lvlText w:val="●"/>
+      <w:lvlJc w:val="left"/>
+      <w:pPr>
+        <w:ind w:left="720" w:hanging="360"/>
+      </w:pPr>
+      <w:rPr>
+        <w:u w:val="none"/>
+      </w:rPr>
+    </w:lvl>
+    <w:lvl w:ilvl="1">
+      <w:start w:val="1"/>
+      <w:numFmt w:val="bullet"/>
+      <w:lvlText w:val="○"/>
+      <w:lvlJc w:val="left"/>
+      <w:pPr>
+        <w:ind w:left="1440" w:hanging="360"/>
+      </w:pPr>
+      <w:rPr>
+        <w:u w:val="none"/>
+      </w:rPr>
+    </w:lvl>
+    <w:lvl w:ilvl="2">
+      <w:start w:val="1"/>
+      <w:numFmt w:val="bullet"/>
+      <w:lvlText w:val="■"/>
+      <w:lvlJc w:val="left"/>
+      <w:pPr>
+        <w:ind w:left="2160" w:hanging="360"/>
+      </w:pPr>
+      <w:rPr>
+        <w:u w:val="none"/>
+      </w:rPr>
+    </w:lvl>
+    <w:lvl w:ilvl="3">
+      <w:start w:val="1"/>
+      <w:numFmt w:val="bullet"/>
+      <w:lvlText w:val="●"/>
+      <w:lvlJc w:val="left"/>
+      <w:pPr>
+        <w:ind w:left="2880" w:hanging="360"/>
+      </w:pPr>
+      <w:rPr>
+        <w:u w:val="none"/>
+      </w:rPr>
+    </w:lvl>
+    <w:lvl w:ilvl="4">
+      <w:start w:val="1"/>
+      <w:numFmt w:val="bullet"/>
+      <w:lvlText w:val="○"/>
+      <w:lvlJc w:val="left"/>
+      <w:pPr>
+        <w:ind w:left="3600" w:hanging="360"/>
+      </w:pPr>
+      <w:rPr>
+        <w:u w:val="none"/>
+      </w:rPr>
+    </w:lvl>
+    <w:lvl w:ilvl="5">
+      <w:start w:val="1"/>
+      <w:numFmt w:val="bullet"/>
+      <w:lvlText w:val="■"/>
+      <w:lvlJc w:val="left"/>
+      <w:pPr>
+        <w:ind w:left="4320" w:hanging="360"/>
+      </w:pPr>
+      <w:rPr>
+        <w:u w:val="none"/>
+      </w:rPr>
+    </w:lvl>
+    <w:lvl w:ilvl="6">
+      <w:start w:val="1"/>
+      <w:numFmt w:val="bullet"/>
+      <w:lvlText w:val="●"/>
+      <w:lvlJc w:val="left"/>
+      <w:pPr>
+        <w:ind w:left="5040" w:hanging="360"/>
+      </w:pPr>
+      <w:rPr>
+        <w:u w:val="none"/>
+      </w:rPr>
+    </w:lvl>
+    <w:lvl w:ilvl="7">
+      <w:start w:val="1"/>
+      <w:numFmt w:val="bullet"/>
+      <w:lvlText w:val="○"/>
+      <w:lvlJc w:val="left"/>
+      <w:pPr>
+        <w:ind w:left="5760" w:hanging="360"/>
+      </w:pPr>
+      <w:rPr>
+        <w:u w:val="none"/>
+      </w:rPr>
+    </w:lvl>
+    <w:lvl w:ilvl="8">
+      <w:start w:val="1"/>
+      <w:numFmt w:val="bullet"/>
+      <w:lvlText w:val="■"/>
       <w:lvlJc w:val="left"/>
       <w:pPr>
         <w:ind w:left="6480" w:hanging="360"/>
@@ -4139,6 +6852,27 @@
   </w:num>
   <w:num w:numId="9">
     <w:abstractNumId w:val="9"/>
+  </w:num>
+  <w:num w:numId="10">
+    <w:abstractNumId w:val="10"/>
+  </w:num>
+  <w:num w:numId="11">
+    <w:abstractNumId w:val="11"/>
+  </w:num>
+  <w:num w:numId="12">
+    <w:abstractNumId w:val="12"/>
+  </w:num>
+  <w:num w:numId="13">
+    <w:abstractNumId w:val="13"/>
+  </w:num>
+  <w:num w:numId="14">
+    <w:abstractNumId w:val="14"/>
+  </w:num>
+  <w:num w:numId="15">
+    <w:abstractNumId w:val="15"/>
+  </w:num>
+  <w:num w:numId="16">
+    <w:abstractNumId w:val="16"/>
   </w:num>
 </w:numbering>
 </file>
@@ -4333,6 +7067,20 @@
     </w:tblPr>
   </w:style>
   <w:style w:type="table" w:styleId="Table2">
+    <w:basedOn w:val="TableNormal"/>
+    <w:tblPr>
+      <w:tblStyleRowBandSize w:val="1"/>
+      <w:tblStyleColBandSize w:val="1"/>
+    </w:tblPr>
+  </w:style>
+  <w:style w:type="table" w:styleId="Table3">
+    <w:basedOn w:val="TableNormal"/>
+    <w:tblPr>
+      <w:tblStyleRowBandSize w:val="1"/>
+      <w:tblStyleColBandSize w:val="1"/>
+    </w:tblPr>
+  </w:style>
+  <w:style w:type="table" w:styleId="Table4">
     <w:basedOn w:val="TableNormal"/>
     <w:tblPr>
       <w:tblStyleRowBandSize w:val="1"/>
